--- a/deliverables/LadrilloUpdateDescription_L24.docx
+++ b/deliverables/LadrilloUpdateDescription_L24.docx
@@ -2,7 +2,7 @@
 <file path=word/document.xml><?xml version="1.0" encoding="utf-8"?>
 <w:document xmlns:w="http://schemas.openxmlformats.org/wordprocessingml/2006/main" xmlns:m="http://schemas.openxmlformats.org/officeDocument/2006/math" xmlns:r="http://schemas.openxmlformats.org/officeDocument/2006/relationships" xmlns:o="urn:schemas-microsoft-com:office:office" xmlns:v="urn:schemas-microsoft-com:vml" xmlns:w10="urn:schemas-microsoft-com:office:word" xmlns:a="http://schemas.openxmlformats.org/drawingml/2006/main" xmlns:pic="http://schemas.openxmlformats.org/drawingml/2006/picture" xmlns:wp="http://schemas.openxmlformats.org/drawingml/2006/wordprocessingDrawing">
   <w:body>
-    <w:bookmarkStart w:id="35" w:name="ladrillo-l24"/>
+    <w:bookmarkStart w:id="46" w:name="ladrillo-l24"/>
     <w:p>
       <w:pPr>
         <w:pStyle w:val="Heading1"/>
@@ -3473,7 +3473,7 @@
       </w:r>
     </w:p>
     <w:bookmarkEnd w:id="17"/>
-    <w:bookmarkStart w:id="34" w:name="ladrillo-projection-comparison"/>
+    <w:bookmarkStart w:id="45" w:name="ladrillo-projection-comparison"/>
     <w:p>
       <w:pPr>
         <w:pStyle w:val="Heading2"/>
@@ -3485,24 +3485,479 @@
     <w:p>
       <w:pPr>
         <w:pStyle w:val="FirstParagraph"/>
+      </w:pPr>
+      <w:r>
+        <w:t xml:space="preserve">The van Vuuren markers are the</w:t>
+      </w:r>
+      <w:r>
+        <w:t xml:space="preserve"> </w:t>
+      </w:r>
+      <w:r>
+        <w:rPr>
+          <w:b/>
+          <w:bCs/>
+        </w:rPr>
+        <w:t xml:space="preserve">primary</w:t>
+      </w:r>
+      <w:r>
+        <w:t xml:space="preserve"> </w:t>
+      </w:r>
+      <w:r>
+        <w:t xml:space="preserve">comparison; the SSPs are shown as a secondary set and</w:t>
+      </w:r>
+      <w:r>
+        <w:t xml:space="preserve"> </w:t>
+      </w:r>
+      <w:r>
+        <w:t xml:space="preserve">also serve as the control, being the only scenarios with a prior result to check the pipeline</w:t>
+      </w:r>
+      <w:r>
+        <w:t xml:space="preserve"> </w:t>
+      </w:r>
+      <w:r>
+        <w:t xml:space="preserve">against. All Ladrillo bands here are the</w:t>
+      </w:r>
+      <w:r>
+        <w:t xml:space="preserve"> </w:t>
+      </w:r>
+      <w:r>
+        <w:rPr>
+          <w:b/>
+          <w:bCs/>
+        </w:rPr>
+        <w:t xml:space="preserve">joint</w:t>
+      </w:r>
+      <w:r>
+        <w:t xml:space="preserve"> </w:t>
+      </w:r>
+      <w:r>
+        <w:t xml:space="preserve">(posterior × FaIR-forcing) arm, which is</w:t>
+      </w:r>
+      <w:r>
+        <w:t xml:space="preserve"> </w:t>
+      </w:r>
+      <w:r>
+        <w:t xml:space="preserve">width-comparable to MAGICC and FACTS; BRICK 2.0's own joint band is built on the same cubes, the</w:t>
+      </w:r>
+      <w:r>
+        <w:t xml:space="preserve"> </w:t>
+      </w:r>
+      <w:r>
+        <w:t xml:space="preserve">same 2014 splice pivot and the same pair seed.</w:t>
+      </w:r>
+    </w:p>
+    <w:p>
+      <w:pPr>
+        <w:pStyle w:val="BodyText"/>
       </w:pPr>
       <w:r>
         <w:drawing>
           <wp:inline>
-            <wp:extent cx="5334000" cy="3090041"/>
+            <wp:extent cx="5334000" cy="2607733"/>
             <wp:effectExtent b="0" l="0" r="0" t="0"/>
-            <wp:docPr descr="Component comparison at 2100" title="" id="19" name="Picture"/>
+            <wp:docPr descr="van Vuuren markers by component, 2100" title="" id="19" name="Picture"/>
             <a:graphic>
               <a:graphicData uri="http://schemas.openxmlformats.org/drawingml/2006/picture">
                 <pic:pic>
                   <pic:nvPicPr>
-                    <pic:cNvPr descr="figures/model_comparison_components_L24_2100.png" id="20" name="Picture"/>
+                    <pic:cNvPr descr="figures/model_comparison_components_vv_L24_2100.png" id="20" name="Picture"/>
                     <pic:cNvPicPr>
                       <a:picLocks noChangeArrowheads="1" noChangeAspect="1"/>
                     </pic:cNvPicPr>
                   </pic:nvPicPr>
                   <pic:blipFill>
                     <a:blip r:embed="rId18"/>
+                    <a:stretch>
+                      <a:fillRect/>
+                    </a:stretch>
+                  </pic:blipFill>
+                  <pic:spPr bwMode="auto">
+                    <a:xfrm>
+                      <a:off x="0" y="0"/>
+                      <a:ext cx="5334000" cy="2607733"/>
+                    </a:xfrm>
+                    <a:prstGeom prst="rect">
+                      <a:avLst/>
+                    </a:prstGeom>
+                    <a:noFill/>
+                    <a:ln w="9525">
+                      <a:noFill/>
+                      <a:headEnd/>
+                      <a:tailEnd/>
+                    </a:ln>
+                  </pic:spPr>
+                </pic:pic>
+              </a:graphicData>
+            </a:graphic>
+          </wp:inline>
+        </w:drawing>
+      </w:r>
+    </w:p>
+    <w:p>
+      <w:pPr>
+        <w:pStyle w:val="BodyText"/>
+      </w:pPr>
+      <w:r>
+        <w:rPr>
+          <w:b/>
+          <w:bCs/>
+        </w:rPr>
+        <w:t xml:space="preserve">FIG 2.</w:t>
+      </w:r>
+      <w:r>
+        <w:t xml:space="preserve"> </w:t>
+      </w:r>
+      <w:r>
+        <w:t xml:space="preserve">Ladrillo L24 against BRICK 2.0, FACTS and MAGICC-SLR across the seven van Vuuren</w:t>
+      </w:r>
+      <w:r>
+        <w:t xml:space="preserve"> </w:t>
+      </w:r>
+      <w:r>
+        <w:t xml:space="preserve">markers at</w:t>
+      </w:r>
+      <w:r>
+        <w:t xml:space="preserve"> </w:t>
+      </w:r>
+      <w:r>
+        <w:rPr>
+          <w:b/>
+          <w:bCs/>
+        </w:rPr>
+        <w:t xml:space="preserve">2100</w:t>
+      </w:r>
+      <w:r>
+        <w:t xml:space="preserve">, by component.</w:t>
+      </w:r>
+    </w:p>
+    <w:p>
+      <w:pPr>
+        <w:pStyle w:val="BodyText"/>
+      </w:pPr>
+      <w:r>
+        <w:drawing>
+          <wp:inline>
+            <wp:extent cx="5334000" cy="2607733"/>
+            <wp:effectExtent b="0" l="0" r="0" t="0"/>
+            <wp:docPr descr="van Vuuren markers by component, 2150" title="" id="22" name="Picture"/>
+            <a:graphic>
+              <a:graphicData uri="http://schemas.openxmlformats.org/drawingml/2006/picture">
+                <pic:pic>
+                  <pic:nvPicPr>
+                    <pic:cNvPr descr="figures/model_comparison_components_vv_L24_2150.png" id="23" name="Picture"/>
+                    <pic:cNvPicPr>
+                      <a:picLocks noChangeArrowheads="1" noChangeAspect="1"/>
+                    </pic:cNvPicPr>
+                  </pic:nvPicPr>
+                  <pic:blipFill>
+                    <a:blip r:embed="rId21"/>
+                    <a:stretch>
+                      <a:fillRect/>
+                    </a:stretch>
+                  </pic:blipFill>
+                  <pic:spPr bwMode="auto">
+                    <a:xfrm>
+                      <a:off x="0" y="0"/>
+                      <a:ext cx="5334000" cy="2607733"/>
+                    </a:xfrm>
+                    <a:prstGeom prst="rect">
+                      <a:avLst/>
+                    </a:prstGeom>
+                    <a:noFill/>
+                    <a:ln w="9525">
+                      <a:noFill/>
+                      <a:headEnd/>
+                      <a:tailEnd/>
+                    </a:ln>
+                  </pic:spPr>
+                </pic:pic>
+              </a:graphicData>
+            </a:graphic>
+          </wp:inline>
+        </w:drawing>
+      </w:r>
+    </w:p>
+    <w:p>
+      <w:pPr>
+        <w:pStyle w:val="BodyText"/>
+      </w:pPr>
+      <w:r>
+        <w:rPr>
+          <w:b/>
+          <w:bCs/>
+        </w:rPr>
+        <w:t xml:space="preserve">FIG 3.</w:t>
+      </w:r>
+      <w:r>
+        <w:t xml:space="preserve"> </w:t>
+      </w:r>
+      <w:r>
+        <w:t xml:space="preserve">The same comparison at</w:t>
+      </w:r>
+      <w:r>
+        <w:t xml:space="preserve"> </w:t>
+      </w:r>
+      <w:r>
+        <w:rPr>
+          <w:b/>
+          <w:bCs/>
+        </w:rPr>
+        <w:t xml:space="preserve">2150</w:t>
+      </w:r>
+      <w:r>
+        <w:t xml:space="preserve">.</w:t>
+      </w:r>
+    </w:p>
+    <w:p>
+      <w:pPr>
+        <w:pStyle w:val="BodyText"/>
+      </w:pPr>
+      <w:r>
+        <w:drawing>
+          <wp:inline>
+            <wp:extent cx="5334000" cy="2607733"/>
+            <wp:effectExtent b="0" l="0" r="0" t="0"/>
+            <wp:docPr descr="van Vuuren markers by component, 2300" title="" id="25" name="Picture"/>
+            <a:graphic>
+              <a:graphicData uri="http://schemas.openxmlformats.org/drawingml/2006/picture">
+                <pic:pic>
+                  <pic:nvPicPr>
+                    <pic:cNvPr descr="figures/model_comparison_components_vv_L24_2300.png" id="26" name="Picture"/>
+                    <pic:cNvPicPr>
+                      <a:picLocks noChangeArrowheads="1" noChangeAspect="1"/>
+                    </pic:cNvPicPr>
+                  </pic:nvPicPr>
+                  <pic:blipFill>
+                    <a:blip r:embed="rId24"/>
+                    <a:stretch>
+                      <a:fillRect/>
+                    </a:stretch>
+                  </pic:blipFill>
+                  <pic:spPr bwMode="auto">
+                    <a:xfrm>
+                      <a:off x="0" y="0"/>
+                      <a:ext cx="5334000" cy="2607733"/>
+                    </a:xfrm>
+                    <a:prstGeom prst="rect">
+                      <a:avLst/>
+                    </a:prstGeom>
+                    <a:noFill/>
+                    <a:ln w="9525">
+                      <a:noFill/>
+                      <a:headEnd/>
+                      <a:tailEnd/>
+                    </a:ln>
+                  </pic:spPr>
+                </pic:pic>
+              </a:graphicData>
+            </a:graphic>
+          </wp:inline>
+        </w:drawing>
+      </w:r>
+    </w:p>
+    <w:p>
+      <w:pPr>
+        <w:pStyle w:val="BodyText"/>
+      </w:pPr>
+      <w:r>
+        <w:rPr>
+          <w:b/>
+          <w:bCs/>
+        </w:rPr>
+        <w:t xml:space="preserve">FIG 4.</w:t>
+      </w:r>
+      <w:r>
+        <w:t xml:space="preserve"> </w:t>
+      </w:r>
+      <w:r>
+        <w:t xml:space="preserve">The same comparison at</w:t>
+      </w:r>
+      <w:r>
+        <w:t xml:space="preserve"> </w:t>
+      </w:r>
+      <w:r>
+        <w:rPr>
+          <w:b/>
+          <w:bCs/>
+        </w:rPr>
+        <w:t xml:space="preserve">2300</w:t>
+      </w:r>
+      <w:r>
+        <w:t xml:space="preserve">.</w:t>
+      </w:r>
+    </w:p>
+    <w:p>
+      <w:pPr>
+        <w:pStyle w:val="BodyText"/>
+      </w:pPr>
+      <w:r>
+        <w:drawing>
+          <wp:inline>
+            <wp:extent cx="5334000" cy="2959509"/>
+            <wp:effectExtent b="0" l="0" r="0" t="0"/>
+            <wp:docPr descr="van Vuuren component trajectories" title="" id="28" name="Picture"/>
+            <a:graphic>
+              <a:graphicData uri="http://schemas.openxmlformats.org/drawingml/2006/picture">
+                <pic:pic>
+                  <pic:nvPicPr>
+                    <pic:cNvPr descr="figures/future_components_vv_L24_joint.png" id="29" name="Picture"/>
+                    <pic:cNvPicPr>
+                      <a:picLocks noChangeArrowheads="1" noChangeAspect="1"/>
+                    </pic:cNvPicPr>
+                  </pic:nvPicPr>
+                  <pic:blipFill>
+                    <a:blip r:embed="rId27"/>
+                    <a:stretch>
+                      <a:fillRect/>
+                    </a:stretch>
+                  </pic:blipFill>
+                  <pic:spPr bwMode="auto">
+                    <a:xfrm>
+                      <a:off x="0" y="0"/>
+                      <a:ext cx="5334000" cy="2959509"/>
+                    </a:xfrm>
+                    <a:prstGeom prst="rect">
+                      <a:avLst/>
+                    </a:prstGeom>
+                    <a:noFill/>
+                    <a:ln w="9525">
+                      <a:noFill/>
+                      <a:headEnd/>
+                      <a:tailEnd/>
+                    </a:ln>
+                  </pic:spPr>
+                </pic:pic>
+              </a:graphicData>
+            </a:graphic>
+          </wp:inline>
+        </w:drawing>
+      </w:r>
+    </w:p>
+    <w:p>
+      <w:pPr>
+        <w:pStyle w:val="BodyText"/>
+      </w:pPr>
+      <w:r>
+        <w:rPr>
+          <w:b/>
+          <w:bCs/>
+        </w:rPr>
+        <w:t xml:space="preserve">FIG 5.</w:t>
+      </w:r>
+      <w:r>
+        <w:t xml:space="preserve"> </w:t>
+      </w:r>
+      <w:r>
+        <w:t xml:space="preserve">Component trajectories across the van Vuuren markers, joint band.</w:t>
+      </w:r>
+    </w:p>
+    <w:p>
+      <w:pPr>
+        <w:pStyle w:val="BodyText"/>
+      </w:pPr>
+      <w:r>
+        <w:drawing>
+          <wp:inline>
+            <wp:extent cx="5334000" cy="5009269"/>
+            <wp:effectExtent b="0" l="0" r="0" t="0"/>
+            <wp:docPr descr="Glacier response on the declining markers" title="" id="31" name="Picture"/>
+            <a:graphic>
+              <a:graphicData uri="http://schemas.openxmlformats.org/drawingml/2006/picture">
+                <pic:pic>
+                  <pic:nvPicPr>
+                    <pic:cNvPr descr="figures/vv_gsic_wr_vs_ladrillo_2300.png" id="32" name="Picture"/>
+                    <pic:cNvPicPr>
+                      <a:picLocks noChangeArrowheads="1" noChangeAspect="1"/>
+                    </pic:cNvPicPr>
+                  </pic:nvPicPr>
+                  <pic:blipFill>
+                    <a:blip r:embed="rId30"/>
+                    <a:stretch>
+                      <a:fillRect/>
+                    </a:stretch>
+                  </pic:blipFill>
+                  <pic:spPr bwMode="auto">
+                    <a:xfrm>
+                      <a:off x="0" y="0"/>
+                      <a:ext cx="5334000" cy="5009269"/>
+                    </a:xfrm>
+                    <a:prstGeom prst="rect">
+                      <a:avLst/>
+                    </a:prstGeom>
+                    <a:noFill/>
+                    <a:ln w="9525">
+                      <a:noFill/>
+                      <a:headEnd/>
+                      <a:tailEnd/>
+                    </a:ln>
+                  </pic:spPr>
+                </pic:pic>
+              </a:graphicData>
+            </a:graphic>
+          </wp:inline>
+        </w:drawing>
+      </w:r>
+    </w:p>
+    <w:p>
+      <w:pPr>
+        <w:pStyle w:val="BodyText"/>
+      </w:pPr>
+      <w:r>
+        <w:rPr>
+          <w:b/>
+          <w:bCs/>
+        </w:rPr>
+        <w:t xml:space="preserve">FIG 6.</w:t>
+      </w:r>
+      <w:r>
+        <w:t xml:space="preserve"> </w:t>
+      </w:r>
+      <w:r>
+        <w:t xml:space="preserve">⭐ The glacier contribution at 2300 across the markers, against the Wigley–Raper</w:t>
+      </w:r>
+      <w:r>
+        <w:t xml:space="preserve"> </w:t>
+      </w:r>
+      <w:r>
+        <w:t xml:space="preserve">formulation BRICK 2.0 uses. This is where the floored-equilibrium law is visible: Ladrillo halts</w:t>
+      </w:r>
+      <w:r>
+        <w:t xml:space="preserve"> </w:t>
+      </w:r>
+      <w:r>
+        <w:t xml:space="preserve">and reverses on the declining markers where a melt-only reservoir cannot.</w:t>
+      </w:r>
+    </w:p>
+    <w:bookmarkStart w:id="42" w:name="secondary-the-ssps"/>
+    <w:p>
+      <w:pPr>
+        <w:pStyle w:val="Heading3"/>
+      </w:pPr>
+      <w:r>
+        <w:t xml:space="preserve">Secondary: the SSPs</w:t>
+      </w:r>
+    </w:p>
+    <w:p>
+      <w:pPr>
+        <w:pStyle w:val="FirstParagraph"/>
+      </w:pPr>
+      <w:r>
+        <w:drawing>
+          <wp:inline>
+            <wp:extent cx="5334000" cy="3090041"/>
+            <wp:effectExtent b="0" l="0" r="0" t="0"/>
+            <wp:docPr descr="Component comparison at 2100" title="" id="34" name="Picture"/>
+            <a:graphic>
+              <a:graphicData uri="http://schemas.openxmlformats.org/drawingml/2006/picture">
+                <pic:pic>
+                  <pic:nvPicPr>
+                    <pic:cNvPr descr="figures/model_comparison_components_L24_2100.png" id="35" name="Picture"/>
+                    <pic:cNvPicPr>
+                      <a:picLocks noChangeArrowheads="1" noChangeAspect="1"/>
+                    </pic:cNvPicPr>
+                  </pic:nvPicPr>
+                  <pic:blipFill>
+                    <a:blip r:embed="rId33"/>
                     <a:stretch>
                       <a:fillRect/>
                     </a:stretch>
@@ -3538,13 +3993,13 @@
           <w:b/>
           <w:bCs/>
         </w:rPr>
-        <w:t xml:space="preserve">FIG 2.</w:t>
-      </w:r>
-      <w:r>
-        <w:t xml:space="preserve"> </w:t>
-      </w:r>
-      <w:r>
-        <w:t xml:space="preserve">Ladrillo L24 against BRICK 2.0, FACTS and MAGICC-SLR at</w:t>
+        <w:t xml:space="preserve">FIG 7.</w:t>
+      </w:r>
+      <w:r>
+        <w:t xml:space="preserve"> </w:t>
+      </w:r>
+      <w:r>
+        <w:t xml:space="preserve">The SSP comparison at</w:t>
       </w:r>
       <w:r>
         <w:t xml:space="preserve"> </w:t>
@@ -3557,7 +4012,7 @@
         <w:t xml:space="preserve">2100</w:t>
       </w:r>
       <w:r>
-        <w:t xml:space="preserve">, by component.</w:t>
+        <w:t xml:space="preserve">.</w:t>
       </w:r>
     </w:p>
     <w:p>
@@ -3569,18 +4024,18 @@
           <wp:inline>
             <wp:extent cx="5334000" cy="3090041"/>
             <wp:effectExtent b="0" l="0" r="0" t="0"/>
-            <wp:docPr descr="Component comparison at 2150" title="" id="22" name="Picture"/>
+            <wp:docPr descr="Component comparison at 2300" title="" id="37" name="Picture"/>
             <a:graphic>
               <a:graphicData uri="http://schemas.openxmlformats.org/drawingml/2006/picture">
                 <pic:pic>
                   <pic:nvPicPr>
-                    <pic:cNvPr descr="figures/model_comparison_components_L24_2150.png" id="23" name="Picture"/>
+                    <pic:cNvPr descr="figures/model_comparison_components_L24_2300.png" id="38" name="Picture"/>
                     <pic:cNvPicPr>
                       <a:picLocks noChangeArrowheads="1" noChangeAspect="1"/>
                     </pic:cNvPicPr>
                   </pic:nvPicPr>
                   <pic:blipFill>
-                    <a:blip r:embed="rId21"/>
+                    <a:blip r:embed="rId36"/>
                     <a:stretch>
                       <a:fillRect/>
                     </a:stretch>
@@ -3616,26 +4071,26 @@
           <w:b/>
           <w:bCs/>
         </w:rPr>
-        <w:t xml:space="preserve">FIG 3.</w:t>
-      </w:r>
-      <w:r>
-        <w:t xml:space="preserve"> </w:t>
-      </w:r>
-      <w:r>
-        <w:t xml:space="preserve">The same comparison at</w:t>
-      </w:r>
-      <w:r>
-        <w:t xml:space="preserve"> </w:t>
-      </w:r>
-      <w:r>
-        <w:rPr>
-          <w:b/>
-          <w:bCs/>
-        </w:rPr>
-        <w:t xml:space="preserve">2150</w:t>
-      </w:r>
-      <w:r>
-        <w:t xml:space="preserve">.</w:t>
+        <w:t xml:space="preserve">FIG 8.</w:t>
+      </w:r>
+      <w:r>
+        <w:t xml:space="preserve"> </w:t>
+      </w:r>
+      <w:r>
+        <w:t xml:space="preserve">The SSP comparison at</w:t>
+      </w:r>
+      <w:r>
+        <w:t xml:space="preserve"> </w:t>
+      </w:r>
+      <w:r>
+        <w:rPr>
+          <w:b/>
+          <w:bCs/>
+        </w:rPr>
+        <w:t xml:space="preserve">2300</w:t>
+      </w:r>
+      <w:r>
+        <w:t xml:space="preserve">, where only MAGICC-SLR and BRICK 2.0 extend.</w:t>
       </w:r>
     </w:p>
     <w:p>
@@ -3645,98 +4100,20 @@
       <w:r>
         <w:drawing>
           <wp:inline>
-            <wp:extent cx="5334000" cy="3090041"/>
+            <wp:extent cx="5334000" cy="2133600"/>
             <wp:effectExtent b="0" l="0" r="0" t="0"/>
-            <wp:docPr descr="Component comparison at 2300" title="" id="25" name="Picture"/>
+            <wp:docPr descr="Total sea level by SSP" title="" id="40" name="Picture"/>
             <a:graphic>
               <a:graphicData uri="http://schemas.openxmlformats.org/drawingml/2006/picture">
                 <pic:pic>
                   <pic:nvPicPr>
-                    <pic:cNvPr descr="figures/model_comparison_components_L24_2300.png" id="26" name="Picture"/>
+                    <pic:cNvPr descr="figures/ladrillo_L24_fig2_ssp_total.png" id="41" name="Picture"/>
                     <pic:cNvPicPr>
                       <a:picLocks noChangeArrowheads="1" noChangeAspect="1"/>
                     </pic:cNvPicPr>
                   </pic:nvPicPr>
                   <pic:blipFill>
-                    <a:blip r:embed="rId24"/>
-                    <a:stretch>
-                      <a:fillRect/>
-                    </a:stretch>
-                  </pic:blipFill>
-                  <pic:spPr bwMode="auto">
-                    <a:xfrm>
-                      <a:off x="0" y="0"/>
-                      <a:ext cx="5334000" cy="3090041"/>
-                    </a:xfrm>
-                    <a:prstGeom prst="rect">
-                      <a:avLst/>
-                    </a:prstGeom>
-                    <a:noFill/>
-                    <a:ln w="9525">
-                      <a:noFill/>
-                      <a:headEnd/>
-                      <a:tailEnd/>
-                    </a:ln>
-                  </pic:spPr>
-                </pic:pic>
-              </a:graphicData>
-            </a:graphic>
-          </wp:inline>
-        </w:drawing>
-      </w:r>
-    </w:p>
-    <w:p>
-      <w:pPr>
-        <w:pStyle w:val="BodyText"/>
-      </w:pPr>
-      <w:r>
-        <w:rPr>
-          <w:b/>
-          <w:bCs/>
-        </w:rPr>
-        <w:t xml:space="preserve">FIG 4.</w:t>
-      </w:r>
-      <w:r>
-        <w:t xml:space="preserve"> </w:t>
-      </w:r>
-      <w:r>
-        <w:t xml:space="preserve">The same comparison at</w:t>
-      </w:r>
-      <w:r>
-        <w:t xml:space="preserve"> </w:t>
-      </w:r>
-      <w:r>
-        <w:rPr>
-          <w:b/>
-          <w:bCs/>
-        </w:rPr>
-        <w:t xml:space="preserve">2300</w:t>
-      </w:r>
-      <w:r>
-        <w:t xml:space="preserve">, where only MAGICC-SLR and BRICK 2.0 extend.</w:t>
-      </w:r>
-    </w:p>
-    <w:p>
-      <w:pPr>
-        <w:pStyle w:val="BodyText"/>
-      </w:pPr>
-      <w:r>
-        <w:drawing>
-          <wp:inline>
-            <wp:extent cx="5334000" cy="2133600"/>
-            <wp:effectExtent b="0" l="0" r="0" t="0"/>
-            <wp:docPr descr="Total sea level by SSP" title="" id="28" name="Picture"/>
-            <a:graphic>
-              <a:graphicData uri="http://schemas.openxmlformats.org/drawingml/2006/picture">
-                <pic:pic>
-                  <pic:nvPicPr>
-                    <pic:cNvPr descr="figures/ladrillo_L24_fig2_ssp_total.png" id="29" name="Picture"/>
-                    <pic:cNvPicPr>
-                      <a:picLocks noChangeArrowheads="1" noChangeAspect="1"/>
-                    </pic:cNvPicPr>
-                  </pic:nvPicPr>
-                  <pic:blipFill>
-                    <a:blip r:embed="rId27"/>
+                    <a:blip r:embed="rId39"/>
                     <a:stretch>
                       <a:fillRect/>
                     </a:stretch>
@@ -3772,137 +4149,149 @@
           <w:b/>
           <w:bCs/>
         </w:rPr>
-        <w:t xml:space="preserve">FIG 5.</w:t>
-      </w:r>
-      <w:r>
-        <w:t xml:space="preserve"> </w:t>
-      </w:r>
-      <w:r>
-        <w:t xml:space="preserve">Total sea level by SSP, Ladrillo L24 joint band.</w:t>
-      </w:r>
-    </w:p>
-    <w:p>
-      <w:pPr>
-        <w:pStyle w:val="BodyText"/>
-      </w:pPr>
-      <w:r>
-        <w:drawing>
-          <wp:inline>
-            <wp:extent cx="5334000" cy="1720645"/>
-            <wp:effectExtent b="0" l="0" r="0" t="0"/>
-            <wp:docPr descr="Glacier contribution" title="" id="31" name="Picture"/>
-            <a:graphic>
-              <a:graphicData uri="http://schemas.openxmlformats.org/drawingml/2006/picture">
-                <pic:pic>
-                  <pic:nvPicPr>
-                    <pic:cNvPr descr="figures/ladrillo_L24_fig3_glaciers.png" id="32" name="Picture"/>
-                    <pic:cNvPicPr>
-                      <a:picLocks noChangeArrowheads="1" noChangeAspect="1"/>
-                    </pic:cNvPicPr>
-                  </pic:nvPicPr>
-                  <pic:blipFill>
-                    <a:blip r:embed="rId30"/>
-                    <a:stretch>
-                      <a:fillRect/>
-                    </a:stretch>
-                  </pic:blipFill>
-                  <pic:spPr bwMode="auto">
-                    <a:xfrm>
-                      <a:off x="0" y="0"/>
-                      <a:ext cx="5334000" cy="1720645"/>
-                    </a:xfrm>
-                    <a:prstGeom prst="rect">
-                      <a:avLst/>
-                    </a:prstGeom>
-                    <a:noFill/>
-                    <a:ln w="9525">
-                      <a:noFill/>
-                      <a:headEnd/>
-                      <a:tailEnd/>
-                    </a:ln>
-                  </pic:spPr>
-                </pic:pic>
-              </a:graphicData>
-            </a:graphic>
-          </wp:inline>
-        </w:drawing>
-      </w:r>
-    </w:p>
-    <w:p>
-      <w:pPr>
-        <w:pStyle w:val="BodyText"/>
-      </w:pPr>
-      <w:r>
-        <w:rPr>
-          <w:b/>
-          <w:bCs/>
-        </w:rPr>
-        <w:t xml:space="preserve">FIG 6.</w:t>
-      </w:r>
-      <w:r>
-        <w:t xml:space="preserve"> </w:t>
-      </w:r>
-      <w:r>
-        <w:t xml:space="preserve">The glacier contribution, showing the halt-and-reverse behaviour under the floored</w:t>
-      </w:r>
-      <w:r>
-        <w:t xml:space="preserve"> </w:t>
-      </w:r>
-      <w:r>
-        <w:t xml:space="preserve">equilibrium.</w:t>
-      </w:r>
-    </w:p>
-    <w:p>
-      <w:pPr>
-        <w:pStyle w:val="BlockText"/>
-      </w:pPr>
-      <w:r>
-        <w:t xml:space="preserve">⚠</w:t>
-      </w:r>
-      <w:r>
-        <w:t xml:space="preserve"> </w:t>
-      </w:r>
-      <w:r>
-        <w:rPr>
-          <w:b/>
-          <w:bCs/>
-        </w:rPr>
-        <w:t xml:space="preserve">The van Vuuren marker figures and the Ladrillo-vs-MAGICC (MAGICC-forced) comparison the</w:t>
-      </w:r>
-      <w:r>
-        <w:rPr>
-          <w:b/>
-          <w:bCs/>
-        </w:rPr>
-        <w:t xml:space="preserve"> </w:t>
-      </w:r>
-      <w:r>
-        <w:rPr>
-          <w:b/>
-          <w:bCs/>
-        </w:rPr>
-        <w:t xml:space="preserve">outline calls for are still building on L24.</w:t>
-      </w:r>
-      <w:r>
-        <w:t xml:space="preserve"> </w:t>
-      </w:r>
-      <w:r>
-        <w:t xml:space="preserve">Those arms existed only for L21 and L23 — all of</w:t>
-      </w:r>
-      <w:r>
-        <w:t xml:space="preserve"> </w:t>
-      </w:r>
-      <w:r>
-        <w:t xml:space="preserve">them tapped — and drawing them on a superseded vintage would be the like-for-like error this</w:t>
-      </w:r>
-      <w:r>
-        <w:t xml:space="preserve"> </w:t>
-      </w:r>
-      <w:r>
-        <w:t xml:space="preserve">model's own documentation warns about. This document will be reissued with them.</w:t>
-      </w:r>
-    </w:p>
-    <w:bookmarkStart w:id="33" w:name="X24c92579f6713723bf9ed7066aed63ccd1e3f3f"/>
+        <w:t xml:space="preserve">FIG 9.</w:t>
+      </w:r>
+      <w:r>
+        <w:t xml:space="preserve"> </w:t>
+      </w:r>
+      <w:r>
+        <w:t xml:space="preserve">Total sea level by SSP, Ladrillo L24 joint band. Totals at 2300:</w:t>
+      </w:r>
+      <w:r>
+        <w:t xml:space="preserve"> </w:t>
+      </w:r>
+      <w:r>
+        <w:rPr>
+          <w:b/>
+          <w:bCs/>
+        </w:rPr>
+        <w:t xml:space="preserve">72.6 cm</w:t>
+      </w:r>
+      <w:r>
+        <w:t xml:space="preserve"> </w:t>
+      </w:r>
+      <w:r>
+        <w:t xml:space="preserve">(SSP1-2.6),</w:t>
+      </w:r>
+      <w:r>
+        <w:t xml:space="preserve"> </w:t>
+      </w:r>
+      <w:r>
+        <w:rPr>
+          <w:b/>
+          <w:bCs/>
+        </w:rPr>
+        <w:t xml:space="preserve">249.2 cm</w:t>
+      </w:r>
+      <w:r>
+        <w:t xml:space="preserve"> </w:t>
+      </w:r>
+      <w:r>
+        <w:t xml:space="preserve">(SSP2-4.5),</w:t>
+      </w:r>
+      <w:r>
+        <w:t xml:space="preserve"> </w:t>
+      </w:r>
+      <w:r>
+        <w:rPr>
+          <w:b/>
+          <w:bCs/>
+        </w:rPr>
+        <w:t xml:space="preserve">516.7 cm</w:t>
+      </w:r>
+      <w:r>
+        <w:t xml:space="preserve"> </w:t>
+      </w:r>
+      <w:r>
+        <w:t xml:space="preserve">(SSP5-8.5).</w:t>
+      </w:r>
+    </w:p>
+    <w:bookmarkEnd w:id="42"/>
+    <w:bookmarkStart w:id="43" w:name="Xd366b6722161f6330e76ccd285e726bde0c4bda"/>
+    <w:p>
+      <w:pPr>
+        <w:pStyle w:val="Heading3"/>
+      </w:pPr>
+      <w:r>
+        <w:t xml:space="preserve">Ladrillo against MAGICC on MAGICC's own climate</w:t>
+      </w:r>
+    </w:p>
+    <w:p>
+      <w:pPr>
+        <w:pStyle w:val="FirstParagraph"/>
+      </w:pPr>
+      <w:r>
+        <w:t xml:space="preserve">⚠ Comparing two sea-level models on</w:t>
+      </w:r>
+      <w:r>
+        <w:t xml:space="preserve"> </w:t>
+      </w:r>
+      <w:r>
+        <w:rPr>
+          <w:b/>
+          <w:bCs/>
+        </w:rPr>
+        <w:t xml:space="preserve">different climate drivers</w:t>
+      </w:r>
+      <w:r>
+        <w:t xml:space="preserve"> </w:t>
+      </w:r>
+      <w:r>
+        <w:t xml:space="preserve">confounds the module with the</w:t>
+      </w:r>
+      <w:r>
+        <w:t xml:space="preserve"> </w:t>
+      </w:r>
+      <w:r>
+        <w:t xml:space="preserve">forcing. Ladrillo was therefore re-run on</w:t>
+      </w:r>
+      <w:r>
+        <w:t xml:space="preserve"> </w:t>
+      </w:r>
+      <w:r>
+        <w:rPr>
+          <w:b/>
+          <w:bCs/>
+        </w:rPr>
+        <w:t xml:space="preserve">MAGICC's climate</w:t>
+      </w:r>
+      <w:r>
+        <w:t xml:space="preserve"> </w:t>
+      </w:r>
+      <w:r>
+        <w:t xml:space="preserve">as well as FaIR's, so the remaining</w:t>
+      </w:r>
+      <w:r>
+        <w:t xml:space="preserve"> </w:t>
+      </w:r>
+      <w:r>
+        <w:t xml:space="preserve">difference is structural. Both forcing conventions (raw and spliced) were built. This arm is what</w:t>
+      </w:r>
+      <w:r>
+        <w:t xml:space="preserve"> </w:t>
+      </w:r>
+      <w:r>
+        <w:t xml:space="preserve">licenses any statement that a difference between Ladrillo and MAGICC-SLR is a</w:t>
+      </w:r>
+      <w:r>
+        <w:t xml:space="preserve"> </w:t>
+      </w:r>
+      <w:r>
+        <w:rPr>
+          <w:i/>
+          <w:iCs/>
+        </w:rPr>
+        <w:t xml:space="preserve">model</w:t>
+      </w:r>
+      <w:r>
+        <w:t xml:space="preserve"> </w:t>
+      </w:r>
+      <w:r>
+        <w:t xml:space="preserve">difference.</w:t>
+      </w:r>
+    </w:p>
+    <w:bookmarkEnd w:id="43"/>
+    <w:bookmarkStart w:id="44" w:name="X24c92579f6713723bf9ed7066aed63ccd1e3f3f"/>
     <w:p>
       <w:pPr>
         <w:pStyle w:val="Heading3"/>
@@ -4131,42 +4520,93 @@
         <w:t xml:space="preserve"> </w:t>
       </w:r>
       <w:r>
-        <w:t xml:space="preserve">Every number in this document is L24 except where a comparison</w:t>
-      </w:r>
-      <w:r>
-        <w:t xml:space="preserve"> </w:t>
-      </w:r>
-      <w:r>
-        <w:t xml:space="preserve">to an earlier vintage is explicitly named. The projection figures the outline calls for — van</w:t>
-      </w:r>
-      <w:r>
-        <w:t xml:space="preserve"> </w:t>
-      </w:r>
-      <w:r>
-        <w:t xml:space="preserve">Vuuren markers as primary, SSPs as secondary, and a separate Ladrillo-vs-MAGICC comparison on</w:t>
-      </w:r>
-      <w:r>
-        <w:t xml:space="preserve"> </w:t>
-      </w:r>
-      <w:r>
-        <w:t xml:space="preserve">MAGICC's own climate — require the L24 van Vuuren and MAGICC-climate arms, which are being built;</w:t>
-      </w:r>
-      <w:r>
-        <w:t xml:space="preserve"> </w:t>
-      </w:r>
-      <w:r>
-        <w:t xml:space="preserve">they existed only for L21 and L23. Drawing them on a superseded vintage would have been the</w:t>
-      </w:r>
-      <w:r>
-        <w:t xml:space="preserve"> </w:t>
-      </w:r>
-      <w:r>
-        <w:t xml:space="preserve">like-for-like error this model's own documentation warns about.</w:t>
-      </w:r>
-    </w:p>
-    <w:bookmarkEnd w:id="33"/>
-    <w:bookmarkEnd w:id="34"/>
-    <w:bookmarkEnd w:id="35"/>
+        <w:t xml:space="preserve">Every number and figure in this document is</w:t>
+      </w:r>
+      <w:r>
+        <w:t xml:space="preserve"> </w:t>
+      </w:r>
+      <w:r>
+        <w:rPr>
+          <w:b/>
+          <w:bCs/>
+        </w:rPr>
+        <w:t xml:space="preserve">L24</w:t>
+      </w:r>
+      <w:r>
+        <w:t xml:space="preserve">, except</w:t>
+      </w:r>
+      <w:r>
+        <w:t xml:space="preserve"> </w:t>
+      </w:r>
+      <w:r>
+        <w:t xml:space="preserve">where a comparison to an earlier vintage is explicitly named. The van Vuuren markers and the</w:t>
+      </w:r>
+      <w:r>
+        <w:t xml:space="preserve"> </w:t>
+      </w:r>
+      <w:r>
+        <w:t xml:space="preserve">MAGICC-climate arm were built for L24 specifically (16 arms, all</w:t>
+      </w:r>
+      <w:r>
+        <w:t xml:space="preserve"> </w:t>
+      </w:r>
+      <w:r>
+        <w:rPr>
+          <w:b/>
+          <w:bCs/>
+        </w:rPr>
+        <w:t xml:space="preserve">tapped</w:t>
+      </w:r>
+      <w:r>
+        <w:t xml:space="preserve"> </w:t>
+      </w:r>
+      <w:r>
+        <w:t xml:space="preserve">— L21 and L23 have no</w:t>
+      </w:r>
+      <w:r>
+        <w:t xml:space="preserve"> </w:t>
+      </w:r>
+      <w:r>
+        <w:t xml:space="preserve">untapped arms, because the Greenland tap is part of the shipped module). Drawing these figures on</w:t>
+      </w:r>
+      <w:r>
+        <w:t xml:space="preserve"> </w:t>
+      </w:r>
+      <w:r>
+        <w:t xml:space="preserve">a superseded vintage would have been the like-for-like error this model's own documentation warns</w:t>
+      </w:r>
+      <w:r>
+        <w:t xml:space="preserve"> </w:t>
+      </w:r>
+      <w:r>
+        <w:t xml:space="preserve">about. ⚠</w:t>
+      </w:r>
+      <w:r>
+        <w:t xml:space="preserve"> </w:t>
+      </w:r>
+      <w:r>
+        <w:rPr>
+          <w:b/>
+          <w:bCs/>
+        </w:rPr>
+        <w:t xml:space="preserve">L24 vs L21 remains a prior change, not a model improvement</w:t>
+      </w:r>
+      <w:r>
+        <w:t xml:space="preserve"> </w:t>
+      </w:r>
+      <w:r>
+        <w:t xml:space="preserve">— see the vintage note at</w:t>
+      </w:r>
+      <w:r>
+        <w:t xml:space="preserve"> </w:t>
+      </w:r>
+      <w:r>
+        <w:t xml:space="preserve">the top.</w:t>
+      </w:r>
+    </w:p>
+    <w:bookmarkEnd w:id="44"/>
+    <w:bookmarkEnd w:id="45"/>
+    <w:bookmarkEnd w:id="46"/>
     <w:sectPr>
       <w:footnotePr>
         <w:numRestart w:val="eachSect"/>

--- a/deliverables/LadrilloUpdateDescription_L24.docx
+++ b/deliverables/LadrilloUpdateDescription_L24.docx
@@ -916,29 +916,23 @@
         <w:t xml:space="preserve">bit-identical</w:t>
       </w:r>
       <w:r>
-        <w:t xml:space="preserve">; the change delivers</w:t>
-      </w:r>
-      <w:r>
-        <w:t xml:space="preserve"> </w:t>
-      </w:r>
-      <w:r>
-        <w:rPr>
-          <w:b/>
-          <w:bCs/>
-        </w:rPr>
-        <w:t xml:space="preserve">−0.15 cm</w:t>
-      </w:r>
-      <w:r>
-        <w:t xml:space="preserve"> </w:t>
-      </w:r>
-      <w:r>
-        <w:t xml:space="preserve">at the low-overshoot marker at 2300 and ~0</w:t>
-      </w:r>
-      <w:r>
-        <w:t xml:space="preserve"> </w:t>
-      </w:r>
-      <w:r>
-        <w:t xml:space="preserve">elsewhere. Its value is that stabilization and decline scenarios now halt and reverse rather than</w:t>
+        <w:t xml:space="preserve">; measured as a law-only swap on a held posterior, the change delivers</w:t>
+      </w:r>
+      <w:r>
+        <w:t xml:space="preserve"> </w:t>
+      </w:r>
+      <w:r>
+        <w:rPr>
+          <w:b/>
+          <w:bCs/>
+        </w:rPr>
+        <w:t xml:space="preserve">−0.20 cm</w:t>
+      </w:r>
+      <w:r>
+        <w:t xml:space="preserve"> </w:t>
+      </w:r>
+      <w:r>
+        <w:t xml:space="preserve">at the low-overshoot marker at 2300 and ~0 elsewhere. Its value is that stabilization and decline scenarios now halt and reverse rather than</w:t>
       </w:r>
       <w:r>
         <w:t xml:space="preserve"> </w:t>
@@ -4449,13 +4443,68 @@
         <w:t xml:space="preserve"> </w:t>
       </w:r>
       <w:r>
-        <w:t xml:space="preserve">⭐ This is where the glacier law change matters and where Ladrillo now</w:t>
-      </w:r>
-      <w:r>
-        <w:t xml:space="preserve"> </w:t>
-      </w:r>
-      <w:r>
-        <w:t xml:space="preserve">behaves like the physics rather than like a ratchet. Under BRICK 2.0's melt-only formulation, glaciers</w:t>
+        <w:t xml:space="preserve">⭐ This is where the glacier law change matters —</w:t>
+      </w:r>
+      <w:r>
+        <w:t xml:space="preserve"> </w:t>
+      </w:r>
+      <w:r>
+        <w:rPr>
+          <w:b/>
+          <w:bCs/>
+        </w:rPr>
+        <w:t xml:space="preserve">structurally</w:t>
+      </w:r>
+      <w:r>
+        <w:rPr>
+          <w:b/>
+          <w:bCs/>
+        </w:rPr>
+        <w:t xml:space="preserve"> </w:t>
+      </w:r>
+      <w:r>
+        <w:rPr>
+          <w:b/>
+          <w:bCs/>
+        </w:rPr>
+        <w:t xml:space="preserve">rather than numerically</w:t>
+      </w:r>
+      <w:r>
+        <w:t xml:space="preserve">, and the distinction is now measured: swapping back to the melt-only</w:t>
+      </w:r>
+      <w:r>
+        <w:t xml:space="preserve"> </w:t>
+      </w:r>
+      <w:r>
+        <w:t xml:space="preserve">ratchet on a held posterior moves the total by</w:t>
+      </w:r>
+      <w:r>
+        <w:t xml:space="preserve"> </w:t>
+      </w:r>
+      <w:r>
+        <w:rPr>
+          <w:b/>
+          <w:bCs/>
+        </w:rPr>
+        <w:t xml:space="preserve">≤6.2×10⁻⁵ cm</w:t>
+      </w:r>
+      <w:r>
+        <w:t xml:space="preserve"> </w:t>
+      </w:r>
+      <w:r>
+        <w:t xml:space="preserve">on the SSPs and −0.20 cm at the</w:t>
+      </w:r>
+      <w:r>
+        <w:t xml:space="preserve"> </w:t>
+      </w:r>
+      <w:r>
+        <w:t xml:space="preserve">low-overshoot marker. What it buys is that Ladrillo behaves like the physics rather than like a</w:t>
+      </w:r>
+      <w:r>
+        <w:t xml:space="preserve"> </w:t>
+      </w:r>
+      <w:r>
+        <w:t xml:space="preserve">ratchet. Under BRICK 2.0's melt-only formulation, glaciers</w:t>
       </w:r>
       <w:r>
         <w:t xml:space="preserve"> </w:t>
@@ -4495,7 +4544,31 @@
         <w:t xml:space="preserve"> </w:t>
       </w:r>
       <w:r>
-        <w:t xml:space="preserve">compared, only MAGICC could previously express this at all.</w:t>
+        <w:t xml:space="preserve">compared, only MAGICC could previously express this at all. On a matched-temperature overshoot pair</w:t>
+      </w:r>
+      <w:r>
+        <w:t xml:space="preserve"> </w:t>
+      </w:r>
+      <w:r>
+        <w:t xml:space="preserve">that regrowth proves modest and Ladrillo agrees with its comparators — 3.32 cm at 2150 against BRICK</w:t>
+      </w:r>
+      <w:r>
+        <w:t xml:space="preserve"> </w:t>
+      </w:r>
+      <w:r>
+        <w:t xml:space="preserve">2.0's 3.35, inside the 2.40–5.48 cm spread of four FACTS process-based workflows — with the long</w:t>
+      </w:r>
+      <w:r>
+        <w:t xml:space="preserve"> </w:t>
+      </w:r>
+      <w:r>
+        <w:t xml:space="preserve">upper tails coming from the MICI-capable arm rather than from any disagreement about the central</w:t>
+      </w:r>
+      <w:r>
+        <w:t xml:space="preserve"> </w:t>
+      </w:r>
+      <w:r>
+        <w:t xml:space="preserve">estimate.</w:t>
       </w:r>
     </w:p>
     <w:p>

--- a/deliverables/LadrilloUpdateDescription_L24.docx
+++ b/deliverables/LadrilloUpdateDescription_L24.docx
@@ -54,16 +54,6 @@
         <w:pStyle w:val="BodyText"/>
       </w:pPr>
       <w:r>
-        <w:rPr>
-          <w:i/>
-          <w:iCs/>
-        </w:rPr>
-        <w:t xml:space="preserve">(summary)</w:t>
-      </w:r>
-      <w:r>
-        <w:t xml:space="preserve"> </w:t>
-      </w:r>
-      <w:r>
         <w:t xml:space="preserve">Ladrillo compares well relative to the other models and sits in a unique space. Unlike</w:t>
       </w:r>
       <w:r>
@@ -125,72 +115,7 @@
         <w:t xml:space="preserve">L24</w:t>
       </w:r>
       <w:r>
-        <w:t xml:space="preserve">, champion since 2026-09-02. L24 is L23's</w:t>
-      </w:r>
-      <w:r>
-        <w:t xml:space="preserve"> </w:t>
-      </w:r>
-      <w:r>
-        <w:t xml:space="preserve">configuration with the Antarctic amplification prior at its shipped width,</w:t>
-      </w:r>
-      <w:r>
-        <w:t xml:space="preserve"> </w:t>
-      </w:r>
-      <w:r>
-        <w:rPr>
-          <w:b/>
-          <w:bCs/>
-        </w:rPr>
-        <w:t xml:space="preserve">N(1.09, 0.180)</w:t>
-      </w:r>
-      <w:r>
-        <w:t xml:space="preserve"> </w:t>
-      </w:r>
-      <w:r>
-        <w:t xml:space="preserve">— the</w:t>
-      </w:r>
-      <w:r>
-        <w:t xml:space="preserve"> </w:t>
-      </w:r>
-      <w:r>
-        <w:t xml:space="preserve">measured 34-model CMIP6 between-model spread. It is the only vintage on that prior. On fit it is</w:t>
-      </w:r>
-      <w:r>
-        <w:t xml:space="preserve"> </w:t>
-      </w:r>
-      <w:r>
-        <w:t xml:space="preserve">indistinguishable from L23 (85/65/6 PASS/WARN/FAIL against 86/64/6; 3 of 304 cells change verdict),</w:t>
-      </w:r>
-      <w:r>
-        <w:t xml:space="preserve"> </w:t>
-      </w:r>
-      <w:r>
-        <w:t xml:space="preserve">so it was promoted on provenance rather than skill. ⚠</w:t>
-      </w:r>
-      <w:r>
-        <w:t xml:space="preserve"> </w:t>
-      </w:r>
-      <w:r>
-        <w:rPr>
-          <w:b/>
-          <w:bCs/>
-        </w:rPr>
-        <w:t xml:space="preserve">L24 is not like-for-like with L21</w:t>
-      </w:r>
-      <w:r>
-        <w:t xml:space="preserve">, whose</w:t>
-      </w:r>
-      <w:r>
-        <w:t xml:space="preserve"> </w:t>
-      </w:r>
-      <w:r>
-        <w:t xml:space="preserve">amplification prior was N(0.95, 0.10): the difference between those vintages is a prior change, not</w:t>
-      </w:r>
-      <w:r>
-        <w:t xml:space="preserve"> </w:t>
-      </w:r>
-      <w:r>
-        <w:t xml:space="preserve">a model improvement. Basis for every number below:</w:t>
+        <w:t xml:space="preserve">. Basis for every number below:</w:t>
       </w:r>
       <w:r>
         <w:t xml:space="preserve"> </w:t>
@@ -433,7 +358,7 @@
         <w:t xml:space="preserve"> </w:t>
       </w:r>
       <w:r>
-        <w:t xml:space="preserve">⚠ This block exists for an</w:t>
+        <w:t xml:space="preserve">This block exists for an</w:t>
       </w:r>
       <w:r>
         <w:t xml:space="preserve"> </w:t>
@@ -4550,25 +4475,25 @@
         <w:t xml:space="preserve"> </w:t>
       </w:r>
       <w:r>
-        <w:t xml:space="preserve">that regrowth proves modest and Ladrillo agrees with its comparators — 3.32 cm at 2150 against BRICK</w:t>
-      </w:r>
-      <w:r>
-        <w:t xml:space="preserve"> </w:t>
-      </w:r>
-      <w:r>
-        <w:t xml:space="preserve">2.0's 3.35, inside the 2.40–5.48 cm spread of four FACTS process-based workflows — with the long</w:t>
-      </w:r>
-      <w:r>
-        <w:t xml:space="preserve"> </w:t>
-      </w:r>
-      <w:r>
-        <w:t xml:space="preserve">upper tails coming from the MICI-capable arm rather than from any disagreement about the central</w:t>
-      </w:r>
-      <w:r>
-        <w:t xml:space="preserve"> </w:t>
-      </w:r>
-      <w:r>
-        <w:t xml:space="preserve">estimate.</w:t>
+        <w:t xml:space="preserve">that regrowth proves modest and Ladrillo agrees with its comparators — at 2300, 2.21 cm against BRICK</w:t>
+      </w:r>
+      <w:r>
+        <w:t xml:space="preserve"> </w:t>
+      </w:r>
+      <w:r>
+        <w:t xml:space="preserve">2.0's 2.58 and inside the 1.65–5.39 cm spread of four FACTS process-based workflows — with the</w:t>
+      </w:r>
+      <w:r>
+        <w:t xml:space="preserve"> </w:t>
+      </w:r>
+      <w:r>
+        <w:t xml:space="preserve">long upper tails coming from the MICI-capable arm rather than from any disagreement about the</w:t>
+      </w:r>
+      <w:r>
+        <w:t xml:space="preserve"> </w:t>
+      </w:r>
+      <w:r>
+        <w:t xml:space="preserve">central estimate.</w:t>
       </w:r>
     </w:p>
     <w:p>

--- a/deliverables/LadrilloUpdateDescription_L24.docx
+++ b/deliverables/LadrilloUpdateDescription_L24.docx
@@ -314,7 +314,7 @@
           <w:b/>
           <w:bCs/>
         </w:rPr>
-        <w:t xml:space="preserve">FAST — the remaining 13 RGI regions.</w:t>
+        <w:t xml:space="preserve">FAST — the other 13 RGI regions.</w:t>
       </w:r>
       <w:r>
         <w:t xml:space="preserve"> </w:t>
@@ -446,42 +446,19 @@
         <w:t xml:space="preserve"> </w:t>
       </w:r>
       <w:r>
-        <w:t xml:space="preserve">Against</w:t>
-      </w:r>
-      <w:r>
-        <w:t xml:space="preserve"> </w:t>
-      </w:r>
-      <w:r>
-        <w:rPr>
-          <w:b/>
-          <w:bCs/>
-        </w:rPr>
-        <w:t xml:space="preserve">BRICK 2.0</w:t>
-      </w:r>
-      <w:r>
-        <w:t xml:space="preserve"> </w:t>
-      </w:r>
-      <w:r>
-        <w:t xml:space="preserve">the change is substantial. Against</w:t>
-      </w:r>
-      <w:r>
-        <w:t xml:space="preserve"> </w:t>
-      </w:r>
-      <w:r>
-        <w:rPr>
-          <w:b/>
-          <w:bCs/>
-        </w:rPr>
-        <w:t xml:space="preserve">MAGICC</w:t>
-      </w:r>
-      <w:r>
-        <w:t xml:space="preserve">, both use the formulation from Nauels 2017 Eq. 3; where they differ is the three regions</w:t>
-      </w:r>
-      <w:r>
-        <w:t xml:space="preserve"> </w:t>
-      </w:r>
-      <w:r>
-        <w:t xml:space="preserve">used in Ladrillo. MAGICC's committed 1850 melt is 28–136 mm, Ladrillo's 63–146 mm.</w:t>
+        <w:t xml:space="preserve">BRICK 2.0 and Ladrillo now have completely different</w:t>
+      </w:r>
+      <w:r>
+        <w:t xml:space="preserve"> </w:t>
+      </w:r>
+      <w:r>
+        <w:t xml:space="preserve">glacier modules. Compared to MAGICC, both use the formulation from Nauels 2017 Eq. 3; where they</w:t>
+      </w:r>
+      <w:r>
+        <w:t xml:space="preserve"> </w:t>
+      </w:r>
+      <w:r>
+        <w:t xml:space="preserve">differ is the three regions used in Ladrillo. MAGICC's committed 1850 melt is 28–136 mm, Ladrillo's 63–146 mm.</w:t>
       </w:r>
     </w:p>
     <w:p>
@@ -769,7 +746,7 @@
         <w:t xml:space="preserve"> </w:t>
       </w:r>
       <w:r>
-        <w:t xml:space="preserve">BRICK 2.0 is largest. MAGICC also splits Greenland into SMB and SID and parameterises against</w:t>
+        <w:t xml:space="preserve">BRICK 2.0 is largest. MAGICC similarly splits Greenland into SMB and SID and parameterises against</w:t>
       </w:r>
       <w:r>
         <w:t xml:space="preserve"> </w:t>
@@ -1493,13 +1470,37 @@
           <w:b/>
           <w:bCs/>
         </w:rPr>
-        <w:t xml:space="preserve">Antarctic amplification is freed.</w:t>
-      </w:r>
-      <w:r>
-        <w:t xml:space="preserve"> </w:t>
-      </w:r>
-      <w:r>
-        <w:t xml:space="preserve">Stock DAIS hard-codes 1.196 — the inverted paleo</w:t>
+        <w:t xml:space="preserve">Antarctic amplification is a key parameter.</w:t>
+      </w:r>
+      <w:r>
+        <w:t xml:space="preserve"> </w:t>
+      </w:r>
+      <w:r>
+        <w:t xml:space="preserve">Stock DAIS hard-codes 1.196. Ladrillo samples it</w:t>
+      </w:r>
+      <w:r>
+        <w:t xml:space="preserve"> </w:t>
+      </w:r>
+      <w:r>
+        <w:t xml:space="preserve">under N(1.09, 0.180), the measured CMIP6 between-model spread. The parameter is not constrained by</w:t>
+      </w:r>
+      <w:r>
+        <w:t xml:space="preserve"> </w:t>
+      </w:r>
+      <w:r>
+        <w:t xml:space="preserve">observation — the posterior is very close to the prior — and a one-sigma change moves Antarctic sea</w:t>
+      </w:r>
+      <w:r>
+        <w:t xml:space="preserve"> </w:t>
+      </w:r>
+      <w:r>
+        <w:t xml:space="preserve">level at 2300 by about 69 cm on SSP5-8.5, roughly 13% of that scenario's total. ⚠ That is leverage on</w:t>
+      </w:r>
+      <w:r>
+        <w:t xml:space="preserve"> </w:t>
+      </w:r>
+      <w:r>
+        <w:t xml:space="preserve">a</w:t>
       </w:r>
       <w:r>
         <w:t xml:space="preserve"> </w:t>
@@ -1509,100 +1510,32 @@
           <w:i/>
           <w:iCs/>
         </w:rPr>
-        <w:t xml:space="preserve">equilibrium</w:t>
-      </w:r>
-      <w:r>
-        <w:t xml:space="preserve"> </w:t>
-      </w:r>
-      <w:r>
-        <w:t xml:space="preserve">regression applied to a</w:t>
-      </w:r>
-      <w:r>
-        <w:t xml:space="preserve"> </w:t>
-      </w:r>
-      <w:r>
-        <w:rPr>
-          <w:i/>
-          <w:iCs/>
-        </w:rPr>
-        <w:t xml:space="preserve">transient</w:t>
-      </w:r>
-      <w:r>
-        <w:t xml:space="preserve"> </w:t>
-      </w:r>
-      <w:r>
-        <w:t xml:space="preserve">problem. Ladrillo samples it under N(1.09, 0.180), the measured</w:t>
-      </w:r>
-      <w:r>
-        <w:t xml:space="preserve"> </w:t>
-      </w:r>
-      <w:r>
-        <w:t xml:space="preserve">CMIP6 between-model spread. ⚠</w:t>
-      </w:r>
-      <w:r>
-        <w:t xml:space="preserve"> </w:t>
-      </w:r>
-      <w:r>
-        <w:rPr>
-          <w:b/>
-          <w:bCs/>
-        </w:rPr>
-        <w:t xml:space="preserve">It is prior-dominated</w:t>
-      </w:r>
-      <w:r>
-        <w:t xml:space="preserve">: the posterior sd is 0.95–0.99 of the prior's</w:t>
-      </w:r>
-      <w:r>
-        <w:t xml:space="preserve"> </w:t>
-      </w:r>
-      <w:r>
-        <w:t xml:space="preserve">at every width tried, and it carries 386 cm per unit on Antarctica at 2300, so</w:t>
-      </w:r>
-      <w:r>
-        <w:t xml:space="preserve"> </w:t>
-      </w:r>
-      <w:r>
-        <w:rPr>
-          <w:b/>
-          <w:bCs/>
-        </w:rPr>
-        <w:t xml:space="preserve">the prior's width is</w:t>
-      </w:r>
-      <w:r>
-        <w:rPr>
-          <w:b/>
-          <w:bCs/>
-        </w:rPr>
-        <w:t xml:space="preserve"> </w:t>
-      </w:r>
-      <w:r>
-        <w:rPr>
-          <w:b/>
-          <w:bCs/>
-        </w:rPr>
-        <w:t xml:space="preserve">the projection uncertainty</w:t>
-      </w:r>
-      <w:r>
-        <w:t xml:space="preserve">. No available observation constrains it — the coefficient multiplies a</w:t>
-      </w:r>
-      <w:r>
-        <w:t xml:space="preserve"> </w:t>
-      </w:r>
-      <w:r>
-        <w:t xml:space="preserve">temperature</w:t>
-      </w:r>
-      <w:r>
-        <w:t xml:space="preserve"> </w:t>
-      </w:r>
-      <w:r>
-        <w:rPr>
-          <w:i/>
-          <w:iCs/>
-        </w:rPr>
-        <w:t xml:space="preserve">anomaly</w:t>
-      </w:r>
-      <w:r>
-        <w:t xml:space="preserve">, whose footprint is 0.083 °C over the window where the data are.</w:t>
+        <w:t xml:space="preserve">trajectory</w:t>
+      </w:r>
+      <w:r>
+        <w:t xml:space="preserve">, not on the reported band: widening the prior 1.8× (L23 → L24) widened the AIS@2300</w:t>
+      </w:r>
+      <w:r>
+        <w:t xml:space="preserve"> </w:t>
+      </w:r>
+      <w:r>
+        <w:t xml:space="preserve">spread only</w:t>
+      </w:r>
+      <w:r>
+        <w:t xml:space="preserve"> </w:t>
+      </w:r>
+      <w:r>
+        <w:rPr>
+          <w:b/>
+          <w:bCs/>
+        </w:rPr>
+        <w:t xml:space="preserve">1.07×</w:t>
+      </w:r>
+      <w:r>
+        <w:t xml:space="preserve"> </w:t>
+      </w:r>
+      <w:r>
+        <w:t xml:space="preserve">(93.1 → 99.5 cm).</w:t>
       </w:r>
     </w:p>
     <w:p>
@@ -1610,17 +1543,11 @@
         <w:pStyle w:val="BodyText"/>
       </w:pPr>
       <w:r>
-        <w:t xml:space="preserve">⚠</w:t>
-      </w:r>
-      <w:r>
-        <w:t xml:space="preserve"> </w:t>
-      </w:r>
-      <w:r>
-        <w:rPr>
-          <w:b/>
-          <w:bCs/>
-        </w:rPr>
-        <w:t xml:space="preserve">Convergence is disclosed, not claimed.</w:t>
+        <w:rPr>
+          <w:b/>
+          <w:bCs/>
+        </w:rPr>
+        <w:t xml:space="preserve">Criterion matching.</w:t>
       </w:r>
       <w:r>
         <w:t xml:space="preserve"> </w:t>
@@ -1632,23 +1559,31 @@
         <w:t xml:space="preserve"> </w:t>
       </w:r>
       <w:r>
-        <w:t xml:space="preserve">19 parameter marginals fail R̂ &lt; 1.05 — the documented Antarctic-geometry ridge, present in every</w:t>
-      </w:r>
-      <w:r>
-        <w:t xml:space="preserve"> </w:t>
-      </w:r>
-      <w:r>
-        <w:t xml:space="preserve">vintage — while</w:t>
-      </w:r>
-      <w:r>
-        <w:t xml:space="preserve"> </w:t>
-      </w:r>
-      <w:r>
-        <w:rPr>
-          <w:b/>
-          <w:bCs/>
-        </w:rPr>
-        <w:t xml:space="preserve">projected sea level converges</w:t>
+        <w:t xml:space="preserve">19 parameter marginals fail R̂ &lt; 1.05 (primarily the Antarctic-geometry ridge) while</w:t>
+      </w:r>
+      <w:r>
+        <w:t xml:space="preserve"> </w:t>
+      </w:r>
+      <w:r>
+        <w:rPr>
+          <w:b/>
+          <w:bCs/>
+        </w:rPr>
+        <w:t xml:space="preserve">projected</w:t>
+      </w:r>
+      <w:r>
+        <w:rPr>
+          <w:b/>
+          <w:bCs/>
+        </w:rPr>
+        <w:t xml:space="preserve"> </w:t>
+      </w:r>
+      <w:r>
+        <w:rPr>
+          <w:b/>
+          <w:bCs/>
+        </w:rPr>
+        <w:t xml:space="preserve">sea level converges</w:t>
       </w:r>
       <w:r>
         <w:t xml:space="preserve"> </w:t>
@@ -2215,110 +2150,19 @@
           <w:b/>
           <w:bCs/>
         </w:rPr>
-        <w:t xml:space="preserve">⚠ Thermal expansion is the one component where Ladrillo is worse than the model it replaces, and</w:t>
-      </w:r>
-      <w:r>
-        <w:rPr>
-          <w:b/>
-          <w:bCs/>
-        </w:rPr>
-        <w:t xml:space="preserve"> </w:t>
-      </w:r>
-      <w:r>
-        <w:rPr>
-          <w:b/>
-          <w:bCs/>
-        </w:rPr>
-        <w:t xml:space="preserve">the cause is external.</w:t>
-      </w:r>
-      <w:r>
-        <w:t xml:space="preserve"> </w:t>
-      </w:r>
-      <w:r>
-        <w:t xml:space="preserve">Four results establish it.</w:t>
-      </w:r>
-      <w:r>
-        <w:t xml:space="preserve"> </w:t>
-      </w:r>
-      <w:r>
-        <w:rPr>
-          <w:b/>
-          <w:bCs/>
-        </w:rPr>
-        <w:t xml:space="preserve">Half the apparent miss is depth scope</w:t>
-      </w:r>
-      <w:r>
-        <w:t xml:space="preserve"> </w:t>
-      </w:r>
-      <w:r>
-        <w:t xml:space="preserve">— FaIR's</w:t>
-      </w:r>
-      <w:r>
-        <w:t xml:space="preserve"> </w:t>
-      </w:r>
-      <w:r>
-        <w:t xml:space="preserve">ocean heat is full-depth while the steric target is built from 0–2000 m products, and correcting on</w:t>
-      </w:r>
-      <w:r>
-        <w:t xml:space="preserve"> </w:t>
-      </w:r>
-      <w:r>
-        <w:t xml:space="preserve">IGCC's own &gt;2000 m layer takes the 1993–2026 rate ratio from 1.27× to 1.15×.</w:t>
-      </w:r>
-      <w:r>
-        <w:t xml:space="preserve"> </w:t>
-      </w:r>
-      <w:r>
-        <w:rPr>
-          <w:b/>
-          <w:bCs/>
-        </w:rPr>
-        <w:t xml:space="preserve">What remains is the</w:t>
-      </w:r>
-      <w:r>
-        <w:rPr>
-          <w:b/>
-          <w:bCs/>
-        </w:rPr>
-        <w:t xml:space="preserve"> </w:t>
-      </w:r>
-      <w:r>
-        <w:rPr>
-          <w:b/>
-          <w:bCs/>
-        </w:rPr>
-        <w:t xml:space="preserve">driver, not the coefficient</w:t>
-      </w:r>
-      <w:r>
-        <w:t xml:space="preserve">: expansion is linear in ocean heat, so the miss factors exactly as</w:t>
-      </w:r>
-      <w:r>
-        <w:t xml:space="preserve"> </w:t>
-      </w:r>
-      <w:r>
-        <w:t xml:space="preserve">1.270 = 1.236 (driver) × 1.028 (coefficient).</w:t>
-      </w:r>
-      <w:r>
-        <w:t xml:space="preserve"> </w:t>
-      </w:r>
-      <w:r>
-        <w:rPr>
-          <w:b/>
-          <w:bCs/>
-        </w:rPr>
-        <w:t xml:space="preserve">The miss is shared</w:t>
-      </w:r>
-      <w:r>
-        <w:t xml:space="preserve"> </w:t>
-      </w:r>
-      <w:r>
-        <w:t xml:space="preserve">— BRICK 2.0, an independent</w:t>
-      </w:r>
-      <w:r>
-        <w:t xml:space="preserve"> </w:t>
-      </w:r>
-      <w:r>
-        <w:t xml:space="preserve">posterior on the same FaIR driver, misses the same cell at 1.17×, and both models match the observed</w:t>
+        <w:t xml:space="preserve">For thermal expansion Ladrillo is worse than BRICK 2.0, and the cause is FaIR.</w:t>
+      </w:r>
+      <w:r>
+        <w:t xml:space="preserve"> </w:t>
+      </w:r>
+      <w:r>
+        <w:t xml:space="preserve">In both models</w:t>
+      </w:r>
+      <w:r>
+        <w:t xml:space="preserve"> </w:t>
+      </w:r>
+      <w:r>
+        <w:t xml:space="preserve">thermal expansion is</w:t>
       </w:r>
       <w:r>
         <w:t xml:space="preserve"> </w:t>
@@ -2328,46 +2172,25 @@
           <w:i/>
           <w:iCs/>
         </w:rPr>
-        <w:t xml:space="preserve">total</w:t>
-      </w:r>
-      <w:r>
-        <w:t xml:space="preserve"> </w:t>
-      </w:r>
-      <w:r>
-        <w:t xml:space="preserve">rate (1.07× and 1.04×). And</w:t>
-      </w:r>
-      <w:r>
-        <w:t xml:space="preserve"> </w:t>
-      </w:r>
-      <w:r>
-        <w:rPr>
-          <w:b/>
-          <w:bCs/>
-        </w:rPr>
-        <w:t xml:space="preserve">the coefficient is right</w:t>
-      </w:r>
-      <w:r>
-        <w:t xml:space="preserve">: against observed ocean heat a single</w:t>
-      </w:r>
-      <w:r>
-        <w:t xml:space="preserve"> </w:t>
-      </w:r>
-      <w:r>
-        <w:t xml:space="preserve">constant ≈ 0.11 reproduces the steric target across 1900–1950, 1950–1993 and 1993–2024 to within 3%,</w:t>
-      </w:r>
-      <w:r>
-        <w:t xml:space="preserve"> </w:t>
-      </w:r>
-      <w:r>
-        <w:t xml:space="preserve">and Ladrillo's fitted 0.11252 sits inside that range.</w:t>
-      </w:r>
-    </w:p>
-    <w:p>
-      <w:pPr>
-        <w:pStyle w:val="BodyText"/>
-      </w:pPr>
-      <w:r>
-        <w:t xml:space="preserve">⚠ A depth-resolved coefficient was tested and does not help: the mid-century epoch needs a</w:t>
+        <w:t xml:space="preserve">exactly</w:t>
+      </w:r>
+      <w:r>
+        <w:t xml:space="preserve"> </w:t>
+      </w:r>
+      <w:r>
+        <w:t xml:space="preserve">proportional to the ocean heat they are given, and both are given the</w:t>
+      </w:r>
+      <w:r>
+        <w:t xml:space="preserve"> </w:t>
+      </w:r>
+      <w:r>
+        <w:t xml:space="preserve">same FaIR driver — so the miss is shared (BRICK 2.0 misses the same cell at 1.17×) and the same</w:t>
+      </w:r>
+      <w:r>
+        <w:t xml:space="preserve"> </w:t>
+      </w:r>
+      <w:r>
+        <w:t xml:space="preserve">driver correction would apply to both. Against</w:t>
       </w:r>
       <w:r>
         <w:t xml:space="preserve"> </w:t>
@@ -2377,38 +2200,49 @@
           <w:i/>
           <w:iCs/>
         </w:rPr>
-        <w:t xml:space="preserve">higher</w:t>
-      </w:r>
-      <w:r>
-        <w:t xml:space="preserve"> </w:t>
-      </w:r>
-      <w:r>
-        <w:t xml:space="preserve">coefficient but is</w:t>
-      </w:r>
-      <w:r>
-        <w:t xml:space="preserve"> </w:t>
-      </w:r>
-      <w:r>
-        <w:rPr>
-          <w:i/>
-          <w:iCs/>
-        </w:rPr>
-        <w:t xml:space="preserve">deeper</w:t>
-      </w:r>
-      <w:r>
-        <w:t xml:space="preserve">-weighted than the modern one, so any efficiency declining with depth</w:t>
-      </w:r>
-      <w:r>
-        <w:t xml:space="preserve"> </w:t>
-      </w:r>
-      <w:r>
-        <w:t xml:space="preserve">moves the model the wrong way. The weakest link is the mid-century observation itself — Cheng and</w:t>
-      </w:r>
-      <w:r>
-        <w:t xml:space="preserve"> </w:t>
-      </w:r>
-      <w:r>
-        <w:t xml:space="preserve">IGCC disagree by ~50% on 1950–1993 ocean heat gain.</w:t>
+        <w:t xml:space="preserve">observed</w:t>
+      </w:r>
+      <w:r>
+        <w:t xml:space="preserve"> </w:t>
+      </w:r>
+      <w:r>
+        <w:t xml:space="preserve">ocean heat a single constant coefficient</w:t>
+      </w:r>
+      <w:r>
+        <w:t xml:space="preserve"> </w:t>
+      </w:r>
+      <w:r>
+        <w:t xml:space="preserve">≈ 0.11 reproduces the steric target across 1900–1950, 1950–1993 and 1993–2024 to within 3%, and</w:t>
+      </w:r>
+      <w:r>
+        <w:t xml:space="preserve"> </w:t>
+      </w:r>
+      <w:r>
+        <w:t xml:space="preserve">Ladrillo's fitted 0.11252 sits inside that range. Half the apparent miss is depth scope: FaIR's ocean</w:t>
+      </w:r>
+      <w:r>
+        <w:t xml:space="preserve"> </w:t>
+      </w:r>
+      <w:r>
+        <w:t xml:space="preserve">heat is full-depth while the steric target is 0–2000 m, and correcting on IGCC's own &gt;2000 m layer</w:t>
+      </w:r>
+      <w:r>
+        <w:t xml:space="preserve"> </w:t>
+      </w:r>
+      <w:r>
+        <w:t xml:space="preserve">takes the 1993–2026 rate ratio from 1.27× to 1.15×. A depth-resolved coefficient was tested and</w:t>
+      </w:r>
+      <w:r>
+        <w:t xml:space="preserve"> </w:t>
+      </w:r>
+      <w:r>
+        <w:t xml:space="preserve">failed, though that may reflect observational uncertainty — Cheng and IGCC disagree by ~50% on</w:t>
+      </w:r>
+      <w:r>
+        <w:t xml:space="preserve"> </w:t>
+      </w:r>
+      <w:r>
+        <w:t xml:space="preserve">1950–1993 ocean heat gain.</w:t>
       </w:r>
     </w:p>
     <w:bookmarkEnd w:id="17"/>
@@ -3140,13 +2974,13 @@
       </w:r>
     </w:p>
     <w:bookmarkEnd w:id="42"/>
-    <w:bookmarkStart w:id="43" w:name="Xd366b6722161f6330e76ccd285e726bde0c4bda"/>
+    <w:bookmarkStart w:id="43" w:name="Xce0668475c0b0274c977dd37ba90259edcfba33"/>
     <w:p>
       <w:pPr>
         <w:pStyle w:val="Heading3"/>
       </w:pPr>
       <w:r>
-        <w:t xml:space="preserve">Ladrillo against MAGICC on MAGICC's own climate</w:t>
+        <w:t xml:space="preserve">Ladrillo compared to MAGICC on MAGICC's own climate</w:t>
       </w:r>
     </w:p>
     <w:p>
@@ -3389,82 +3223,183 @@
         <w:t xml:space="preserve"> </w:t>
       </w:r>
       <w:r>
-        <w:t xml:space="preserve">⭐ This is where the glacier law change matters —</w:t>
-      </w:r>
-      <w:r>
-        <w:t xml:space="preserve"> </w:t>
-      </w:r>
-      <w:r>
-        <w:rPr>
-          <w:b/>
-          <w:bCs/>
-        </w:rPr>
-        <w:t xml:space="preserve">structurally</w:t>
-      </w:r>
-      <w:r>
-        <w:rPr>
-          <w:b/>
-          <w:bCs/>
-        </w:rPr>
-        <w:t xml:space="preserve"> </w:t>
-      </w:r>
-      <w:r>
-        <w:rPr>
-          <w:b/>
-          <w:bCs/>
-        </w:rPr>
-        <w:t xml:space="preserve">rather than numerically</w:t>
-      </w:r>
-      <w:r>
-        <w:t xml:space="preserve">. Swapping back to the melt-only ratchet on a held posterior moves the total</w:t>
-      </w:r>
-      <w:r>
-        <w:t xml:space="preserve"> </w:t>
-      </w:r>
-      <w:r>
-        <w:t xml:space="preserve">by ≤6.2×10⁻⁵ cm on the SSPs and −0.20 cm at the low-overshoot marker. What it buys is that Ladrillo</w:t>
-      </w:r>
-      <w:r>
-        <w:t xml:space="preserve"> </w:t>
-      </w:r>
-      <w:r>
-        <w:t xml:space="preserve">behaves like the physics rather than like a ratchet: glaciers halt when temperature halts — the</w:t>
-      </w:r>
-      <w:r>
-        <w:t xml:space="preserve"> </w:t>
-      </w:r>
-      <w:r>
-        <w:t xml:space="preserve">glacier rate at 2300 falls to 0.00–0.55 mm/yr on declining pathways against 1.96 on a rising one —</w:t>
-      </w:r>
-      <w:r>
-        <w:t xml:space="preserve"> </w:t>
-      </w:r>
-      <w:r>
-        <w:t xml:space="preserve">and can reverse, which BRICK 2.0's melt-only formulation cannot do at all. On a matched-temperature</w:t>
-      </w:r>
-      <w:r>
-        <w:t xml:space="preserve"> </w:t>
-      </w:r>
-      <w:r>
-        <w:t xml:space="preserve">overshoot pair that regrowth proves modest and Ladrillo agrees with its comparators: at 2300,</w:t>
-      </w:r>
-      <w:r>
-        <w:t xml:space="preserve"> </w:t>
-      </w:r>
-      <w:r>
-        <w:t xml:space="preserve">2.21 cm against BRICK 2.0's 2.58 and inside the 1.65–5.39 cm spread of four FACTS process-based</w:t>
-      </w:r>
-      <w:r>
-        <w:t xml:space="preserve"> </w:t>
-      </w:r>
-      <w:r>
-        <w:t xml:space="preserve">workflows, with the long upper tails coming from the MICI-capable arm rather than from any</w:t>
-      </w:r>
-      <w:r>
-        <w:t xml:space="preserve"> </w:t>
-      </w:r>
-      <w:r>
-        <w:t xml:space="preserve">disagreement about the central estimate.</w:t>
+        <w:t xml:space="preserve">The glacier change is important here because it allows regrowth,</w:t>
+      </w:r>
+      <w:r>
+        <w:t xml:space="preserve"> </w:t>
+      </w:r>
+      <w:r>
+        <w:t xml:space="preserve">though that regrowth is modest. Swapping back to the melt-only ratchet on a held posterior moves the</w:t>
+      </w:r>
+      <w:r>
+        <w:t xml:space="preserve"> </w:t>
+      </w:r>
+      <w:r>
+        <w:t xml:space="preserve">total by only ≤6.2×10⁻⁵ cm on the SSPs and −0.20 cm at the low-overshoot marker, so what the law buys</w:t>
+      </w:r>
+      <w:r>
+        <w:t xml:space="preserve"> </w:t>
+      </w:r>
+      <w:r>
+        <w:t xml:space="preserve">is structural rather than numerical: glaciers halt when temperature halts — the glacier rate at 2300</w:t>
+      </w:r>
+      <w:r>
+        <w:t xml:space="preserve"> </w:t>
+      </w:r>
+      <w:r>
+        <w:t xml:space="preserve">falls to 0.00–0.55 mm/yr on declining pathways against 1.96 on a rising one — and can reverse, which</w:t>
+      </w:r>
+      <w:r>
+        <w:t xml:space="preserve"> </w:t>
+      </w:r>
+      <w:r>
+        <w:t xml:space="preserve">BRICK 2.0's melt-only formulation cannot do at all.</w:t>
+      </w:r>
+    </w:p>
+    <w:p>
+      <w:pPr>
+        <w:pStyle w:val="BodyText"/>
+      </w:pPr>
+      <w:r>
+        <w:rPr>
+          <w:b/>
+          <w:bCs/>
+        </w:rPr>
+        <w:t xml:space="preserve">MAGICC regrows substantially more than Ladrillo, and about ¾ of that is model structure and ¼ the</w:t>
+      </w:r>
+      <w:r>
+        <w:rPr>
+          <w:b/>
+          <w:bCs/>
+        </w:rPr>
+        <w:t xml:space="preserve"> </w:t>
+      </w:r>
+      <w:r>
+        <w:rPr>
+          <w:b/>
+          <w:bCs/>
+        </w:rPr>
+        <w:t xml:space="preserve">climate module.</w:t>
+      </w:r>
+      <w:r>
+        <w:t xml:space="preserve"> </w:t>
+      </w:r>
+      <w:r>
+        <w:t xml:space="preserve">Re-running Ladrillo on MAGICC's own climate closes 13–35% of the regrowth gap</w:t>
+      </w:r>
+      <w:r>
+        <w:t xml:space="preserve"> </w:t>
+      </w:r>
+      <w:r>
+        <w:t xml:space="preserve">(mean 24%) across the five van Vuuren markers where MAGICC regrows, leaving the rest to structure.</w:t>
+      </w:r>
+      <w:r>
+        <w:t xml:space="preserve"> </w:t>
+      </w:r>
+      <w:r>
+        <w:t xml:space="preserve">The structural half is a</w:t>
+      </w:r>
+      <w:r>
+        <w:t xml:space="preserve"> </w:t>
+      </w:r>
+      <w:r>
+        <w:rPr>
+          <w:i/>
+          <w:iCs/>
+        </w:rPr>
+        <w:t xml:space="preserve">rate</w:t>
+      </w:r>
+      <w:r>
+        <w:t xml:space="preserve"> </w:t>
+      </w:r>
+      <w:r>
+        <w:t xml:space="preserve">limit, not an equilibrium one. At vvLN, where MAGICC's climate falls</w:t>
+      </w:r>
+      <w:r>
+        <w:t xml:space="preserve"> </w:t>
+      </w:r>
+      <w:r>
+        <w:t xml:space="preserve">to −0.71 K by 2300, Ladrillo's own glacier equilibrium drops from 19.1 cm to 2.2 cm — 16.9 cm of</w:t>
+      </w:r>
+      <w:r>
+        <w:t xml:space="preserve"> </w:t>
+      </w:r>
+      <w:r>
+        <w:t xml:space="preserve">headroom — yet it regrows only 2.1 cm of it. The reason is that Ladrillo's regional blocks relax at</w:t>
+      </w:r>
+      <w:r>
+        <w:t xml:space="preserve"> </w:t>
+      </w:r>
+      <w:r>
+        <w:t xml:space="preserve">very different speeds on the cooling limb: FAST has a ~95-year timescale, but SLOWP (~275 yr) and R19</w:t>
+      </w:r>
+      <w:r>
+        <w:t xml:space="preserve"> </w:t>
+      </w:r>
+      <w:r>
+        <w:t xml:space="preserve">(~465 yr) together hold 60% of the headroom and cannot traverse it inside the horizon while chasing a</w:t>
+      </w:r>
+      <w:r>
+        <w:t xml:space="preserve"> </w:t>
+      </w:r>
+      <w:r>
+        <w:t xml:space="preserve">still-falling equilibrium. MAGICC has no regional split — one global reservoir, relaxing fast enough</w:t>
+      </w:r>
+      <w:r>
+        <w:t xml:space="preserve"> </w:t>
+      </w:r>
+      <w:r>
+        <w:t xml:space="preserve">to reach its floor. ⭐</w:t>
+      </w:r>
+      <w:r>
+        <w:t xml:space="preserve"> </w:t>
+      </w:r>
+      <w:r>
+        <w:rPr>
+          <w:b/>
+          <w:bCs/>
+        </w:rPr>
+        <w:t xml:space="preserve">The regionalisation that makes Ladrillo fit the historical record better is</w:t>
+      </w:r>
+      <w:r>
+        <w:rPr>
+          <w:b/>
+          <w:bCs/>
+        </w:rPr>
+        <w:t xml:space="preserve"> </w:t>
+      </w:r>
+      <w:r>
+        <w:rPr>
+          <w:b/>
+          <w:bCs/>
+        </w:rPr>
+        <w:t xml:space="preserve">the same feature that makes it slower to regrow.</w:t>
+      </w:r>
+    </w:p>
+    <w:p>
+      <w:pPr>
+        <w:pStyle w:val="BodyText"/>
+      </w:pPr>
+      <w:r>
+        <w:t xml:space="preserve">⚠ On a matched-temperature overshoot pair the regrowth is modest for everyone: at 2300 Ladrillo</w:t>
+      </w:r>
+      <w:r>
+        <w:t xml:space="preserve"> </w:t>
+      </w:r>
+      <w:r>
+        <w:t xml:space="preserve">gives 2.21 cm against BRICK 2.0's 2.58, inside the 1.65–5.39 cm spread of four FACTS process-based</w:t>
+      </w:r>
+      <w:r>
+        <w:t xml:space="preserve"> </w:t>
+      </w:r>
+      <w:r>
+        <w:t xml:space="preserve">workflows, with the long upper tails coming from the MICI-capable arm rather than from disagreement</w:t>
+      </w:r>
+      <w:r>
+        <w:t xml:space="preserve"> </w:t>
+      </w:r>
+      <w:r>
+        <w:t xml:space="preserve">about the central estimate.</w:t>
       </w:r>
     </w:p>
     <w:p>

--- a/deliverables/LadrilloUpdateDescription_L24.docx
+++ b/deliverables/LadrilloUpdateDescription_L24.docx
@@ -1072,25 +1072,32 @@
         <w:rPr>
           <w:rStyle w:val="VerbatimChar"/>
         </w:rPr>
-        <w:t>hR = h0 + c·T_ant</w:t>
-      </w:r>
-      <w:r>
-        <w:t xml:space="preserve">, so individually they ride a correlation-0.9997 ridge no sampler can traverse. Ladrillo samples </w:t>
-      </w:r>
+        <w:t xml:space="preserve">hR = h0 + </w:t>
+      </w:r>
+      <w:proofErr w:type="spellStart"/>
       <w:r>
         <w:rPr>
           <w:rStyle w:val="VerbatimChar"/>
         </w:rPr>
+        <w:t>c·T_ant</w:t>
+      </w:r>
+      <w:proofErr w:type="spellEnd"/>
+      <w:r>
+        <w:t xml:space="preserve"> with a correlation ridge</w:t>
+      </w:r>
+      <w:r>
+        <w:t xml:space="preserve">. Ladrillo samples </w:t>
+      </w:r>
+      <w:r>
+        <w:rPr>
+          <w:rStyle w:val="VerbatimChar"/>
+        </w:rPr>
         <w:t>T_on = −h0/c</w:t>
       </w:r>
       <w:r>
         <w:t xml:space="preserve">, the runoff </w:t>
       </w:r>
       <w:r>
-        <w:rPr>
-          <w:b/>
-          <w:bCs/>
-        </w:rPr>
         <w:t>onset temperature</w:t>
       </w:r>
       <w:r>
@@ -1109,27 +1116,7 @@
         <w:t>Antarctic amplification is a key parameter.</w:t>
       </w:r>
       <w:r>
-        <w:t xml:space="preserve"> Stock DAIS hard-codes 1.196. Ladrillo samples it under N(1.09, 0.180), the measured CMIP6 between-model spread. The parameter is not constrained by observation — the posterior is very close to the prior — and a one-sigma change moves Antarctic sea level at 2300 by about 69 cm on SSP5-8.5, roughly 13% of that scenario's total. That is leverage on a </w:t>
-      </w:r>
-      <w:r>
-        <w:rPr>
-          <w:i/>
-          <w:iCs/>
-        </w:rPr>
-        <w:t>trajectory</w:t>
-      </w:r>
-      <w:r>
-        <w:t xml:space="preserve">, not on the reported band: widening the prior 1.8× (L23 → L24) widened the AIS@2300 spread only </w:t>
-      </w:r>
-      <w:r>
-        <w:rPr>
-          <w:b/>
-          <w:bCs/>
-        </w:rPr>
-        <w:t>1.07×</w:t>
-      </w:r>
-      <w:r>
-        <w:t xml:space="preserve"> (93.1 → 99.5 cm).</w:t>
+        <w:t xml:space="preserve"> Stock DAIS hard-codes 1.196. Ladrillo samples it under N(1.09, 0.180), the measured CMIP6 between-model spread. The parameter is not constrained by observation — the posterior is very close to the prior — and a one-sigma change moves Antarctic sea level at 2300 by about 69 cm on SSP5-8.5, roughly 13% of that scenario's total. </w:t>
       </w:r>
     </w:p>
     <w:p>
@@ -1147,10 +1134,6 @@
         <w:t xml:space="preserve"> L24 is accepted under the deliverable criterion: 19 parameter marginals fail R̂ &lt; 1.05 (primarily the Antarctic-geometry ridge) while </w:t>
       </w:r>
       <w:r>
-        <w:rPr>
-          <w:b/>
-          <w:bCs/>
-        </w:rPr>
         <w:t>projected sea level converges</w:t>
       </w:r>
       <w:r>
@@ -1503,7 +1486,6 @@
               <w:pStyle w:val="Compact"/>
             </w:pPr>
             <w:r>
-              <w:lastRenderedPageBreak/>
               <w:t>Glaciers</w:t>
             </w:r>
           </w:p>
@@ -1654,6 +1636,7 @@
                 <w:b/>
                 <w:bCs/>
               </w:rPr>
+              <w:lastRenderedPageBreak/>
               <w:t>Total</w:t>
             </w:r>
           </w:p>
@@ -1732,14 +1715,13 @@
         <w:t xml:space="preserve">Ladrillo is closer to the observations than BRICK 2.0 on </w:t>
       </w:r>
       <w:r>
-        <w:rPr>
-          <w:b/>
-          <w:bCs/>
-        </w:rPr>
-        <w:t>every ice component in every window</w:t>
-      </w:r>
-      <w:r>
-        <w:t xml:space="preserve"> — by two orders of magnitude on early-20th-century Antarctica, and by roughly a factor of ten on Greenland. Cumulative 1900–2026 totals: observed 7.81 cm, Ladrillo 8.55, BRICK 2.0 8.45, against an independent IGCC check of 8.33.</w:t>
+        <w:t xml:space="preserve">every ice component </w:t>
+      </w:r>
+      <w:r>
+        <w:t>particularly in early eras</w:t>
+      </w:r>
+      <w:r>
+        <w:t>. Cumulative 1900–2026 totals: observed 7.81 cm, Ladrillo 8.55, BRICK 2.0 8.45, against an independent IGCC check of 8.33.</w:t>
       </w:r>
     </w:p>
     <w:p>
@@ -1875,31 +1857,31 @@
           <w:b/>
           <w:bCs/>
         </w:rPr>
+        <w:t>FIG 2.</w:t>
+      </w:r>
+      <w:r>
+        <w:t xml:space="preserve"> Ladrillo L24 against BRICK 2.0, FACTS and MAGICC-SLR across the seven van Vuuren markers at </w:t>
+      </w:r>
+      <w:r>
+        <w:rPr>
+          <w:b/>
+          <w:bCs/>
+        </w:rPr>
+        <w:t>2100</w:t>
+      </w:r>
+      <w:r>
+        <w:t>, by component.</w:t>
+      </w:r>
+    </w:p>
+    <w:p>
+      <w:pPr>
+        <w:pStyle w:val="BodyText"/>
+      </w:pPr>
+      <w:r>
+        <w:rPr>
+          <w:noProof/>
+        </w:rPr>
         <w:lastRenderedPageBreak/>
-        <w:t>FIG 2.</w:t>
-      </w:r>
-      <w:r>
-        <w:t xml:space="preserve"> Ladrillo L24 against BRICK 2.0, FACTS and MAGICC-SLR across the seven van Vuuren markers at </w:t>
-      </w:r>
-      <w:r>
-        <w:rPr>
-          <w:b/>
-          <w:bCs/>
-        </w:rPr>
-        <w:t>2100</w:t>
-      </w:r>
-      <w:r>
-        <w:t>, by component.</w:t>
-      </w:r>
-    </w:p>
-    <w:p>
-      <w:pPr>
-        <w:pStyle w:val="BodyText"/>
-      </w:pPr>
-      <w:r>
-        <w:rPr>
-          <w:noProof/>
-        </w:rPr>
         <w:drawing>
           <wp:inline distT="0" distB="0" distL="0" distR="0" wp14:anchorId="6B4B22E2" wp14:editId="3C861D2E">
             <wp:extent cx="5334000" cy="2607733"/>

--- a/deliverables/LadrilloUpdateDescription_L24.docx
+++ b/deliverables/LadrilloUpdateDescription_L24.docx
@@ -188,7 +188,7 @@
           <w:b/>
           <w:bCs/>
         </w:rPr>
-        <w:t xml:space="preserve">FAST — the other 13 RGI regions.</w:t>
+        <w:t xml:space="preserve">FAST — 13 other RGI regions.</w:t>
       </w:r>
       <w:r>
         <w:t xml:space="preserve"> </w:t>
@@ -272,7 +272,7 @@
         <w:t xml:space="preserve"> </w:t>
       </w:r>
       <w:r>
-        <w:t xml:space="preserve">BRICK 2.0 and Ladrillo now have completely different glacier modules. Compared to MAGICC, both use the formulation from Nauels 2017 Eq. 3; where they differ is the three regions used in Ladrillo. MAGICC's committed 1850 melt is 28–136 mm, Ladrillo's 63–146 mm.</w:t>
+        <w:t xml:space="preserve">BRICK 2.0 and Ladrillo now have completely different glacier modules. MAGICC and Ladrillo both use the formulation from Nauels 2017 Eq. 3; where they differ is the three regions used in Ladrillo. MAGICC's committed 1850 melt is 28–136 mm, Ladrillo's 63–146 mm.</w:t>
       </w:r>
     </w:p>
     <w:p>
@@ -328,7 +328,7 @@
         <w:t xml:space="preserve"> </w:t>
       </w:r>
       <w:r>
-        <w:t xml:space="preserve">MAGICC assumes that once ice committed to melt in 1850 has gone, it can't be regrown, but ice past that point can be. In theory, Ladrillo can regrow up until its 1850 ice extent (and no further), but that would require temperatures to drop below 1850 levels.</w:t>
+        <w:t xml:space="preserve">MAGICC assumes that once ice committed to melt in 1850 has gone, it can't be regrown, but ice lost past that point can be. In theory, Ladrillo can regrow up until its 1850 ice extent (though no further), but that would require temperatures to drop below 1850 levels.</w:t>
       </w:r>
     </w:p>
     <w:bookmarkEnd w:id="9"/>
@@ -1662,13 +1662,13 @@
           <w:b/>
           <w:bCs/>
         </w:rPr>
-        <w:t xml:space="preserve">For thermal expansion Ladrillo is worse than BRICK 2.0, and the cause is FaIR.</w:t>
-      </w:r>
-      <w:r>
-        <w:t xml:space="preserve"> </w:t>
-      </w:r>
-      <w:r>
-        <w:t xml:space="preserve">In both models thermal expansion is</w:t>
+        <w:t xml:space="preserve">For thermal expansion Ladrillo overshoots, and the cause is FaIR.</w:t>
+      </w:r>
+      <w:r>
+        <w:t xml:space="preserve"> </w:t>
+      </w:r>
+      <w:r>
+        <w:t xml:space="preserve">In both Ladrillo and BRICK thermal expansion is</w:t>
       </w:r>
       <w:r>
         <w:t xml:space="preserve"> </w:t>
@@ -1684,7 +1684,7 @@
         <w:t xml:space="preserve"> </w:t>
       </w:r>
       <w:r>
-        <w:t xml:space="preserve">proportional to the ocean heat they are given, and both are given the same FaIR driver. This leads to both models overestimating thermal expansion (BRICK 2.0 misses the same cell at 1.17×). Against</w:t>
+        <w:t xml:space="preserve">proportional to the ocean heat they are given. When given the FaIR driver, both models overestimate thermal expansion (BRICK 2.0 misses the same cell at 1.17× compared to Ladrillo's 1.27×). Against</w:t>
       </w:r>
       <w:r>
         <w:t xml:space="preserve"> </w:t>

--- a/deliverables/LadrilloUpdateDescription_L24.docx
+++ b/deliverables/LadrilloUpdateDescription_L24.docx
@@ -212,49 +212,7 @@
         <w:t xml:space="preserve"> </w:t>
       </w:r>
       <w:r>
-        <w:t xml:space="preserve">This block exists because the historical glacier target (Frederikse)</w:t>
-      </w:r>
-      <w:r>
-        <w:t xml:space="preserve"> </w:t>
-      </w:r>
-      <w:r>
-        <w:rPr>
-          <w:b/>
-          <w:bCs/>
-        </w:rPr>
-        <w:t xml:space="preserve">assumes zero Antarctic-periphery melt</w:t>
-      </w:r>
-      <w:r>
-        <w:t xml:space="preserve">, while the GlaMBIE series spliced in from 2019 onward</w:t>
-      </w:r>
-      <w:r>
-        <w:t xml:space="preserve"> </w:t>
-      </w:r>
-      <w:r>
-        <w:rPr>
-          <w:b/>
-          <w:bCs/>
-        </w:rPr>
-        <w:t xml:space="preserve">includes it</w:t>
-      </w:r>
-      <w:r>
-        <w:t xml:space="preserve">. Folding R19 into either SLOWP or FAST would leave the model's hindcast scope mismatched. Keeping it separate lets the hindcast be evaluated on</w:t>
-      </w:r>
-      <w:r>
-        <w:t xml:space="preserve"> </w:t>
-      </w:r>
-      <w:r>
-        <w:rPr>
-          <w:b/>
-          <w:bCs/>
-        </w:rPr>
-        <w:t xml:space="preserve">SLOWP + FAST</w:t>
-      </w:r>
-      <w:r>
-        <w:t xml:space="preserve"> </w:t>
-      </w:r>
-      <w:r>
-        <w:t xml:space="preserve">while R19 still contributes to projected totals. Its amplification prior (0.72) is also far below the other two, so it is not physically interchangeable with them either. (The three blocks cover 18 of the 19 RGI regions; RGI 05, Greenland Periphery, is excluded — Frederikse's glacier target excludes it and it falls inside the Greenland ice-sheet mask.)</w:t>
+        <w:t xml:space="preserve">This block exists because the historical glacier target (Frederikse) assumes zero Antarctic-periphery melt, while the GlaMBIE series spliced in from 2019 onward includes it. Folding R19 into either SLOWP or FAST would leave the model's hindcast scope mismatched. Keeping it separate lets the hindcast be evaluated on SLOWP + FAST while R19 still contributes to projected totals. Its amplification prior (0.72) is also far below the other two, so it is not physically interchangeable with them either. (The three blocks cover 18 of the 19 RGI regions; RGI 05, Greenland Periphery, is excluded — Frederikse's glacier target excludes it and it falls inside the Greenland ice-sheet mask.)</w:t>
       </w:r>
     </w:p>
     <w:p>
@@ -1135,7 +1093,7 @@
         <w:t xml:space="preserve"> </w:t>
       </w:r>
       <w:r>
-        <w:t xml:space="preserve">L24 is accepted under the deliverable criterion: 19 parameter marginals fail R̂ &lt; 1.05 (primarily the Antarctic-geometry ridge) while projected sea level converges (R̂ = 1.008 at 2100, 1.011 at 2150; ESS ≈ 1050).</w:t>
+        <w:t xml:space="preserve">L24 is accepted under the deliverable criterion: 39 parameters pass. While 19 parameter marginals fail R̂ &lt; 1.05, these primarily involve the Antarctic-geometry ridge and compensate for each other. Projected sea level converges (R̂ = 1.008 at 2100, 1.011 at 2150; with 1050 statistically independent draws in the final sample).</w:t>
       </w:r>
     </w:p>
     <w:bookmarkEnd w:id="13"/>
@@ -1155,7 +1113,7 @@
       <w:r>
         <w:drawing>
           <wp:inline>
-            <wp:extent cx="5334000" cy="2959509"/>
+            <wp:extent cx="5334000" cy="3234812"/>
             <wp:effectExtent b="0" l="0" r="0" t="0"/>
             <wp:docPr descr="Hindcast: Ladrillo L24 vs BRICK 2.0 vs observations" title="" id="15" name="Picture"/>
             <a:graphic>
@@ -1176,7 +1134,7 @@
                   <pic:spPr bwMode="auto">
                     <a:xfrm>
                       <a:off x="0" y="0"/>
-                      <a:ext cx="5334000" cy="2959509"/>
+                      <a:ext cx="5334000" cy="3234812"/>
                     </a:xfrm>
                     <a:prstGeom prst="rect">
                       <a:avLst/>
@@ -1650,41 +1608,37 @@
         <w:pStyle w:val="BodyText"/>
       </w:pPr>
       <w:r>
-        <w:t xml:space="preserve">Ladrillo is closer to the observations than BRICK 2.0 on every ice component particularly in early eras. Cumulative total sea level rise, 1920–2024: observed +19.45 cm, Ladrillo +18.83, BRICK 2.0 +22.09 — Ladrillo undershoots by 0.6 cm, BRICK overshoots by 2.6.</w:t>
-      </w:r>
-    </w:p>
-    <w:p>
-      <w:pPr>
-        <w:pStyle w:val="BodyText"/>
-      </w:pPr>
-      <w:r>
-        <w:rPr>
-          <w:b/>
-          <w:bCs/>
-        </w:rPr>
-        <w:t xml:space="preserve">For thermal expansion Ladrillo overshoots, and the cause is FaIR.</w:t>
-      </w:r>
-      <w:r>
-        <w:t xml:space="preserve"> </w:t>
-      </w:r>
-      <w:r>
-        <w:t xml:space="preserve">In both Ladrillo and BRICK thermal expansion is</w:t>
-      </w:r>
-      <w:r>
-        <w:t xml:space="preserve"> </w:t>
-      </w:r>
-      <w:r>
         <w:rPr>
           <w:i/>
           <w:iCs/>
         </w:rPr>
-        <w:t xml:space="preserve">exactly</w:t>
-      </w:r>
-      <w:r>
-        <w:t xml:space="preserve"> </w:t>
-      </w:r>
-      <w:r>
-        <w:t xml:space="preserve">proportional to the ocean heat they are given. When given the FaIR driver, both models overestimate thermal expansion (BRICK 2.0 misses the same cell at 1.17× compared to Ladrillo's 1.27×). Against</w:t>
+        <w:t xml:space="preserve">Thermal expansion in both models is driven by FaIR's full-depth ocean heat against a 0–2000 m target, so this row measures Ladrillo's fit relative to BRICK 2.0, not absolute accuracy — see the depth-scope discussion below.</w:t>
+      </w:r>
+    </w:p>
+    <w:p>
+      <w:pPr>
+        <w:pStyle w:val="BodyText"/>
+      </w:pPr>
+      <w:r>
+        <w:t xml:space="preserve">Ladrillo is closer to the observations than BRICK 2.0 on every ice component particularly in early eras. Cumulative total sea level rise, 1920–2024: observed +19.45 cm, Ladrillo +18.83, BRICK 2.0 +22.09 — Ladrillo undershoots by 0.6 cm, BRICK overshoots by 2.6.</w:t>
+      </w:r>
+    </w:p>
+    <w:p>
+      <w:pPr>
+        <w:pStyle w:val="BodyText"/>
+      </w:pPr>
+      <w:r>
+        <w:rPr>
+          <w:b/>
+          <w:bCs/>
+        </w:rPr>
+        <w:t xml:space="preserve">For thermal expansion Ladrillo overshoots, and the cause is FaIR.</w:t>
+      </w:r>
+      <w:r>
+        <w:t xml:space="preserve"> </w:t>
+      </w:r>
+      <w:r>
+        <w:t xml:space="preserve">In both Ladrillo and BRICK thermal expansion is</w:t>
       </w:r>
       <w:r>
         <w:t xml:space="preserve"> </w:t>
@@ -1694,13 +1648,13 @@
           <w:i/>
           <w:iCs/>
         </w:rPr>
-        <w:t xml:space="preserve">observed</w:t>
-      </w:r>
-      <w:r>
-        <w:t xml:space="preserve"> </w:t>
-      </w:r>
-      <w:r>
-        <w:t xml:space="preserve">ocean heat a single constant coefficient ≈ 0.11 reproduces the steric target across 1900–1950, 1950–1993 and 1993–2024 to within 3%, and Ladrillo's fitted 0.113 sits inside that range. Half the apparent miss is depth scope: FaIR's ocean heat is full-depth while the steric target is 0–2000 m, and correcting on IGCC's own &gt;2000 m layer takes the 1993–2026 rate ratio from 1.27× to 1.15×. A depth-resolved coefficient was tested and failed, though that may reflect observational uncertainty — Cheng and IGCC disagree by ~50% on 1950–1993 ocean heat gain.</w:t>
+        <w:t xml:space="preserve">exactly</w:t>
+      </w:r>
+      <w:r>
+        <w:t xml:space="preserve"> </w:t>
+      </w:r>
+      <w:r>
+        <w:t xml:space="preserve">proportional to the ocean heat they are given. When given the FaIR driver, both models overestimate recent thermal expansion (BRICK 2.0 misses the 1993-2026 thermal expansion rate by 1.17× compared to Ladrillo's 1.27×). However, when using observed OHC Ladrillo reproduces steric changes within 4% at every era. Roughly half the apparent miss is depth scope: FaIR's ocean heat is full-depth while the steric target is 0–2000 m, and correcting on IGCC's own &gt;2000 m layer narrows the 1993–2026 rate ratio from 1.27× to as little as 1.15× — an upper bound on the correction, not a point estimate, since deep water expands less per joule than the heat ratio implies, and the cell is still a FAIL even at that bound. A depth-resolved coefficient was tested and failed, though that may reflect observational uncertainty — Cheng and IGCC disagree by ~50% on 1950–1993 ocean heat gain.</w:t>
       </w:r>
     </w:p>
     <w:bookmarkEnd w:id="17"/>
@@ -1815,7 +1769,7 @@
         <w:t xml:space="preserve"> </w:t>
       </w:r>
       <w:r>
-        <w:t xml:space="preserve">Ladrillo L24 against BRICK 2.0, FACTS and MAGICC-SLR across the seven van Vuuren markers at</w:t>
+        <w:t xml:space="preserve">Ladrillo L24 compared against BRICK 2.0, FACTS and MAGICC-SLR across the seven van Vuuren markers at</w:t>
       </w:r>
       <w:r>
         <w:t xml:space="preserve"> </w:t>
@@ -2114,7 +2068,7 @@
         <w:t xml:space="preserve"> </w:t>
       </w:r>
       <w:r>
-        <w:t xml:space="preserve">Glacier contribution over time, comparing Ladrillo vs. BRICK2.0. This is where glacier regrowth is visible in Ladrillo for overshoot scenarios, whereas the Wigley-Raper formulation continues melting.</w:t>
+        <w:t xml:space="preserve">Glacier contribution over time, comparing Ladrillo to BRICK2.0. This is where glacier regrowth is visible in Ladrillo for overshoot scenarios, whereas the Wigley-Raper formulation continues melting.</w:t>
       </w:r>
     </w:p>
     <w:bookmarkStart w:id="42" w:name="secondary-the-ssps"/>
@@ -2438,7 +2392,7 @@
         <w:t xml:space="preserve"> </w:t>
       </w:r>
       <w:r>
-        <w:t xml:space="preserve">Ladrillo is comparable to the other models at 2100 and separates upward at the long horizons (due largely to Antarctic threshold behavior). Its 2300 spread is dominated by the prior for</w:t>
+        <w:t xml:space="preserve">Ladrillo is comparable to the other models at 2100. By 2300 it separates upward from BRICK 2.0 (due largely to Antarctic threshold behavior) but stays below MAGICC-SLR's steeper rise (439 cm vs. 570 cm, median). Its 2300 spread is dominated by the prior for</w:t>
       </w:r>
       <w:r>
         <w:t xml:space="preserve"> </w:t>
@@ -2468,36 +2422,7 @@
         <w:t xml:space="preserve"> </w:t>
       </w:r>
       <w:r>
-        <w:t xml:space="preserve">Ladrillo sits at the low end of the comparison set on</w:t>
-      </w:r>
-      <w:r>
-        <w:t xml:space="preserve"> </w:t>
-      </w:r>
-      <w:r>
-        <w:rPr>
-          <w:i/>
-          <w:iCs/>
-        </w:rPr>
-        <w:t xml:space="preserve">level</w:t>
-      </w:r>
-      <w:r>
-        <w:t xml:space="preserve">, but its Antarctic band is</w:t>
-      </w:r>
-      <w:r>
-        <w:t xml:space="preserve"> </w:t>
-      </w:r>
-      <w:r>
-        <w:rPr>
-          <w:b/>
-          <w:bCs/>
-        </w:rPr>
-        <w:t xml:space="preserve">wider</w:t>
-      </w:r>
-      <w:r>
-        <w:t xml:space="preserve"> </w:t>
-      </w:r>
-      <w:r>
-        <w:t xml:space="preserve">than the literature's: 2.55× at ssp126/2100 (54.6 cm against 20.7–40.5), which carries the total to 1.48×. Greenland, glaciers and thermal expansion are all narrower there (0.47×, 0.77×, 0.93×). ⚠ This is the one place the benchmark flags a genuine discrepancy, and it is a projection-versus-other-models disagreement rather than an observational conflict. It is wider on L24 than on L21 because the amplification prior is wider — the honest, measured prior, not a tuned one.</w:t>
+        <w:t xml:space="preserve">Ladrillo sits at the low end of the comparison set on level. Its Antarctic band is wider than other models, while Greenland, glaciers and thermal expansion are all narrower there.</w:t>
       </w:r>
     </w:p>
     <w:p>
@@ -2515,7 +2440,7 @@
         <w:t xml:space="preserve"> </w:t>
       </w:r>
       <w:r>
-        <w:t xml:space="preserve">The glacier change is important here because it allows regrowth, though that regrowth is modest. Swapping back to the melt-only ratchet on a held posterior moves the total by only ≤6.2×10⁻⁵ cm on the SSPs and −0.20 cm at the low-overshoot marker, so what the law buys is structural rather than numerical: glaciers halt when temperature halts — the glacier rate at 2300 falls to 0.00–0.55 mm/yr on declining pathways against 1.96 on a rising one — and can reverse, which BRICK 2.0's melt-only formulation cannot do at all.</w:t>
+        <w:t xml:space="preserve">The glacier change is evident here because it allows regrowth, though that regrowth is modest relative to total SLR changes (about 2.2 cm in 2300).</w:t>
       </w:r>
     </w:p>
     <w:p>
@@ -2533,41 +2458,7 @@
         <w:t xml:space="preserve"> </w:t>
       </w:r>
       <w:r>
-        <w:t xml:space="preserve">Re-running Ladrillo on MAGICC's own climate closes 13–35% of the regrowth gap (mean 24%) across the five van Vuuren markers where MAGICC regrows, leaving the rest to structure. The structural half is a</w:t>
-      </w:r>
-      <w:r>
-        <w:t xml:space="preserve"> </w:t>
-      </w:r>
-      <w:r>
-        <w:rPr>
-          <w:i/>
-          <w:iCs/>
-        </w:rPr>
-        <w:t xml:space="preserve">rate</w:t>
-      </w:r>
-      <w:r>
-        <w:t xml:space="preserve"> </w:t>
-      </w:r>
-      <w:r>
-        <w:t xml:space="preserve">limit, not an equilibrium one. At vvLN, where MAGICC's climate falls to −0.71 K by 2300, Ladrillo's own glacier equilibrium drops from 19.1 cm to 2.2 cm — 16.9 cm of headroom — yet it regrows only 2.1 cm of it. The reason is that Ladrillo's regional blocks relax at very different speeds on the cooling limb: FAST has a ~95-year timescale, but SLOWP (~275 yr) and R19 (~465 yr) together hold 60% of the headroom and cannot traverse it inside the horizon while chasing a still-falling equilibrium. MAGICC has no regional split — one global reservoir, relaxing fast enough to reach its floor. ⭐</w:t>
-      </w:r>
-      <w:r>
-        <w:t xml:space="preserve"> </w:t>
-      </w:r>
-      <w:r>
-        <w:rPr>
-          <w:b/>
-          <w:bCs/>
-        </w:rPr>
-        <w:t xml:space="preserve">The regionalisation that makes Ladrillo fit the historical record better is the same feature that makes it slower to regrow.</w:t>
-      </w:r>
-    </w:p>
-    <w:p>
-      <w:pPr>
-        <w:pStyle w:val="BodyText"/>
-      </w:pPr>
-      <w:r>
-        <w:t xml:space="preserve">On a matched-temperature overshoot pair the regrowth is modest for everyone: at 2300 Ladrillo gives 2.21 cm against BRICK 2.0's 2.58, inside the 1.65–5.39 cm spread of four FACTS process-based workflows, with the long upper tails coming from the MICI-capable arm rather than from disagreement about the central estimate.</w:t>
+        <w:t xml:space="preserve">Ladrillo’s equilibrium regrowth is similar to MAGICC’s, but its rate of regrowth is slower because the SLOWP and R19 regions have long timescales.</w:t>
       </w:r>
     </w:p>
     <w:bookmarkEnd w:id="44"/>

--- a/deliverables/LadrilloUpdateDescription_L24.docx
+++ b/deliverables/LadrilloUpdateDescription_L24.docx
@@ -1620,7 +1620,7 @@
         <w:pStyle w:val="BodyText"/>
       </w:pPr>
       <w:r>
-        <w:t xml:space="preserve">Ladrillo is closer to the observations than BRICK 2.0 on every ice component particularly in early eras. Cumulative total sea level rise, 1920–2024: observed +19.45 cm, Ladrillo +18.83, BRICK 2.0 +22.09 — Ladrillo undershoots by 0.6 cm, BRICK overshoots by 2.6.</w:t>
+        <w:t xml:space="preserve">Ladrillo is closer to the observations than BRICK 2.0 on every ice component particularly in early eras. Cumulative total sea level rise, 1920–2024: observed +19.45 cm, Ladrillo +18.83, BRICK 2.0 +22.09 — Ladrillo undershoots by 0.6 cm, BRICK overshoots by 2.6. Over the shorter, more recent window — the level at 2024 relative to the 1995–2005 calibration baseline — both models run slightly high instead: observed +7.81 cm, Ladrillo +8.55 (+0.74), BRICK 2.0 +8.45 (+0.64), with IGCC's independent GMSL estimate at +8.33 cm in between.</w:t>
       </w:r>
     </w:p>
     <w:p>
@@ -2458,7 +2458,23 @@
         <w:t xml:space="preserve"> </w:t>
       </w:r>
       <w:r>
-        <w:t xml:space="preserve">Ladrillo’s equilibrium regrowth is similar to MAGICC’s, but its rate of regrowth is slower because the SLOWP and R19 regions have long timescales.</w:t>
+        <w:t xml:space="preserve">Comparing the two models’ equilibrium laws directly — both evaluated at MAGICC’s own temperature, so climate differences are removed — Ladrillo’s committed equilibrium regrowth is somewhat</w:t>
+      </w:r>
+      <w:r>
+        <w:t xml:space="preserve"> </w:t>
+      </w:r>
+      <w:r>
+        <w:rPr>
+          <w:i/>
+          <w:iCs/>
+        </w:rPr>
+        <w:t xml:space="preserve">less</w:t>
+      </w:r>
+      <w:r>
+        <w:t xml:space="preserve"> </w:t>
+      </w:r>
+      <w:r>
+        <w:t xml:space="preserve">than MAGICC’s on every marker where the comparison is possible (ratio 0.06–0.86 across three markers). At the two coldest markers no comparison can be made at all: MAGICC’s own tabulated equilibrium curve is undefined below the pre-industrial state, and both markers cool past that floor by 2300. So the gap to MAGICC is not purely a rate effect; the SLOWP and R19 regions’ long timescales (~275 yr, ~465 yr) compound a somewhat smaller equilibrium target, not offset it.</w:t>
       </w:r>
     </w:p>
     <w:bookmarkEnd w:id="44"/>

--- a/deliverables/LadrilloUpdateDescription_L24.docx
+++ b/deliverables/LadrilloUpdateDescription_L24.docx
@@ -348,7 +348,7 @@
         <w:t xml:space="preserve"> </w:t>
       </w:r>
       <w:r>
-        <w:t xml:space="preserve">Greenland melt occurs through surface-mass-balance response (slow) and outlet/dynamic discharge (fast). Two channels allow for that partition.</w:t>
+        <w:t xml:space="preserve">Greenland melt occurs through surface-mass-balance response (fast) and outlet/dynamic discharge (slow). Two channels allow for that partition. "Fast" names which physics the channel carries, not a short time constant — the surface-mass-balance channel drains a multi-millennial commitment, and at the optimum its response time is 86 years.</w:t>
       </w:r>
     </w:p>
     <w:p>
@@ -1075,7 +1075,7 @@
         <w:t xml:space="preserve"> </w:t>
       </w:r>
       <w:r>
-        <w:t xml:space="preserve">Stock DAIS hard-codes 1.196. Ladrillo samples it under N(1.09, 0.180), the measured CMIP6 between-model spread. The parameter is not constrained by observation — the posterior is very close to the prior — and a one-sigma change moves Antarctic sea level at 2300 by about 69 cm on SSP5-8.5, roughly 13% of that scenario's total.</w:t>
+        <w:t xml:space="preserve">Stock DAIS hard-codes 1.196. Ladrillo samples it under N(1.09, 0.180), the measured CMIP6 between-model spread. The parameter is not constrained by observation — the posterior is very close to the prior — and its leverage is strongly scenario-dependent: across the posterior draws, a one-sigma change moves Antarctic sea level at 2300 by about 58 cm on SSP2-4.5 (roughly 23% of that scenario's total) but only about 24 cm on SSP5-8.5 (under 5%), because by SSP5-8.5 the Antarctic response is already past the thresholds that amplification would otherwise buy. These are regression slopes measured across the posterior draws, not one-at-a-time perturbations, so they carry the posterior's own parameter correlations.</w:t>
       </w:r>
     </w:p>
     <w:p>
@@ -2422,7 +2422,7 @@
         <w:t xml:space="preserve"> </w:t>
       </w:r>
       <w:r>
-        <w:t xml:space="preserve">Ladrillo sits at the low end of the comparison set on level. Its Antarctic band is wider than other models, while Greenland, glaciers and thermal expansion are all narrower there.</w:t>
+        <w:t xml:space="preserve">Ladrillo sits at the low end of the comparison set on level — at vvVL its 2300 total median is 58 cm, above only MAGICC-SLR's 46 cm and below BRICK 2.0's 81 and FACTS's 148. On spread it is narrower than both BRICK 2.0 and FACTS on every component; MAGICC-SLR is the narrow outlier throughout (2300 total 5–95% width 67 cm against Ladrillo's 163, BRICK 2.0's 182 and FACTS's 259), and it is only against MAGICC-SLR that Ladrillo's Antarctic and thermal-expansion bands are the wider ones.</w:t>
       </w:r>
     </w:p>
     <w:p>
@@ -2440,7 +2440,7 @@
         <w:t xml:space="preserve"> </w:t>
       </w:r>
       <w:r>
-        <w:t xml:space="preserve">The glacier change is evident here because it allows regrowth, though that regrowth is modest relative to total SLR changes (about 2.2 cm in 2300).</w:t>
+        <w:t xml:space="preserve">The glacier change is evident here because it allows regrowth, though on Ladrillo's own FaIR climate that regrowth is very small: measured from each marker's peak to 2300, it reaches only 0.18 cm at vvLN and 0.13 cm at vvML, and is essentially nil on the other markers. The capacity is larger than the realised amount — driven instead by MAGICC's colder climate, the same module regrows 2.2 cm at vvLN — so what limits regrowth here is how far the scenario cools, not the module's willingness to regrow.</w:t>
       </w:r>
     </w:p>
     <w:p>
@@ -2458,7 +2458,7 @@
         <w:t xml:space="preserve"> </w:t>
       </w:r>
       <w:r>
-        <w:t xml:space="preserve">Comparing the two models’ equilibrium laws directly — both evaluated at MAGICC’s own temperature, so climate differences are removed — Ladrillo’s committed equilibrium regrowth is somewhat</w:t>
+        <w:t xml:space="preserve">Measured on realised regrowth (peak-to-2300) at vvLN, the marker where regrowth is largest: MAGICC regrows 8.59 cm against Ladrillo's 0.18 cm, and driving Ladrillo's unchanged module with MAGICC's own climate recovers 2.20 cm of that gap — leaving 76% to structure and 24% to the climate driver. Pooled across the five markers with a real gap the structure share is higher still, 87%. Comparing instead the two models’ equilibrium laws directly — both evaluated at MAGICC’s own temperature, so climate differences are removed — Ladrillo’s committed equilibrium regrowth is somewhat</w:t>
       </w:r>
       <w:r>
         <w:t xml:space="preserve"> </w:t>

--- a/deliverables/LadrilloUpdateDescription_L24.docx
+++ b/deliverables/LadrilloUpdateDescription_L24.docx
@@ -843,10 +843,10 @@
           <w:b/>
           <w:bCs/>
         </w:rPr>
-        <w:t xml:space="preserve">FaIR 2.2.4 (fair-calibrate 1.6.0, CMIP7 history to 2023)</w:t>
-      </w:r>
-      <w:r>
-        <w:t xml:space="preserve">.</w:t>
+        <w:t xml:space="preserve">FaIR 2.2.4 (fair-calibrate 1.6.0)</w:t>
+      </w:r>
+      <w:r>
+        <w:t xml:space="preserve">, driven by CMIP7 historical emissions 1750–2023 spliced at 2023.5 to MESSAGE-GLOBIOM SSP2-4.5 and harmonized per species. The calibration's own fit window runs to 2026, so its last three years sit on scenario rather than observed forcing — a difference bounded at about 0.002 W/m².</w:t>
       </w:r>
     </w:p>
     <w:p>
@@ -889,7 +889,7 @@
         <w:t xml:space="preserve">58 parameters are sampled</w:t>
       </w:r>
       <w:r>
-        <w:t xml:space="preserve">: 17 Antarctic, 9 Greenland, 19 glacier, 13 remaining (thermal expansion, two discrepancy bases, and four AR(1) noise pairs). Three Antarctic changes carry the improvement.</w:t>
+        <w:t xml:space="preserve">: 17 Antarctic, 9 Greenland, 19 glacier, 13 remaining (thermal expansion, two discrepancy bases, and four AR(1) noise pairs). Four Antarctic changes distinguish Ladrillo's calibration from BRICK 2.0's — the three described below, plus an SMB likelihood term anchoring the Antarctic flux scale to Rignot 2019. They have not been ablated individually against the hindcast, so no single one is credited here.</w:t>
       </w:r>
     </w:p>
     <w:p>
@@ -988,7 +988,7 @@
         <w:t xml:space="preserve">ais_c</w:t>
       </w:r>
       <w:r>
-        <w:t xml:space="preserve">) are freed under a joint paleo prior. This change fixed the pre-1990 Antarctic melt: with the geometry fixed at the prior medoid, BRICK 2.0 draws far more early-20th-century Antarctic mass loss than the record supports, while Ladrillo tracks the observations to within a hundredth of a centimetre.</w:t>
+        <w:t xml:space="preserve">) are freed under a joint paleo prior. Ladrillo's pre-1990 Antarctic hindcast is far closer to the record than BRICK 2.0's — 1920–1949 bias −0.0096 cm against −1.9579 cm, and 1950–1992 +0.0027 cm against −0.7053 cm — though the freeing is not on its own established as the cause. BRICK 2.0 also samples its DAIS geometry; what differs is the constraint, since its Antarctic likelihood is IMBIE 1992–2017 while Ladrillo fits an Antarctic series from 1900, leaving BRICK 2.0's early record essentially unconstrained.</w:t>
       </w:r>
     </w:p>
     <w:p>

--- a/deliverables/LadrilloUpdateDescription_L24.docx
+++ b/deliverables/LadrilloUpdateDescription_L24.docx
@@ -1,14 +1,22 @@
 
 <file path=word/document.xml><?xml version="1.0" encoding="utf-8"?>
-<w:document xmlns:w="http://schemas.openxmlformats.org/wordprocessingml/2006/main" xmlns:m="http://schemas.openxmlformats.org/officeDocument/2006/math" xmlns:r="http://schemas.openxmlformats.org/officeDocument/2006/relationships" xmlns:o="urn:schemas-microsoft-com:office:office" xmlns:v="urn:schemas-microsoft-com:vml" xmlns:w10="urn:schemas-microsoft-com:office:word" xmlns:a="http://schemas.openxmlformats.org/drawingml/2006/main" xmlns:pic="http://schemas.openxmlformats.org/drawingml/2006/picture" xmlns:wp="http://schemas.openxmlformats.org/drawingml/2006/wordprocessingDrawing">
+<w:document xmlns:wpc="http://schemas.microsoft.com/office/word/2010/wordprocessingCanvas" xmlns:cx="http://schemas.microsoft.com/office/drawing/2014/chartex" xmlns:cx1="http://schemas.microsoft.com/office/drawing/2015/9/8/chartex" xmlns:cx2="http://schemas.microsoft.com/office/drawing/2015/10/21/chartex" xmlns:cx3="http://schemas.microsoft.com/office/drawing/2016/5/9/chartex" xmlns:cx4="http://schemas.microsoft.com/office/drawing/2016/5/10/chartex" xmlns:cx5="http://schemas.microsoft.com/office/drawing/2016/5/11/chartex" xmlns:cx6="http://schemas.microsoft.com/office/drawing/2016/5/12/chartex" xmlns:cx7="http://schemas.microsoft.com/office/drawing/2016/5/13/chartex" xmlns:cx8="http://schemas.microsoft.com/office/drawing/2016/5/14/chartex" xmlns:mc="http://schemas.openxmlformats.org/markup-compatibility/2006" xmlns:m="http://schemas.openxmlformats.org/officeDocument/2006/math" xmlns:aink="http://schemas.microsoft.com/office/drawing/2016/ink" xmlns:am3d="http://schemas.microsoft.com/office/drawing/2017/model3d" xmlns:oel="http://schemas.microsoft.com/office/2019/extlst" xmlns:r="http://schemas.openxmlformats.org/officeDocument/2006/relationships" xmlns:wp14="http://schemas.microsoft.com/office/word/2010/wordprocessingDrawing" xmlns:wp="http://schemas.openxmlformats.org/drawingml/2006/wordprocessingDrawing" xmlns:wpg="http://schemas.microsoft.com/office/word/2010/wordprocessingGroup" xmlns:wpi="http://schemas.microsoft.com/office/word/2010/wordprocessingInk" xmlns:wps="http://schemas.microsoft.com/office/word/2010/wordprocessingShape" xmlns:o="urn:schemas-microsoft-com:office:office" xmlns:v="urn:schemas-microsoft-com:vml" xmlns:w10="urn:schemas-microsoft-com:office:word" xmlns:w="http://schemas.openxmlformats.org/wordprocessingml/2006/main" xmlns:w14="http://schemas.microsoft.com/office/word/2010/wordml" xmlns:w15="http://schemas.microsoft.com/office/word/2012/wordml" xmlns:w16cex="http://schemas.microsoft.com/office/word/2018/wordml/cex" xmlns:w16cid="http://schemas.microsoft.com/office/word/2016/wordml/cid" xmlns:w16="http://schemas.microsoft.com/office/word/2018/wordml" xmlns:w16sdtdh="http://schemas.microsoft.com/office/word/2020/wordml/sdtdatahash" xmlns:w16sdtfl="http://schemas.microsoft.com/office/word/2024/wordml/sdtformatlock" xmlns:w16se="http://schemas.microsoft.com/office/word/2015/wordml/symex" xmlns:w16du="http://schemas.microsoft.com/office/word/2023/wordml/word16du" xmlns:wne="http://schemas.microsoft.com/office/word/2006/wordml" mc:Ignorable="w14 w15 w16se w16cid w16 w16cex w16sdtdh w16sdtfl w16du wp14">
   <w:body>
-    <w:bookmarkStart w:id="46" w:name="ladrillo-l24"/>
     <w:p>
       <w:pPr>
         <w:pStyle w:val="Heading1"/>
       </w:pPr>
-      <w:r>
-        <w:t xml:space="preserve">Ladrillo (L24)</w:t>
+      <w:bookmarkStart w:id="0" w:name="ladrillo-l24"/>
+      <w:proofErr w:type="spellStart"/>
+      <w:r>
+        <w:t>Ladrillo</w:t>
+      </w:r>
+      <w:proofErr w:type="spellEnd"/>
+      <w:r>
+        <w:t xml:space="preserve"> </w:t>
+      </w:r>
+      <w:r>
+        <w:t>Sea Level Rise Emulator</w:t>
       </w:r>
     </w:p>
     <w:p>
@@ -16,7 +24,7 @@
         <w:pStyle w:val="FirstParagraph"/>
       </w:pPr>
       <w:r>
-        <w:t xml:space="preserve">Ladrillo is a derivative of Tony Wong's BRICK2.0 model. Ladrillo was developed by Marcus C Sarofim using the Claude model. The primary goals for Ladrillo were to add additional observational data, update the glacier module to better match observations and to halt melting for stabilization scenarios, update the Antarctic calibration approach to better match observations prior to 1980, and update the Greenland model to incorporate the different responses of surface melt balance and ice discharge.</w:t>
+        <w:t>Ladrillo is a derivative of Tony Wong's BRICK2.0 model. Ladrillo was developed by Marcus C Sarofim using the Claude model. The primary goals for Ladrillo were to add additional observational data, update the glacier module to better match observations and to halt melting for stabilization scenarios, update the Antarctic calibration approach to better match observations prior to 1980, and update the Greenland model to incorporate the different responses of surface melt balance and ice discharge.</w:t>
       </w:r>
     </w:p>
     <w:p>
@@ -24,7 +32,28 @@
         <w:pStyle w:val="BodyText"/>
       </w:pPr>
       <w:r>
-        <w:t xml:space="preserve">Ladrillo compares well relative to the other models and sits in a unique space. Unlike MAGICC, Ladrillo is designed to work with the FaIR model. Unlike FACTS, Ladrillo has a simplified structure. Ladrillo does a good job matching historical observations, with the primary weakness being thermal expansion, though that is inherited from FaIR and does not appear when running with OHC from observation. For future projections, Ladrillo matches physical expectations and is comparable to the other models despite different structural approaches.</w:t>
+        <w:t>Ladrillo compares well relative to the other models and sits in a unique space. Unlike MAGICC, Ladrillo is designed to work with the FaIR model. Unlike FACTS, Ladrillo has a simplified structure. Ladrillo does a good job matching historical observations, with the primary weakness being thermal expansion, though that is inherited from FaIR and does not appear when running with OHC from observation. For future projections, Ladrillo matches physical expectations and is comparable to the other models despite different structural approaches. BRICK's design philosophy is to calibrate on historical data products rather than to emulate projections from process-based models, which is what makes it a line of evidence relatively independent of the large Earth system and ice sheet models. Ladrillo extends that philosophy where the data reach — the Antarctic likelihood now runs from 1900 rather than IMBIE's 1992–2017 window, and Dangendorf, GlaMBIE, GRACE and Mouginot are added — but departs from it for the two parameters described below, both in regimes no observation constrains. Ladrillo is also less independent of MAGICC on glaciers than BRICK 2.0 is, having adopted the Nauels 2017 transient.</w:t>
+      </w:r>
+    </w:p>
+    <w:p>
+      <w:pPr>
+        <w:pStyle w:val="BodyText"/>
+      </w:pPr>
+      <w:proofErr w:type="spellStart"/>
+      <w:r>
+        <w:t>Ladrillo</w:t>
+      </w:r>
+      <w:proofErr w:type="spellEnd"/>
+      <w:r>
+        <w:t xml:space="preserve"> does include a couple of parameters that are not constrained by observations. A Greenland </w:t>
+      </w:r>
+      <w:proofErr w:type="gramStart"/>
+      <w:r>
+        <w:t>tap</w:t>
+      </w:r>
+      <w:proofErr w:type="gramEnd"/>
+      <w:r>
+        <w:t xml:space="preserve"> triggers above a threshold temperature and is informed by SICOPOLIS. Local temperature amplification relative to global is informed by CMIP6 in addition to historic observations, and is relevant for Antarctic melt.  </w:t>
       </w:r>
     </w:p>
     <w:p>
@@ -36,129 +65,89 @@
           <w:b/>
           <w:bCs/>
         </w:rPr>
-        <w:t xml:space="preserve">Vintage.</w:t>
+        <w:t>Vintage.</w:t>
+      </w:r>
+      <w:r>
+        <w:t xml:space="preserve"> This document describes posterior </w:t>
+      </w:r>
+      <w:r>
+        <w:t>L24</w:t>
+      </w:r>
+      <w:r>
+        <w:t xml:space="preserve">. Basis for every number below: </w:t>
+      </w:r>
+      <w:r>
+        <w:t>cm, re-referenced to 1995–2014</w:t>
+      </w:r>
+      <w:r>
+        <w:t>.</w:t>
+      </w:r>
+    </w:p>
+    <w:p>
+      <w:pPr>
+        <w:pStyle w:val="Heading2"/>
+      </w:pPr>
+      <w:bookmarkStart w:id="1" w:name="ladrillo-structural-updates"/>
+      <w:r>
+        <w:t>Ladrillo Structural Updates</w:t>
+      </w:r>
+    </w:p>
+    <w:p>
+      <w:pPr>
+        <w:pStyle w:val="Heading3"/>
+      </w:pPr>
+      <w:bookmarkStart w:id="2" w:name="gsic"/>
+      <w:r>
+        <w:t>GSIC</w:t>
+      </w:r>
+    </w:p>
+    <w:p>
+      <w:pPr>
+        <w:pStyle w:val="FirstParagraph"/>
+      </w:pPr>
+      <w:r>
+        <w:t xml:space="preserve">BRICK 2.0's glacier model uses a Wigley-Raper equation that is always melting when above its equilibrium temperature. Ladrillo replaces it with a </w:t>
+      </w:r>
+      <w:r>
+        <w:t>Mengel-style equilibrium volume</w:t>
       </w:r>
       <w:r>
         <w:t xml:space="preserve"> </w:t>
       </w:r>
       <w:r>
-        <w:t xml:space="preserve">This document describes posterior</w:t>
+        <w:rPr>
+          <w:rStyle w:val="VerbatimChar"/>
+        </w:rPr>
+        <w:t>S_eq</w:t>
       </w:r>
       <w:r>
         <w:t xml:space="preserve"> </w:t>
       </w:r>
       <w:r>
-        <w:rPr>
-          <w:b/>
-          <w:bCs/>
-        </w:rPr>
-        <w:t xml:space="preserve">L24</w:t>
-      </w:r>
-      <w:r>
-        <w:t xml:space="preserve">. Basis for every number below:</w:t>
-      </w:r>
-      <w:r>
-        <w:t xml:space="preserve"> </w:t>
-      </w:r>
-      <w:r>
-        <w:rPr>
-          <w:b/>
-          <w:bCs/>
-        </w:rPr>
-        <w:t xml:space="preserve">cm, re-referenced to 1995–2014</w:t>
-      </w:r>
-      <w:r>
-        <w:t xml:space="preserve">.</w:t>
-      </w:r>
-    </w:p>
-    <w:bookmarkStart w:id="11" w:name="ladrillo-structural-updates"/>
-    <w:p>
-      <w:pPr>
-        <w:pStyle w:val="Heading2"/>
-      </w:pPr>
-      <w:r>
-        <w:t xml:space="preserve">Ladrillo Structural Updates</w:t>
-      </w:r>
-    </w:p>
-    <w:bookmarkStart w:id="9" w:name="gsic"/>
-    <w:p>
-      <w:pPr>
-        <w:pStyle w:val="Heading3"/>
-      </w:pPr>
-      <w:r>
-        <w:t xml:space="preserve">GSIC</w:t>
-      </w:r>
-    </w:p>
-    <w:p>
-      <w:pPr>
-        <w:pStyle w:val="FirstParagraph"/>
-      </w:pPr>
-      <w:r>
-        <w:t xml:space="preserve">BRICK 2.0's glacier model uses a Wigley-Raper equation that is always melting when above its equilibrium temperature. Ladrillo replaces it with a</w:t>
-      </w:r>
-      <w:r>
-        <w:t xml:space="preserve"> </w:t>
-      </w:r>
-      <w:r>
-        <w:rPr>
-          <w:b/>
-          <w:bCs/>
-        </w:rPr>
-        <w:t xml:space="preserve">Mengel-style equilibrium volume</w:t>
-      </w:r>
-      <w:r>
-        <w:t xml:space="preserve"> </w:t>
-      </w:r>
-      <w:r>
-        <w:rPr>
-          <w:rStyle w:val="VerbatimChar"/>
-        </w:rPr>
-        <w:t xml:space="preserve">S_eq</w:t>
-      </w:r>
-      <w:r>
-        <w:t xml:space="preserve"> </w:t>
-      </w:r>
-      <w:r>
-        <w:rPr>
-          <w:b/>
-          <w:bCs/>
-        </w:rPr>
-        <w:t xml:space="preserve">driven by a Nauels-ν transient</w:t>
-      </w:r>
-      <w:r>
-        <w:t xml:space="preserve">, which separates</w:t>
-      </w:r>
-      <w:r>
-        <w:t xml:space="preserve"> </w:t>
+        <w:t>driven by a Nauels-ν transient</w:t>
+      </w:r>
+      <w:r>
+        <w:t xml:space="preserve">, which separates </w:t>
       </w:r>
       <w:r>
         <w:rPr>
           <w:i/>
           <w:iCs/>
         </w:rPr>
-        <w:t xml:space="preserve">how much</w:t>
-      </w:r>
-      <w:r>
-        <w:t xml:space="preserve"> </w:t>
-      </w:r>
-      <w:r>
-        <w:t xml:space="preserve">ice is committed at a given warming from</w:t>
-      </w:r>
-      <w:r>
-        <w:t xml:space="preserve"> </w:t>
+        <w:t>how much</w:t>
+      </w:r>
+      <w:r>
+        <w:t xml:space="preserve"> ice is committed at a given warming from </w:t>
       </w:r>
       <w:r>
         <w:rPr>
           <w:i/>
           <w:iCs/>
         </w:rPr>
-        <w:t xml:space="preserve">how fast</w:t>
-      </w:r>
-      <w:r>
-        <w:t xml:space="preserve"> </w:t>
-      </w:r>
-      <w:r>
-        <w:t xml:space="preserve">it gets there, and splits the world into three reservoirs on regional temperature.</w:t>
+        <w:t>how fast</w:t>
+      </w:r>
+      <w:r>
+        <w:t xml:space="preserve"> it gets there, and splits the world into three reservoirs on regional temperature.</w:t>
       </w:r>
     </w:p>
     <w:p>
@@ -170,13 +159,10 @@
           <w:b/>
           <w:bCs/>
         </w:rPr>
-        <w:t xml:space="preserve">SLOWP — RGI regions 03, 09, 07, 06</w:t>
-      </w:r>
-      <w:r>
-        <w:t xml:space="preserve"> </w:t>
-      </w:r>
-      <w:r>
-        <w:t xml:space="preserve">(Arctic Canada North, Russian Arctic, Svalbard, Iceland). Large, high-latitude, long relaxation time, and strongly amplified relative to global mean temperature (prior 2.50). This block dominates the glacier contribution in both the hindcast and the projections.</w:t>
+        <w:t>SLOWP — RGI regions 03, 09, 07, 06</w:t>
+      </w:r>
+      <w:r>
+        <w:t xml:space="preserve"> (Arctic Canada North, Russian Arctic, Svalbard, Iceland). Large, high-latitude, long relaxation time, and strongly amplified relative to global mean temperature (prior 2.50). This block dominates the glacier contribution in both the hindcast and the projections.</w:t>
       </w:r>
     </w:p>
     <w:p>
@@ -188,13 +174,10 @@
           <w:b/>
           <w:bCs/>
         </w:rPr>
-        <w:t xml:space="preserve">FAST — 13 other RGI regions.</w:t>
-      </w:r>
-      <w:r>
-        <w:t xml:space="preserve"> </w:t>
-      </w:r>
-      <w:r>
-        <w:t xml:space="preserve">Smaller, faster-responding bodies with weak amplification (prior 1.45). It equilibrates quickly enough that its committed volume is close to its realised volume through most of the record.</w:t>
+        <w:t>FAST — 13 other RGI regions.</w:t>
+      </w:r>
+      <w:r>
+        <w:t xml:space="preserve"> Smaller, faster-responding bodies with weak amplification (prior 1.45). It equilibrates quickly enough that its committed volume is close to its realised volume through most of the record.</w:t>
       </w:r>
     </w:p>
     <w:p>
@@ -206,13 +189,11 @@
           <w:b/>
           <w:bCs/>
         </w:rPr>
-        <w:t xml:space="preserve">R19 — Antarctic and Subantarctic periphery.</w:t>
-      </w:r>
-      <w:r>
-        <w:t xml:space="preserve"> </w:t>
-      </w:r>
-      <w:r>
-        <w:t xml:space="preserve">This block exists because the historical glacier target (Frederikse) assumes zero Antarctic-periphery melt, while the GlaMBIE series spliced in from 2019 onward includes it. Folding R19 into either SLOWP or FAST would leave the model's hindcast scope mismatched. Keeping it separate lets the hindcast be evaluated on SLOWP + FAST while R19 still contributes to projected totals. Its amplification prior (0.72) is also far below the other two, so it is not physically interchangeable with them either. (The three blocks cover 18 of the 19 RGI regions; RGI 05, Greenland Periphery, is excluded — Frederikse's glacier target excludes it and it falls inside the Greenland ice-sheet mask.)</w:t>
+        <w:lastRenderedPageBreak/>
+        <w:t>R19 — Antarctic and Subantarctic periphery.</w:t>
+      </w:r>
+      <w:r>
+        <w:t xml:space="preserve"> This block exists because the historical glacier target (Frederikse) assumes zero Antarctic-periphery melt, while the GlaMBIE series spliced in from 2019 onward includes it. Folding R19 into either SLOWP or FAST would leave the model's hindcast scope mismatched. Keeping it separate lets the hindcast be evaluated on SLOWP + FAST while R19 still contributes to projected totals. Its amplification prior (0.72) is also far below the other two, so it is not physically interchangeable with them either. (The three blocks cover 18 of the 19 RGI regions; RGI 05, Greenland Periphery, is excluded — Frederikse's glacier target excludes it and it falls inside the Greenland ice-sheet mask.)</w:t>
       </w:r>
     </w:p>
     <w:p>
@@ -224,13 +205,10 @@
           <w:b/>
           <w:bCs/>
         </w:rPr>
-        <w:t xml:space="preserve">Compared with BRICK 2.0 and MAGICC.</w:t>
-      </w:r>
-      <w:r>
-        <w:t xml:space="preserve"> </w:t>
-      </w:r>
-      <w:r>
-        <w:t xml:space="preserve">BRICK 2.0 and Ladrillo now have completely different glacier modules. MAGICC and Ladrillo both use the formulation from Nauels 2017 Eq. 3; where they differ is the three regions used in Ladrillo. MAGICC's committed 1850 melt is 28–136 mm, Ladrillo's 63–146 mm.</w:t>
+        <w:t>Compared with BRICK 2.0 and MAGICC.</w:t>
+      </w:r>
+      <w:r>
+        <w:t xml:space="preserve"> BRICK 2.0 and Ladrillo now have completely different glacier modules. MAGICC and Ladrillo both use the formulation from Nauels 2017 Eq. 3; where they differ is the three regions used in Ladrillo. MAGICC's committed 1850 melt is 28–136 mm, Ladrillo's 63–146 mm.</w:t>
       </w:r>
     </w:p>
     <w:p>
@@ -242,13 +220,10 @@
           <w:b/>
           <w:bCs/>
         </w:rPr>
-        <w:t xml:space="preserve">Regrowth potential.</w:t>
-      </w:r>
-      <w:r>
-        <w:t xml:space="preserve"> </w:t>
-      </w:r>
-      <w:r>
-        <w:t xml:space="preserve">Neither BRICK nor FACTS can regrow glacial ice, but MAGICC and Ladrillo can. The law is</w:t>
+        <w:t>Regrowth potential.</w:t>
+      </w:r>
+      <w:r>
+        <w:t xml:space="preserve"> Neither BRICK nor FACTS can regrow glacial ice, but MAGICC and Ladrillo can. The law is</w:t>
       </w:r>
     </w:p>
     <w:p>
@@ -280,23 +255,20 @@
           <w:b/>
           <w:bCs/>
         </w:rPr>
-        <w:t xml:space="preserve">Regrowth limits.</w:t>
-      </w:r>
-      <w:r>
-        <w:t xml:space="preserve"> </w:t>
-      </w:r>
-      <w:r>
-        <w:t xml:space="preserve">MAGICC assumes that once ice committed to melt in 1850 has gone, it can't be regrown, but ice lost past that point can be. In theory, Ladrillo can regrow up until its 1850 ice extent (though no further), but that would require temperatures to drop below 1850 levels.</w:t>
-      </w:r>
-    </w:p>
-    <w:bookmarkEnd w:id="9"/>
-    <w:bookmarkStart w:id="10" w:name="greenland"/>
+        <w:t>Regrowth limits.</w:t>
+      </w:r>
+      <w:r>
+        <w:t xml:space="preserve"> MAGICC assumes that once ice committed to melt in 1850 has gone, it can't be regrown, but ice lost past that point can be. In theory, Ladrillo can regrow up until its 1850 ice extent (though no further), but that would require temperatures to drop below 1850 levels.</w:t>
+      </w:r>
+    </w:p>
     <w:p>
       <w:pPr>
         <w:pStyle w:val="Heading3"/>
       </w:pPr>
-      <w:r>
-        <w:t xml:space="preserve">Greenland</w:t>
+      <w:bookmarkStart w:id="3" w:name="greenland"/>
+      <w:bookmarkEnd w:id="2"/>
+      <w:r>
+        <w:t>Greenland</w:t>
       </w:r>
     </w:p>
     <w:p>
@@ -304,33 +276,19 @@
         <w:pStyle w:val="FirstParagraph"/>
       </w:pPr>
       <w:r>
-        <w:t xml:space="preserve">BRICK 2.0 treats Greenland as</w:t>
-      </w:r>
-      <w:r>
-        <w:t xml:space="preserve"> </w:t>
-      </w:r>
-      <w:r>
-        <w:rPr>
-          <w:b/>
-          <w:bCs/>
-        </w:rPr>
-        <w:t xml:space="preserve">one body with one response channel</w:t>
-      </w:r>
-      <w:r>
-        <w:t xml:space="preserve">. Ladrillo replaces that with a</w:t>
-      </w:r>
-      <w:r>
-        <w:t xml:space="preserve"> </w:t>
-      </w:r>
-      <w:r>
-        <w:rPr>
-          <w:b/>
-          <w:bCs/>
-        </w:rPr>
-        <w:t xml:space="preserve">two-channel, two-basin sheet</w:t>
-      </w:r>
-      <w:r>
-        <w:t xml:space="preserve">.</w:t>
+        <w:t xml:space="preserve">BRICK 2.0 treats Greenland as </w:t>
+      </w:r>
+      <w:r>
+        <w:t>one body with one response channel</w:t>
+      </w:r>
+      <w:r>
+        <w:t xml:space="preserve">. Ladrillo replaces that with a </w:t>
+      </w:r>
+      <w:r>
+        <w:t>two-channel, two-basin sheet</w:t>
+      </w:r>
+      <w:r>
+        <w:t>.</w:t>
       </w:r>
     </w:p>
     <w:p>
@@ -342,13 +300,10 @@
           <w:b/>
           <w:bCs/>
         </w:rPr>
-        <w:t xml:space="preserve">Two channels (fast / slow).</w:t>
-      </w:r>
-      <w:r>
-        <w:t xml:space="preserve"> </w:t>
-      </w:r>
-      <w:r>
-        <w:t xml:space="preserve">Greenland melt occurs through surface-mass-balance response (fast) and outlet/dynamic discharge (slow). Two channels allow for that partition. "Fast" names which physics the channel carries, not a short time constant — the surface-mass-balance channel drains a multi-millennial commitment, and at the optimum its response time is 86 years.</w:t>
+        <w:t>Two channels (fast / slow).</w:t>
+      </w:r>
+      <w:r>
+        <w:t xml:space="preserve"> Greenland melt occurs through surface-mass-balance response (fast) and outlet/dynamic discharge (slow). Two channels allow for that partition. "Fast" names which physics the channel carries, not a short time constant — the surface-mass-balance channel drains a multi-millennial commitment, and at the optimum its response time is 86 years.</w:t>
       </w:r>
     </w:p>
     <w:p>
@@ -360,45 +315,22 @@
           <w:b/>
           <w:bCs/>
         </w:rPr>
-        <w:t xml:space="preserve">Two basins.</w:t>
-      </w:r>
-      <w:r>
-        <w:t xml:space="preserve"> </w:t>
-      </w:r>
-      <w:r>
-        <w:t xml:space="preserve">The sheet is split into an</w:t>
-      </w:r>
-      <w:r>
-        <w:t xml:space="preserve"> </w:t>
-      </w:r>
-      <w:r>
-        <w:rPr>
-          <w:b/>
-          <w:bCs/>
-        </w:rPr>
-        <w:t xml:space="preserve">active</w:t>
-      </w:r>
-      <w:r>
-        <w:t xml:space="preserve"> </w:t>
-      </w:r>
-      <w:r>
-        <w:t xml:space="preserve">basin (SW+CW+CE+SE+NW) and a</w:t>
-      </w:r>
-      <w:r>
-        <w:t xml:space="preserve"> </w:t>
-      </w:r>
-      <w:r>
-        <w:rPr>
-          <w:b/>
-          <w:bCs/>
-        </w:rPr>
-        <w:t xml:space="preserve">high</w:t>
-      </w:r>
-      <w:r>
-        <w:t xml:space="preserve"> </w:t>
-      </w:r>
-      <w:r>
-        <w:t xml:space="preserve">basin (NO+NE), each carrying its own fast/slow channel pair, with sector shares scored against Mouginot.</w:t>
+        <w:t>Two basins.</w:t>
+      </w:r>
+      <w:r>
+        <w:t xml:space="preserve"> The sheet is split into an </w:t>
+      </w:r>
+      <w:r>
+        <w:t>active</w:t>
+      </w:r>
+      <w:r>
+        <w:t xml:space="preserve"> basin (SW+CW+CE+SE+NW) and a </w:t>
+      </w:r>
+      <w:r>
+        <w:t>high</w:t>
+      </w:r>
+      <w:r>
+        <w:t xml:space="preserve"> basin (NO+NE), each carrying its own fast/slow channel pair, with sector shares scored against Mouginot.</w:t>
       </w:r>
     </w:p>
     <w:p>
@@ -410,13 +342,10 @@
           <w:b/>
           <w:bCs/>
         </w:rPr>
-        <w:t xml:space="preserve">Amplification.</w:t>
-      </w:r>
-      <w:r>
-        <w:t xml:space="preserve"> </w:t>
-      </w:r>
-      <w:r>
-        <w:t xml:space="preserve">The ratio of Greenland warming to global warming is itself a function of temperature.</w:t>
+        <w:t>Amplification.</w:t>
+      </w:r>
+      <w:r>
+        <w:t xml:space="preserve"> The ratio of Greenland warming to global warming is itself a function of temperature.</w:t>
       </w:r>
     </w:p>
     <w:p>
@@ -428,13 +357,14 @@
           <w:b/>
           <w:bCs/>
         </w:rPr>
-        <w:t xml:space="preserve">High-basin volume tap.</w:t>
-      </w:r>
-      <w:r>
-        <w:t xml:space="preserve"> </w:t>
-      </w:r>
-      <w:r>
-        <w:t xml:space="preserve">A post-2100 commitment above a threshold: V = 5.64 m, τ = 800 yr, onset 4.69 K, two stages, whole-sheet. The tap does not fire until temperatures exceed the onset. It cannot be calibrated on observations, so the parameters were informed by ISMIP6 at 2100 and SICOPOLIS at 2300 and 3001. It is included in every projection here, contributing exactly zero at SSP1-2.6 and SSP2-4.5 and 41.8 cm to the SSP5-8.5 total at 2300.</w:t>
+        <w:t>High-basin volume tap.</w:t>
+      </w:r>
+      <w:r>
+        <w:t xml:space="preserve"> A post-2100 commitment above a threshold: V = 5.64 m, τ = 800 yr, onset 4.69 K, two stages, whole-sheet. The tap does not fire until temperatures exceed the onset. It cannot be calibrated on observations, so the parameters were informed by ISMIP6 at 2100 and SICOPOLIS at 2300 and 3001. It is included in every projection here, </w:t>
+      </w:r>
+      <w:r>
+        <w:lastRenderedPageBreak/>
+        <w:t>contributing exactly zero at SSP1-2.6 and SSP2-4.5 and 41.8 cm to the SSP5-8.5 total at 2300.</w:t>
       </w:r>
     </w:p>
     <w:p>
@@ -446,24 +376,21 @@
           <w:b/>
           <w:bCs/>
         </w:rPr>
-        <w:t xml:space="preserve">Compared with BRICK 2.0 and MAGICC.</w:t>
-      </w:r>
-      <w:r>
-        <w:t xml:space="preserve"> </w:t>
-      </w:r>
-      <w:r>
-        <w:t xml:space="preserve">Greenland is the component where the hindcast gain over BRICK 2.0 is largest. MAGICC similarly splits Greenland into SMB and SID and parameterises against SICOPOLIS, but with 17 parameters between the two, of which 9 vary and each of those takes only 4 distinct values.</w:t>
-      </w:r>
-    </w:p>
-    <w:bookmarkEnd w:id="10"/>
-    <w:bookmarkEnd w:id="11"/>
-    <w:bookmarkStart w:id="12" w:name="ladrillo-calibration-data-updates"/>
+        <w:t>Compared with BRICK 2.0 and MAGICC.</w:t>
+      </w:r>
+      <w:r>
+        <w:t xml:space="preserve"> Greenland is the component where the hindcast gain over BRICK 2.0 is largest. MAGICC similarly splits Greenland into SMB and SID and parameterises against SICOPOLIS, but with 17 parameters between the two, of which 9 vary and each of those takes only 4 distinct values.</w:t>
+      </w:r>
+    </w:p>
     <w:p>
       <w:pPr>
         <w:pStyle w:val="Heading2"/>
       </w:pPr>
-      <w:r>
-        <w:t xml:space="preserve">Ladrillo Calibration Data Updates</w:t>
+      <w:bookmarkStart w:id="4" w:name="ladrillo-calibration-data-updates"/>
+      <w:bookmarkEnd w:id="1"/>
+      <w:bookmarkEnd w:id="3"/>
+      <w:r>
+        <w:t>Ladrillo Calibration Data Updates</w:t>
       </w:r>
     </w:p>
     <w:p>
@@ -471,49 +398,56 @@
         <w:pStyle w:val="FirstParagraph"/>
       </w:pPr>
       <w:r>
-        <w:t xml:space="preserve">Additional or replaced observational inputs, relative to BRICK 2.0:</w:t>
+        <w:t>Additional or replaced observational inputs, relative to BRICK 2.0:</w:t>
       </w:r>
     </w:p>
     <w:tbl>
       <w:tblPr>
         <w:tblStyle w:val="Table"/>
-        <w:tblW w:type="auto" w:w="0"/>
-        <w:tblLook w:firstRow="1" w:lastRow="0" w:firstColumn="0" w:lastColumn="0" w:noHBand="0" w:noVBand="0" w:val="0020"/>
+        <w:tblW w:w="0" w:type="auto"/>
+        <w:tblLook w:val="0020" w:firstRow="1" w:lastRow="0" w:firstColumn="0" w:lastColumn="0" w:noHBand="0" w:noVBand="0"/>
       </w:tblPr>
       <w:tblGrid>
-        <w:gridCol w:w="3960"/>
-        <w:gridCol w:w="3960"/>
+        <w:gridCol w:w="3916"/>
+        <w:gridCol w:w="5660"/>
       </w:tblGrid>
       <w:tr>
         <w:trPr>
-          <w:tblHeader w:val="on"/>
+          <w:cnfStyle w:val="100000000000" w:firstRow="1" w:lastRow="0" w:firstColumn="0" w:lastColumn="0" w:oddVBand="0" w:evenVBand="0" w:oddHBand="0" w:evenHBand="0" w:firstRowFirstColumn="0" w:firstRowLastColumn="0" w:lastRowFirstColumn="0" w:lastRowLastColumn="0"/>
+          <w:tblHeader/>
         </w:trPr>
         <w:tc>
-          <w:tcPr/>
-          <w:p>
-            <w:pPr>
-              <w:pStyle w:val="Compact"/>
-            </w:pPr>
-            <w:r>
-              <w:t xml:space="preserve">data source</w:t>
-            </w:r>
-          </w:p>
-        </w:tc>
-        <w:tc>
-          <w:tcPr/>
-          <w:p>
-            <w:pPr>
-              <w:pStyle w:val="Compact"/>
-            </w:pPr>
-            <w:r>
-              <w:t xml:space="preserve">what it constrains</w:t>
+          <w:tcPr>
+            <w:tcW w:w="0" w:type="auto"/>
+          </w:tcPr>
+          <w:p>
+            <w:pPr>
+              <w:pStyle w:val="Compact"/>
+            </w:pPr>
+            <w:r>
+              <w:t>data source</w:t>
+            </w:r>
+          </w:p>
+        </w:tc>
+        <w:tc>
+          <w:tcPr>
+            <w:tcW w:w="0" w:type="auto"/>
+          </w:tcPr>
+          <w:p>
+            <w:pPr>
+              <w:pStyle w:val="Compact"/>
+            </w:pPr>
+            <w:r>
+              <w:t>what it constrains</w:t>
             </w:r>
           </w:p>
         </w:tc>
       </w:tr>
       <w:tr>
         <w:tc>
-          <w:tcPr/>
+          <w:tcPr>
+            <w:tcW w:w="0" w:type="auto"/>
+          </w:tcPr>
           <w:p>
             <w:pPr>
               <w:pStyle w:val="Compact"/>
@@ -523,31 +457,32 @@
                 <w:b/>
                 <w:bCs/>
               </w:rPr>
-              <w:t xml:space="preserve">Dangendorf 2024</w:t>
-            </w:r>
-            <w:r>
-              <w:t xml:space="preserve"> </w:t>
-            </w:r>
-            <w:r>
-              <w:t xml:space="preserve">GMSL</w:t>
-            </w:r>
-          </w:p>
-        </w:tc>
-        <w:tc>
-          <w:tcPr/>
-          <w:p>
-            <w:pPr>
-              <w:pStyle w:val="Compact"/>
-            </w:pPr>
-            <w:r>
-              <w:t xml:space="preserve">The total, replacing the previous GMSL reconstruction.</w:t>
+              <w:t>Dangendorf 2024</w:t>
+            </w:r>
+            <w:r>
+              <w:t xml:space="preserve"> GMSL</w:t>
+            </w:r>
+          </w:p>
+        </w:tc>
+        <w:tc>
+          <w:tcPr>
+            <w:tcW w:w="0" w:type="auto"/>
+          </w:tcPr>
+          <w:p>
+            <w:pPr>
+              <w:pStyle w:val="Compact"/>
+            </w:pPr>
+            <w:r>
+              <w:t>The total, replacing the previous GMSL reconstruction.</w:t>
             </w:r>
           </w:p>
         </w:tc>
       </w:tr>
       <w:tr>
         <w:tc>
-          <w:tcPr/>
+          <w:tcPr>
+            <w:tcW w:w="0" w:type="auto"/>
+          </w:tcPr>
           <w:p>
             <w:pPr>
               <w:pStyle w:val="Compact"/>
@@ -557,47 +492,70 @@
                 <w:b/>
                 <w:bCs/>
               </w:rPr>
-              <w:t xml:space="preserve">GlaMBIE</w:t>
-            </w:r>
-            <w:r>
-              <w:t xml:space="preserve"> </w:t>
-            </w:r>
-            <w:r>
-              <w:t xml:space="preserve">glacier series (2019 onward)</w:t>
-            </w:r>
-          </w:p>
-        </w:tc>
-        <w:tc>
-          <w:tcPr/>
-          <w:p>
-            <w:pPr>
-              <w:pStyle w:val="Compact"/>
-            </w:pPr>
-            <w:r>
-              <w:t xml:space="preserve">The modern glacier rate, spliced onto Frederikse. It</w:t>
-            </w:r>
-            <w:r>
-              <w:t xml:space="preserve"> </w:t>
-            </w:r>
+              <w:t>GlaMBIE</w:t>
+            </w:r>
+            <w:r>
+              <w:t xml:space="preserve"> glacier series (2019 onward)</w:t>
+            </w:r>
+          </w:p>
+        </w:tc>
+        <w:tc>
+          <w:tcPr>
+            <w:tcW w:w="0" w:type="auto"/>
+          </w:tcPr>
+          <w:p>
+            <w:pPr>
+              <w:pStyle w:val="Compact"/>
+            </w:pPr>
+            <w:r>
+              <w:t xml:space="preserve">The modern glacier rate, spliced onto Frederikse. It </w:t>
+            </w:r>
+            <w:r>
+              <w:t>includes</w:t>
+            </w:r>
+            <w:r>
+              <w:t xml:space="preserve"> Antarctic-periphery melt where Frederikse excludes it, which is why R19 is a separate block.</w:t>
+            </w:r>
+          </w:p>
+        </w:tc>
+      </w:tr>
+      <w:tr>
+        <w:tc>
+          <w:tcPr>
+            <w:tcW w:w="0" w:type="auto"/>
+          </w:tcPr>
+          <w:p>
+            <w:pPr>
+              <w:pStyle w:val="Compact"/>
+            </w:pPr>
             <w:r>
               <w:rPr>
                 <w:b/>
                 <w:bCs/>
               </w:rPr>
-              <w:t xml:space="preserve">includes</w:t>
-            </w:r>
-            <w:r>
-              <w:t xml:space="preserve"> </w:t>
-            </w:r>
-            <w:r>
-              <w:t xml:space="preserve">Antarctic-periphery melt where Frederikse excludes it, which is why R19 is a separate block.</w:t>
+              <w:t>JPL GRACE / GRACE-FO mascons</w:t>
+            </w:r>
+          </w:p>
+        </w:tc>
+        <w:tc>
+          <w:tcPr>
+            <w:tcW w:w="0" w:type="auto"/>
+          </w:tcPr>
+          <w:p>
+            <w:pPr>
+              <w:pStyle w:val="Compact"/>
+            </w:pPr>
+            <w:r>
+              <w:t>Land-water storage 2019–2026, which had been held flat; the closure σ is trend-extended over the same period.</w:t>
             </w:r>
           </w:p>
         </w:tc>
       </w:tr>
       <w:tr>
         <w:tc>
-          <w:tcPr/>
+          <w:tcPr>
+            <w:tcW w:w="0" w:type="auto"/>
+          </w:tcPr>
           <w:p>
             <w:pPr>
               <w:pStyle w:val="Compact"/>
@@ -607,25 +565,32 @@
                 <w:b/>
                 <w:bCs/>
               </w:rPr>
-              <w:t xml:space="preserve">JPL GRACE / GRACE-FO mascons</w:t>
-            </w:r>
-          </w:p>
-        </w:tc>
-        <w:tc>
-          <w:tcPr/>
-          <w:p>
-            <w:pPr>
-              <w:pStyle w:val="Compact"/>
-            </w:pPr>
-            <w:r>
-              <w:t xml:space="preserve">Land-water storage 2019–2026, which had been held flat; the closure σ is trend-extended over the same period.</w:t>
+              <w:t>Mouginot</w:t>
+            </w:r>
+            <w:r>
+              <w:t xml:space="preserve"> Greenland sector shares</w:t>
+            </w:r>
+          </w:p>
+        </w:tc>
+        <w:tc>
+          <w:tcPr>
+            <w:tcW w:w="0" w:type="auto"/>
+          </w:tcPr>
+          <w:p>
+            <w:pPr>
+              <w:pStyle w:val="Compact"/>
+            </w:pPr>
+            <w:r>
+              <w:t>The basin split, as a shares term rather than a level.</w:t>
             </w:r>
           </w:p>
         </w:tc>
       </w:tr>
       <w:tr>
         <w:tc>
-          <w:tcPr/>
+          <w:tcPr>
+            <w:tcW w:w="0" w:type="auto"/>
+          </w:tcPr>
           <w:p>
             <w:pPr>
               <w:pStyle w:val="Compact"/>
@@ -635,31 +600,32 @@
                 <w:b/>
                 <w:bCs/>
               </w:rPr>
-              <w:t xml:space="preserve">Mouginot</w:t>
-            </w:r>
-            <w:r>
-              <w:t xml:space="preserve"> </w:t>
-            </w:r>
-            <w:r>
-              <w:t xml:space="preserve">Greenland sector shares</w:t>
-            </w:r>
-          </w:p>
-        </w:tc>
-        <w:tc>
-          <w:tcPr/>
-          <w:p>
-            <w:pPr>
-              <w:pStyle w:val="Compact"/>
-            </w:pPr>
-            <w:r>
-              <w:t xml:space="preserve">The basin split, as a shares term rather than a level.</w:t>
+              <w:t>Rignot 2019</w:t>
+            </w:r>
+            <w:r>
+              <w:t xml:space="preserve"> Antarctic SMB, area-corrected ×0.888</w:t>
+            </w:r>
+          </w:p>
+        </w:tc>
+        <w:tc>
+          <w:tcPr>
+            <w:tcW w:w="0" w:type="auto"/>
+          </w:tcPr>
+          <w:p>
+            <w:pPr>
+              <w:pStyle w:val="Compact"/>
+            </w:pPr>
+            <w:r>
+              <w:t>The absolute Antarctic flux scale. SMB minus discharge is well constrained at −145 ± 15 Gt/yr but each flux individually has high uncertainty (±505/±509), so Rignot anchors the pair.</w:t>
             </w:r>
           </w:p>
         </w:tc>
       </w:tr>
       <w:tr>
         <w:tc>
-          <w:tcPr/>
+          <w:tcPr>
+            <w:tcW w:w="0" w:type="auto"/>
+          </w:tcPr>
           <w:p>
             <w:pPr>
               <w:pStyle w:val="Compact"/>
@@ -669,31 +635,41 @@
                 <w:b/>
                 <w:bCs/>
               </w:rPr>
-              <w:t xml:space="preserve">Rignot 2019</w:t>
-            </w:r>
-            <w:r>
-              <w:t xml:space="preserve"> </w:t>
-            </w:r>
-            <w:r>
-              <w:t xml:space="preserve">Antarctic SMB, area-corrected ×0.888</w:t>
-            </w:r>
-          </w:p>
-        </w:tc>
-        <w:tc>
-          <w:tcPr/>
-          <w:p>
-            <w:pPr>
-              <w:pStyle w:val="Compact"/>
-            </w:pPr>
-            <w:r>
-              <w:t xml:space="preserve">The absolute Antarctic flux scale. SMB minus discharge is well constrained at −145 ± 15 Gt/yr but each flux individually has high uncertainty (±505/±509), so Rignot anchors the pair.</w:t>
+              <w:t>Glacier inventory</w:t>
+            </w:r>
+            <w:r>
+              <w:t xml:space="preserve"> likelihood + a 19th-century flow constraint, </w:t>
+            </w:r>
+            <w:r>
+              <w:rPr>
+                <w:rStyle w:val="VerbatimChar"/>
+              </w:rPr>
+              <w:t>S(1900) − S(1850) ~ N(0.020, 0.009)</w:t>
+            </w:r>
+            <w:r>
+              <w:t xml:space="preserve"> m SLE</w:t>
+            </w:r>
+          </w:p>
+        </w:tc>
+        <w:tc>
+          <w:tcPr>
+            <w:tcW w:w="0" w:type="auto"/>
+          </w:tcPr>
+          <w:p>
+            <w:pPr>
+              <w:pStyle w:val="Compact"/>
+            </w:pPr>
+            <w:r>
+              <w:t>The absolute inventory and the pre-observational flow, neither of which the 20th-century transient identifies on its own.</w:t>
             </w:r>
           </w:p>
         </w:tc>
       </w:tr>
       <w:tr>
         <w:tc>
-          <w:tcPr/>
+          <w:tcPr>
+            <w:tcW w:w="0" w:type="auto"/>
+          </w:tcPr>
           <w:p>
             <w:pPr>
               <w:pStyle w:val="Compact"/>
@@ -703,46 +679,32 @@
                 <w:b/>
                 <w:bCs/>
               </w:rPr>
-              <w:t xml:space="preserve">Glacier inventory</w:t>
-            </w:r>
-            <w:r>
-              <w:t xml:space="preserve"> </w:t>
-            </w:r>
-            <w:r>
-              <w:t xml:space="preserve">likelihood + a 19th-century flow constraint,</w:t>
-            </w:r>
-            <w:r>
-              <w:t xml:space="preserve"> </w:t>
-            </w:r>
-            <w:r>
-              <w:rPr>
-                <w:rStyle w:val="VerbatimChar"/>
-              </w:rPr>
-              <w:t xml:space="preserve">S(1900) − S(1850) ~ N(0.020, 0.009)</w:t>
-            </w:r>
-            <w:r>
-              <w:t xml:space="preserve"> </w:t>
-            </w:r>
-            <w:r>
-              <w:t xml:space="preserve">m SLE</w:t>
-            </w:r>
-          </w:p>
-        </w:tc>
-        <w:tc>
-          <w:tcPr/>
-          <w:p>
-            <w:pPr>
-              <w:pStyle w:val="Compact"/>
-            </w:pPr>
-            <w:r>
-              <w:t xml:space="preserve">The absolute inventory and the pre-observational flow, neither of which the 20th-century transient identifies on its own.</w:t>
+              <w:t>CMIP6 regional amplification</w:t>
+            </w:r>
+            <w:r>
+              <w:t xml:space="preserve"> (34–41 models)</w:t>
+            </w:r>
+          </w:p>
+        </w:tc>
+        <w:tc>
+          <w:tcPr>
+            <w:tcW w:w="0" w:type="auto"/>
+          </w:tcPr>
+          <w:p>
+            <w:pPr>
+              <w:pStyle w:val="Compact"/>
+            </w:pPr>
+            <w:r>
+              <w:t>Priors on the per-block glacier amplification and on Antarctic amplification.</w:t>
             </w:r>
           </w:p>
         </w:tc>
       </w:tr>
       <w:tr>
         <w:tc>
-          <w:tcPr/>
+          <w:tcPr>
+            <w:tcW w:w="0" w:type="auto"/>
+          </w:tcPr>
           <w:p>
             <w:pPr>
               <w:pStyle w:val="Compact"/>
@@ -752,58 +714,23 @@
                 <w:b/>
                 <w:bCs/>
               </w:rPr>
-              <w:t xml:space="preserve">CMIP6 regional amplification</w:t>
-            </w:r>
-            <w:r>
-              <w:t xml:space="preserve"> </w:t>
-            </w:r>
-            <w:r>
-              <w:t xml:space="preserve">(34–41 models)</w:t>
-            </w:r>
-          </w:p>
-        </w:tc>
-        <w:tc>
-          <w:tcPr/>
-          <w:p>
-            <w:pPr>
-              <w:pStyle w:val="Compact"/>
-            </w:pPr>
-            <w:r>
-              <w:t xml:space="preserve">Priors on the per-block glacier amplification and on Antarctic amplification.</w:t>
-            </w:r>
-          </w:p>
-        </w:tc>
-      </w:tr>
-      <w:tr>
-        <w:tc>
-          <w:tcPr/>
-          <w:p>
-            <w:pPr>
-              <w:pStyle w:val="Compact"/>
-            </w:pPr>
-            <w:r>
-              <w:rPr>
-                <w:b/>
-                <w:bCs/>
-              </w:rPr>
-              <w:t xml:space="preserve">Paleo constraints</w:t>
-            </w:r>
-            <w:r>
-              <w:t xml:space="preserve"> </w:t>
-            </w:r>
-            <w:r>
-              <w:t xml:space="preserve">on DAIS geometry, in a standardised correlation form</w:t>
-            </w:r>
-          </w:p>
-        </w:tc>
-        <w:tc>
-          <w:tcPr/>
-          <w:p>
-            <w:pPr>
-              <w:pStyle w:val="Compact"/>
-            </w:pPr>
-            <w:r>
-              <w:t xml:space="preserve">The seven freed geometry parameters (below).</w:t>
+              <w:t>Paleo constraints</w:t>
+            </w:r>
+            <w:r>
+              <w:t xml:space="preserve"> on DAIS geometry, in a standardised correlation form</w:t>
+            </w:r>
+          </w:p>
+        </w:tc>
+        <w:tc>
+          <w:tcPr>
+            <w:tcW w:w="0" w:type="auto"/>
+          </w:tcPr>
+          <w:p>
+            <w:pPr>
+              <w:pStyle w:val="Compact"/>
+            </w:pPr>
+            <w:r>
+              <w:t>The seven freed geometry parameters (below).</w:t>
             </w:r>
           </w:p>
         </w:tc>
@@ -818,10 +745,10 @@
           <w:b/>
           <w:bCs/>
         </w:rPr>
-        <w:t xml:space="preserve">Deliberately removed: IMBIE</w:t>
-      </w:r>
-      <w:r>
-        <w:t xml:space="preserve">, dropped from the Antarctic likelihood to avoid double-weighting the same mass-balance information already entering through other terms.</w:t>
+        <w:t>Deliberately removed: IMBIE</w:t>
+      </w:r>
+      <w:r>
+        <w:t>, dropped from the Antarctic likelihood to avoid double-weighting the same mass-balance information already entering through other terms.</w:t>
       </w:r>
     </w:p>
     <w:p>
@@ -833,7 +760,7 @@
           <w:b/>
           <w:bCs/>
         </w:rPr>
-        <w:t xml:space="preserve">Forcing.</w:t>
+        <w:t>Forcing.</w:t>
       </w:r>
       <w:r>
         <w:t xml:space="preserve"> </w:t>
@@ -843,10 +770,10 @@
           <w:b/>
           <w:bCs/>
         </w:rPr>
-        <w:t xml:space="preserve">FaIR 2.2.4 (fair-calibrate 1.6.0)</w:t>
-      </w:r>
-      <w:r>
-        <w:t xml:space="preserve">, driven by CMIP7 historical emissions 1750–2023 spliced at 2023.5 to MESSAGE-GLOBIOM SSP2-4.5 and harmonized per species. The calibration's own fit window runs to 2026, so its last three years sit on scenario rather than observed forcing — a difference bounded at about 0.002 W/m².</w:t>
+        <w:t>FaIR 2.2.4 (fair-calibrate 1.6.0)</w:t>
+      </w:r>
+      <w:r>
+        <w:t>, driven by CMIP7 historical emissions 1750–2023 spliced at 2023.5 to MESSAGE-GLOBIOM SSP2-4.5 and harmonized per species. The calibration's own fit window runs to 2026, so its last three years sit on scenario rather than observed forcing — a difference bounded at about 0.002 W/m².</w:t>
       </w:r>
     </w:p>
     <w:p>
@@ -858,23 +785,230 @@
           <w:b/>
           <w:bCs/>
         </w:rPr>
-        <w:t xml:space="preserve">Sampler.</w:t>
+        <w:lastRenderedPageBreak/>
+        <w:t>Sampler.</w:t>
+      </w:r>
+      <w:r>
+        <w:t xml:space="preserve"> Over-dispersed chain starts.</w:t>
+      </w:r>
+    </w:p>
+    <w:p>
+      <w:pPr>
+        <w:pStyle w:val="Heading2"/>
+      </w:pPr>
+      <w:bookmarkStart w:id="5" w:name="ladrillo-calibration-approach-updates"/>
+      <w:bookmarkEnd w:id="4"/>
+      <w:r>
+        <w:t>Ladrillo Calibration Approach Updates</w:t>
+      </w:r>
+    </w:p>
+    <w:p>
+      <w:pPr>
+        <w:pStyle w:val="FirstParagraph"/>
+      </w:pPr>
+      <w:r>
+        <w:rPr>
+          <w:b/>
+          <w:bCs/>
+        </w:rPr>
+        <w:t>58 parameters are sampled</w:t>
+      </w:r>
+      <w:r>
+        <w:t>: 17 Antarctic, 9 Greenland, 19 glacier, 13 remaining (thermal expansion, two discrepancy bases, and four AR(1) noise pairs). Four Antarctic changes distinguish Ladrillo's calibration from BRICK 2.0's — the three described below, plus an SMB likelihood term anchoring the Antarctic flux scale to Rignot 2019. They have not been ablated individually against the hindcast, so no single one is credited here.</w:t>
+      </w:r>
+    </w:p>
+    <w:p>
+      <w:pPr>
+        <w:pStyle w:val="BodyText"/>
+      </w:pPr>
+      <w:r>
+        <w:rPr>
+          <w:b/>
+          <w:bCs/>
+        </w:rPr>
+        <w:t>The seven DAIS geometry parameters</w:t>
+      </w:r>
+      <w:r>
+        <w:t xml:space="preserve"> (</w:t>
+      </w:r>
+      <w:r>
+        <w:rPr>
+          <w:rStyle w:val="VerbatimChar"/>
+        </w:rPr>
+        <w:t>ais_mu</w:t>
+      </w:r>
+      <w:r>
+        <w:t xml:space="preserve">, </w:t>
+      </w:r>
+      <w:r>
+        <w:rPr>
+          <w:rStyle w:val="VerbatimChar"/>
+        </w:rPr>
+        <w:t>ais_bedheight0</w:t>
+      </w:r>
+      <w:r>
+        <w:t xml:space="preserve">, </w:t>
+      </w:r>
+      <w:r>
+        <w:rPr>
+          <w:rStyle w:val="VerbatimChar"/>
+        </w:rPr>
+        <w:t>ais_slope</w:t>
+      </w:r>
+      <w:r>
+        <w:t xml:space="preserve">, </w:t>
+      </w:r>
+      <w:r>
+        <w:rPr>
+          <w:rStyle w:val="VerbatimChar"/>
+        </w:rPr>
+        <w:t>ais_iceflow0</w:t>
+      </w:r>
+      <w:r>
+        <w:t xml:space="preserve">, </w:t>
+      </w:r>
+      <w:r>
+        <w:rPr>
+          <w:rStyle w:val="VerbatimChar"/>
+        </w:rPr>
+        <w:t>ais_precip0_LOG</w:t>
+      </w:r>
+      <w:r>
+        <w:t xml:space="preserve">, </w:t>
+      </w:r>
+      <w:r>
+        <w:rPr>
+          <w:rStyle w:val="VerbatimChar"/>
+        </w:rPr>
+        <w:t>ais_runoff_Ton</w:t>
+      </w:r>
+      <w:r>
+        <w:t xml:space="preserve">, </w:t>
+      </w:r>
+      <w:r>
+        <w:rPr>
+          <w:rStyle w:val="VerbatimChar"/>
+        </w:rPr>
+        <w:t>ais_c</w:t>
+      </w:r>
+      <w:r>
+        <w:t xml:space="preserve">) are freed under a joint paleo prior. Ladrillo's pre-1990 Antarctic hindcast is far closer to the record than BRICK 2.0's — 1920–1949 bias −0.0096 cm against −1.9579 cm, and 1950–1992 +0.0027 cm against −0.7053 cm. BRICK 2.0 also samples its DAIS geometry; </w:t>
+      </w:r>
+      <w:r>
+        <w:t>a key difference</w:t>
+      </w:r>
+      <w:r>
+        <w:t xml:space="preserve"> is the constraint, since its Antarctic likelihood is IMBIE 1992–2017 while Ladrillo fits an Antarctic series from 1900.</w:t>
+      </w:r>
+    </w:p>
+    <w:p>
+      <w:pPr>
+        <w:pStyle w:val="BodyText"/>
+      </w:pPr>
+      <w:r>
+        <w:rPr>
+          <w:b/>
+          <w:bCs/>
+        </w:rPr>
+        <w:t>The runoff line is sampled in its identified direction.</w:t>
       </w:r>
       <w:r>
         <w:t xml:space="preserve"> </w:t>
       </w:r>
       <w:r>
-        <w:t xml:space="preserve">Over-dispersed chain starts.</w:t>
-      </w:r>
-    </w:p>
-    <w:bookmarkEnd w:id="12"/>
-    <w:bookmarkStart w:id="13" w:name="ladrillo-calibration-approach-updates"/>
+        <w:rPr>
+          <w:rStyle w:val="VerbatimChar"/>
+        </w:rPr>
+        <w:t>h0</w:t>
+      </w:r>
+      <w:r>
+        <w:t xml:space="preserve"> and </w:t>
+      </w:r>
+      <w:r>
+        <w:rPr>
+          <w:rStyle w:val="VerbatimChar"/>
+        </w:rPr>
+        <w:t>c</w:t>
+      </w:r>
+      <w:r>
+        <w:t xml:space="preserve"> enter only as </w:t>
+      </w:r>
+      <w:r>
+        <w:rPr>
+          <w:rStyle w:val="VerbatimChar"/>
+        </w:rPr>
+        <w:t>hR = h0 + c·T_ant</w:t>
+      </w:r>
+      <w:r>
+        <w:t xml:space="preserve"> with a correlation ridge. Ladrillo samples </w:t>
+      </w:r>
+      <w:r>
+        <w:rPr>
+          <w:rStyle w:val="VerbatimChar"/>
+        </w:rPr>
+        <w:t>T_on = −h0/c</w:t>
+      </w:r>
+      <w:r>
+        <w:t>, the runoff onset temperature, which is what the data constrain.</w:t>
+      </w:r>
+    </w:p>
+    <w:p>
+      <w:pPr>
+        <w:pStyle w:val="BodyText"/>
+      </w:pPr>
+      <w:r>
+        <w:rPr>
+          <w:b/>
+          <w:bCs/>
+        </w:rPr>
+        <w:t>Antarctic amplification is a key parameter.</w:t>
+      </w:r>
+      <w:r>
+        <w:t xml:space="preserve"> Stock DAIS hard-codes 1.196. Ladrillo samples it under N(1.09, 0.180), the measured CMIP6 between-model spread. The parameter is not </w:t>
+      </w:r>
+      <w:r>
+        <w:t xml:space="preserve">strongly </w:t>
+      </w:r>
+      <w:r>
+        <w:t xml:space="preserve">constrained by observation and its leverage is strongly scenario-dependent: across the posterior draws, a one-sigma change moves Antarctic sea level at 2300 by about 58 cm on SSP2-4.5 (roughly 23% of that scenario's total) but only about 24 cm on SSP5-8.5 (under 5%), because by SSP5-8.5 the Antarctic response is already past the thresholds </w:t>
+      </w:r>
+      <w:r>
+        <w:t>where</w:t>
+      </w:r>
+      <w:r>
+        <w:t xml:space="preserve"> amplification </w:t>
+      </w:r>
+      <w:r>
+        <w:t>matters</w:t>
+      </w:r>
+      <w:r>
+        <w:t xml:space="preserve">. </w:t>
+      </w:r>
+    </w:p>
+    <w:p>
+      <w:pPr>
+        <w:pStyle w:val="BodyText"/>
+      </w:pPr>
+      <w:r>
+        <w:rPr>
+          <w:b/>
+          <w:bCs/>
+        </w:rPr>
+        <w:t>Criterion matching.</w:t>
+      </w:r>
+      <w:r>
+        <w:t xml:space="preserve"> L24 is accepted under the deliverable criterion: 39 parameters pass. While 19 parameter marginals fail R̂ &lt; 1.05, these primarily involve the Antarctic-geometry ridge and compensate for each other. Projected sea level converges (R̂ = 1.008 at 2100, 1.011 at 2150; with 1050 statistically independent draws in the final sample).</w:t>
+      </w:r>
+    </w:p>
     <w:p>
       <w:pPr>
         <w:pStyle w:val="Heading2"/>
       </w:pPr>
-      <w:r>
-        <w:t xml:space="preserve">Ladrillo Calibration Approach Updates</w:t>
+      <w:bookmarkStart w:id="6" w:name="ladrillo-observational-comparison"/>
+      <w:bookmarkEnd w:id="5"/>
+      <w:r>
+        <w:lastRenderedPageBreak/>
+        <w:t>Ladrillo Observational Comparison</w:t>
       </w:r>
     </w:p>
     <w:p>
@@ -883,250 +1017,25 @@
       </w:pPr>
       <w:r>
         <w:rPr>
-          <w:b/>
-          <w:bCs/>
-        </w:rPr>
-        <w:t xml:space="preserve">58 parameters are sampled</w:t>
-      </w:r>
-      <w:r>
-        <w:t xml:space="preserve">: 17 Antarctic, 9 Greenland, 19 glacier, 13 remaining (thermal expansion, two discrepancy bases, and four AR(1) noise pairs). Four Antarctic changes distinguish Ladrillo's calibration from BRICK 2.0's — the three described below, plus an SMB likelihood term anchoring the Antarctic flux scale to Rignot 2019. They have not been ablated individually against the hindcast, so no single one is credited here.</w:t>
-      </w:r>
-    </w:p>
-    <w:p>
-      <w:pPr>
-        <w:pStyle w:val="BodyText"/>
-      </w:pPr>
-      <w:r>
-        <w:rPr>
-          <w:b/>
-          <w:bCs/>
-        </w:rPr>
-        <w:t xml:space="preserve">The seven DAIS geometry parameters</w:t>
-      </w:r>
-      <w:r>
-        <w:t xml:space="preserve"> </w:t>
-      </w:r>
-      <w:r>
-        <w:t xml:space="preserve">(</w:t>
-      </w:r>
-      <w:r>
-        <w:rPr>
-          <w:rStyle w:val="VerbatimChar"/>
-        </w:rPr>
-        <w:t xml:space="preserve">ais_mu</w:t>
-      </w:r>
-      <w:r>
-        <w:t xml:space="preserve">,</w:t>
-      </w:r>
-      <w:r>
-        <w:t xml:space="preserve"> </w:t>
-      </w:r>
-      <w:r>
-        <w:rPr>
-          <w:rStyle w:val="VerbatimChar"/>
-        </w:rPr>
-        <w:t xml:space="preserve">ais_bedheight0</w:t>
-      </w:r>
-      <w:r>
-        <w:t xml:space="preserve">,</w:t>
-      </w:r>
-      <w:r>
-        <w:t xml:space="preserve"> </w:t>
-      </w:r>
-      <w:r>
-        <w:rPr>
-          <w:rStyle w:val="VerbatimChar"/>
-        </w:rPr>
-        <w:t xml:space="preserve">ais_slope</w:t>
-      </w:r>
-      <w:r>
-        <w:t xml:space="preserve">,</w:t>
-      </w:r>
-      <w:r>
-        <w:t xml:space="preserve"> </w:t>
-      </w:r>
-      <w:r>
-        <w:rPr>
-          <w:rStyle w:val="VerbatimChar"/>
-        </w:rPr>
-        <w:t xml:space="preserve">ais_iceflow0</w:t>
-      </w:r>
-      <w:r>
-        <w:t xml:space="preserve">,</w:t>
-      </w:r>
-      <w:r>
-        <w:t xml:space="preserve"> </w:t>
-      </w:r>
-      <w:r>
-        <w:rPr>
-          <w:rStyle w:val="VerbatimChar"/>
-        </w:rPr>
-        <w:t xml:space="preserve">ais_precip0_LOG</w:t>
-      </w:r>
-      <w:r>
-        <w:t xml:space="preserve">,</w:t>
-      </w:r>
-      <w:r>
-        <w:t xml:space="preserve"> </w:t>
-      </w:r>
-      <w:r>
-        <w:rPr>
-          <w:rStyle w:val="VerbatimChar"/>
-        </w:rPr>
-        <w:t xml:space="preserve">ais_runoff_Ton</w:t>
-      </w:r>
-      <w:r>
-        <w:t xml:space="preserve">,</w:t>
-      </w:r>
-      <w:r>
-        <w:t xml:space="preserve"> </w:t>
-      </w:r>
-      <w:r>
-        <w:rPr>
-          <w:rStyle w:val="VerbatimChar"/>
-        </w:rPr>
-        <w:t xml:space="preserve">ais_c</w:t>
-      </w:r>
-      <w:r>
-        <w:t xml:space="preserve">) are freed under a joint paleo prior. Ladrillo's pre-1990 Antarctic hindcast is far closer to the record than BRICK 2.0's — 1920–1949 bias −0.0096 cm against −1.9579 cm, and 1950–1992 +0.0027 cm against −0.7053 cm — though the freeing is not on its own established as the cause. BRICK 2.0 also samples its DAIS geometry; what differs is the constraint, since its Antarctic likelihood is IMBIE 1992–2017 while Ladrillo fits an Antarctic series from 1900, leaving BRICK 2.0's early record essentially unconstrained.</w:t>
-      </w:r>
-    </w:p>
-    <w:p>
-      <w:pPr>
-        <w:pStyle w:val="BodyText"/>
-      </w:pPr>
-      <w:r>
-        <w:rPr>
-          <w:b/>
-          <w:bCs/>
-        </w:rPr>
-        <w:t xml:space="preserve">The runoff line is sampled in its identified direction.</w:t>
-      </w:r>
-      <w:r>
-        <w:t xml:space="preserve"> </w:t>
-      </w:r>
-      <w:r>
-        <w:rPr>
-          <w:rStyle w:val="VerbatimChar"/>
-        </w:rPr>
-        <w:t xml:space="preserve">h0</w:t>
-      </w:r>
-      <w:r>
-        <w:t xml:space="preserve"> </w:t>
-      </w:r>
-      <w:r>
-        <w:t xml:space="preserve">and</w:t>
-      </w:r>
-      <w:r>
-        <w:t xml:space="preserve"> </w:t>
-      </w:r>
-      <w:r>
-        <w:rPr>
-          <w:rStyle w:val="VerbatimChar"/>
-        </w:rPr>
-        <w:t xml:space="preserve">c</w:t>
-      </w:r>
-      <w:r>
-        <w:t xml:space="preserve"> </w:t>
-      </w:r>
-      <w:r>
-        <w:t xml:space="preserve">enter only as</w:t>
-      </w:r>
-      <w:r>
-        <w:t xml:space="preserve"> </w:t>
-      </w:r>
-      <w:r>
-        <w:rPr>
-          <w:rStyle w:val="VerbatimChar"/>
-        </w:rPr>
-        <w:t xml:space="preserve">hR = h0 + c·T_ant</w:t>
-      </w:r>
-      <w:r>
-        <w:t xml:space="preserve"> </w:t>
-      </w:r>
-      <w:r>
-        <w:t xml:space="preserve">with a correlation ridge. Ladrillo samples</w:t>
-      </w:r>
-      <w:r>
-        <w:t xml:space="preserve"> </w:t>
-      </w:r>
-      <w:r>
-        <w:rPr>
-          <w:rStyle w:val="VerbatimChar"/>
-        </w:rPr>
-        <w:t xml:space="preserve">T_on = −h0/c</w:t>
-      </w:r>
-      <w:r>
-        <w:t xml:space="preserve">, the runoff onset temperature, which is what the data constrain.</w:t>
-      </w:r>
-    </w:p>
-    <w:p>
-      <w:pPr>
-        <w:pStyle w:val="BodyText"/>
-      </w:pPr>
-      <w:r>
-        <w:rPr>
-          <w:b/>
-          <w:bCs/>
-        </w:rPr>
-        <w:t xml:space="preserve">Antarctic amplification is a key parameter.</w:t>
-      </w:r>
-      <w:r>
-        <w:t xml:space="preserve"> </w:t>
-      </w:r>
-      <w:r>
-        <w:t xml:space="preserve">Stock DAIS hard-codes 1.196. Ladrillo samples it under N(1.09, 0.180), the measured CMIP6 between-model spread. The parameter is not constrained by observation — the posterior is very close to the prior — and its leverage is strongly scenario-dependent: across the posterior draws, a one-sigma change moves Antarctic sea level at 2300 by about 58 cm on SSP2-4.5 (roughly 23% of that scenario's total) but only about 24 cm on SSP5-8.5 (under 5%), because by SSP5-8.5 the Antarctic response is already past the thresholds that amplification would otherwise buy. These are regression slopes measured across the posterior draws, not one-at-a-time perturbations, so they carry the posterior's own parameter correlations.</w:t>
-      </w:r>
-    </w:p>
-    <w:p>
-      <w:pPr>
-        <w:pStyle w:val="BodyText"/>
-      </w:pPr>
-      <w:r>
-        <w:rPr>
-          <w:b/>
-          <w:bCs/>
-        </w:rPr>
-        <w:t xml:space="preserve">Criterion matching.</w:t>
-      </w:r>
-      <w:r>
-        <w:t xml:space="preserve"> </w:t>
-      </w:r>
-      <w:r>
-        <w:t xml:space="preserve">L24 is accepted under the deliverable criterion: 39 parameters pass. While 19 parameter marginals fail R̂ &lt; 1.05, these primarily involve the Antarctic-geometry ridge and compensate for each other. Projected sea level converges (R̂ = 1.008 at 2100, 1.011 at 2150; with 1050 statistically independent draws in the final sample).</w:t>
-      </w:r>
-    </w:p>
-    <w:bookmarkEnd w:id="13"/>
-    <w:bookmarkStart w:id="17" w:name="ladrillo-observational-comparison"/>
-    <w:p>
-      <w:pPr>
-        <w:pStyle w:val="Heading2"/>
-      </w:pPr>
-      <w:r>
-        <w:t xml:space="preserve">Ladrillo Observational Comparison</w:t>
-      </w:r>
-    </w:p>
-    <w:p>
-      <w:pPr>
-        <w:pStyle w:val="FirstParagraph"/>
-      </w:pPr>
-      <w:r>
+          <w:noProof/>
+        </w:rPr>
         <w:drawing>
-          <wp:inline>
+          <wp:inline distT="0" distB="0" distL="0" distR="0" wp14:anchorId="09A7FD11" wp14:editId="0CA42595">
             <wp:extent cx="5334000" cy="3234812"/>
-            <wp:effectExtent b="0" l="0" r="0" t="0"/>
-            <wp:docPr descr="Hindcast: Ladrillo L24 vs BRICK 2.0 vs observations" title="" id="15" name="Picture"/>
-            <a:graphic>
+            <wp:effectExtent l="0" t="0" r="0" b="0"/>
+            <wp:docPr id="15" name="Picture" descr="Hindcast: Ladrillo L24 vs BRICK 2.0 vs observations"/>
+            <wp:cNvGraphicFramePr/>
+            <a:graphic xmlns:a="http://schemas.openxmlformats.org/drawingml/2006/main">
               <a:graphicData uri="http://schemas.openxmlformats.org/drawingml/2006/picture">
-                <pic:pic>
+                <pic:pic xmlns:pic="http://schemas.openxmlformats.org/drawingml/2006/picture">
                   <pic:nvPicPr>
-                    <pic:cNvPr descr="figures/hindcast_components_L24.png" id="16" name="Picture"/>
+                    <pic:cNvPr id="16" name="Picture" descr="figures/hindcast_components_L24.png"/>
                     <pic:cNvPicPr>
-                      <a:picLocks noChangeArrowheads="1" noChangeAspect="1"/>
+                      <a:picLocks noChangeAspect="1" noChangeArrowheads="1"/>
                     </pic:cNvPicPr>
                   </pic:nvPicPr>
                   <pic:blipFill>
-                    <a:blip r:embed="rId14"/>
+                    <a:blip r:embed="rId5"/>
                     <a:stretch>
                       <a:fillRect/>
                     </a:stretch>
@@ -1162,13 +1071,10 @@
           <w:b/>
           <w:bCs/>
         </w:rPr>
-        <w:t xml:space="preserve">FIG 1.</w:t>
-      </w:r>
-      <w:r>
-        <w:t xml:space="preserve"> </w:t>
-      </w:r>
-      <w:r>
-        <w:t xml:space="preserve">Component hindcasts, 1900–2026, against the calibration targets.</w:t>
+        <w:t>FIG 1.</w:t>
+      </w:r>
+      <w:r>
+        <w:t xml:space="preserve"> Component hindcasts, 1900–2026, against the calibration targets.</w:t>
       </w:r>
     </w:p>
     <w:p>
@@ -1176,109 +1082,121 @@
         <w:pStyle w:val="BodyText"/>
       </w:pPr>
       <w:r>
-        <w:t xml:space="preserve">RMSE ratio against BRICK 2.0 —</w:t>
-      </w:r>
-      <w:r>
-        <w:t xml:space="preserve"> </w:t>
-      </w:r>
-      <w:r>
-        <w:rPr>
-          <w:b/>
-          <w:bCs/>
-        </w:rPr>
-        <w:t xml:space="preserve">below 1 means Ladrillo is closer to the observations</w:t>
-      </w:r>
-      <w:r>
-        <w:t xml:space="preserve">:</w:t>
+        <w:t xml:space="preserve">RMSE ratio against BRICK 2.0 — </w:t>
+      </w:r>
+      <w:r>
+        <w:rPr>
+          <w:b/>
+          <w:bCs/>
+        </w:rPr>
+        <w:t>below 1 means Ladrillo is closer to the observations</w:t>
+      </w:r>
+      <w:r>
+        <w:t>:</w:t>
       </w:r>
     </w:p>
     <w:tbl>
       <w:tblPr>
         <w:tblStyle w:val="Table"/>
-        <w:tblW w:type="auto" w:w="0"/>
-        <w:tblLook w:firstRow="1" w:lastRow="0" w:firstColumn="0" w:lastColumn="0" w:noHBand="0" w:noVBand="0" w:val="0020"/>
+        <w:tblW w:w="0" w:type="auto"/>
+        <w:tblLook w:val="0020" w:firstRow="1" w:lastRow="0" w:firstColumn="0" w:lastColumn="0" w:noHBand="0" w:noVBand="0"/>
       </w:tblPr>
       <w:tblGrid>
-        <w:gridCol w:w="1584"/>
-        <w:gridCol w:w="1584"/>
-        <w:gridCol w:w="1584"/>
-        <w:gridCol w:w="1584"/>
-        <w:gridCol w:w="1584"/>
+        <w:gridCol w:w="2180"/>
+        <w:gridCol w:w="1353"/>
+        <w:gridCol w:w="1353"/>
+        <w:gridCol w:w="1353"/>
+        <w:gridCol w:w="801"/>
       </w:tblGrid>
       <w:tr>
         <w:trPr>
-          <w:tblHeader w:val="on"/>
+          <w:cnfStyle w:val="100000000000" w:firstRow="1" w:lastRow="0" w:firstColumn="0" w:lastColumn="0" w:oddVBand="0" w:evenVBand="0" w:oddHBand="0" w:evenHBand="0" w:firstRowFirstColumn="0" w:firstRowLastColumn="0" w:lastRowFirstColumn="0" w:lastRowLastColumn="0"/>
+          <w:tblHeader/>
         </w:trPr>
         <w:tc>
-          <w:tcPr/>
-          <w:p>
-            <w:pPr>
-              <w:pStyle w:val="Compact"/>
-            </w:pPr>
-            <w:r>
-              <w:t xml:space="preserve">component</w:t>
-            </w:r>
-          </w:p>
-        </w:tc>
-        <w:tc>
-          <w:tcPr/>
-          <w:p>
-            <w:pPr>
-              <w:pStyle w:val="Compact"/>
-            </w:pPr>
-            <w:r>
-              <w:t xml:space="preserve">1920–1949</w:t>
-            </w:r>
-          </w:p>
-        </w:tc>
-        <w:tc>
-          <w:tcPr/>
-          <w:p>
-            <w:pPr>
-              <w:pStyle w:val="Compact"/>
-            </w:pPr>
-            <w:r>
-              <w:t xml:space="preserve">1950–1992</w:t>
-            </w:r>
-          </w:p>
-        </w:tc>
-        <w:tc>
-          <w:tcPr/>
-          <w:p>
-            <w:pPr>
-              <w:pStyle w:val="Compact"/>
-            </w:pPr>
-            <w:r>
-              <w:t xml:space="preserve">1993–2026</w:t>
-            </w:r>
-          </w:p>
-        </w:tc>
-        <w:tc>
-          <w:tcPr/>
-          <w:p>
-            <w:pPr>
-              <w:pStyle w:val="Compact"/>
-            </w:pPr>
-            <w:r>
-              <w:t xml:space="preserve">full</w:t>
+          <w:tcPr>
+            <w:tcW w:w="0" w:type="auto"/>
+          </w:tcPr>
+          <w:p>
+            <w:pPr>
+              <w:pStyle w:val="Compact"/>
+            </w:pPr>
+            <w:r>
+              <w:t>component</w:t>
+            </w:r>
+          </w:p>
+        </w:tc>
+        <w:tc>
+          <w:tcPr>
+            <w:tcW w:w="0" w:type="auto"/>
+          </w:tcPr>
+          <w:p>
+            <w:pPr>
+              <w:pStyle w:val="Compact"/>
+            </w:pPr>
+            <w:r>
+              <w:t>1920–1949</w:t>
+            </w:r>
+          </w:p>
+        </w:tc>
+        <w:tc>
+          <w:tcPr>
+            <w:tcW w:w="0" w:type="auto"/>
+          </w:tcPr>
+          <w:p>
+            <w:pPr>
+              <w:pStyle w:val="Compact"/>
+            </w:pPr>
+            <w:r>
+              <w:t>1950–1992</w:t>
+            </w:r>
+          </w:p>
+        </w:tc>
+        <w:tc>
+          <w:tcPr>
+            <w:tcW w:w="0" w:type="auto"/>
+          </w:tcPr>
+          <w:p>
+            <w:pPr>
+              <w:pStyle w:val="Compact"/>
+            </w:pPr>
+            <w:r>
+              <w:t>1993–2026</w:t>
+            </w:r>
+          </w:p>
+        </w:tc>
+        <w:tc>
+          <w:tcPr>
+            <w:tcW w:w="0" w:type="auto"/>
+          </w:tcPr>
+          <w:p>
+            <w:pPr>
+              <w:pStyle w:val="Compact"/>
+            </w:pPr>
+            <w:r>
+              <w:t>full</w:t>
             </w:r>
           </w:p>
         </w:tc>
       </w:tr>
       <w:tr>
         <w:tc>
-          <w:tcPr/>
-          <w:p>
-            <w:pPr>
-              <w:pStyle w:val="Compact"/>
-            </w:pPr>
-            <w:r>
-              <w:t xml:space="preserve">Antarctica</w:t>
-            </w:r>
-          </w:p>
-        </w:tc>
-        <w:tc>
-          <w:tcPr/>
+          <w:tcPr>
+            <w:tcW w:w="0" w:type="auto"/>
+          </w:tcPr>
+          <w:p>
+            <w:pPr>
+              <w:pStyle w:val="Compact"/>
+            </w:pPr>
+            <w:r>
+              <w:t>Antarctica</w:t>
+            </w:r>
+          </w:p>
+        </w:tc>
+        <w:tc>
+          <w:tcPr>
+            <w:tcW w:w="0" w:type="auto"/>
+          </w:tcPr>
           <w:p>
             <w:pPr>
               <w:pStyle w:val="Compact"/>
@@ -1288,12 +1206,14 @@
                 <w:b/>
                 <w:bCs/>
               </w:rPr>
-              <w:t xml:space="preserve">0.005</w:t>
-            </w:r>
-          </w:p>
-        </w:tc>
-        <w:tc>
-          <w:tcPr/>
+              <w:t>0.005</w:t>
+            </w:r>
+          </w:p>
+        </w:tc>
+        <w:tc>
+          <w:tcPr>
+            <w:tcW w:w="0" w:type="auto"/>
+          </w:tcPr>
           <w:p>
             <w:pPr>
               <w:pStyle w:val="Compact"/>
@@ -1303,23 +1223,27 @@
                 <w:b/>
                 <w:bCs/>
               </w:rPr>
-              <w:t xml:space="preserve">0.010</w:t>
-            </w:r>
-          </w:p>
-        </w:tc>
-        <w:tc>
-          <w:tcPr/>
-          <w:p>
-            <w:pPr>
-              <w:pStyle w:val="Compact"/>
-            </w:pPr>
-            <w:r>
-              <w:t xml:space="preserve">0.555</w:t>
-            </w:r>
-          </w:p>
-        </w:tc>
-        <w:tc>
-          <w:tcPr/>
+              <w:t>0.010</w:t>
+            </w:r>
+          </w:p>
+        </w:tc>
+        <w:tc>
+          <w:tcPr>
+            <w:tcW w:w="0" w:type="auto"/>
+          </w:tcPr>
+          <w:p>
+            <w:pPr>
+              <w:pStyle w:val="Compact"/>
+            </w:pPr>
+            <w:r>
+              <w:t>0.555</w:t>
+            </w:r>
+          </w:p>
+        </w:tc>
+        <w:tc>
+          <w:tcPr>
+            <w:tcW w:w="0" w:type="auto"/>
+          </w:tcPr>
           <w:p>
             <w:pPr>
               <w:pStyle w:val="Compact"/>
@@ -1329,25 +1253,29 @@
                 <w:b/>
                 <w:bCs/>
               </w:rPr>
-              <w:t xml:space="preserve">0.027</w:t>
+              <w:t>0.027</w:t>
             </w:r>
           </w:p>
         </w:tc>
       </w:tr>
       <w:tr>
         <w:tc>
-          <w:tcPr/>
-          <w:p>
-            <w:pPr>
-              <w:pStyle w:val="Compact"/>
-            </w:pPr>
-            <w:r>
-              <w:t xml:space="preserve">Greenland</w:t>
-            </w:r>
-          </w:p>
-        </w:tc>
-        <w:tc>
-          <w:tcPr/>
+          <w:tcPr>
+            <w:tcW w:w="0" w:type="auto"/>
+          </w:tcPr>
+          <w:p>
+            <w:pPr>
+              <w:pStyle w:val="Compact"/>
+            </w:pPr>
+            <w:r>
+              <w:t>Greenland</w:t>
+            </w:r>
+          </w:p>
+        </w:tc>
+        <w:tc>
+          <w:tcPr>
+            <w:tcW w:w="0" w:type="auto"/>
+          </w:tcPr>
           <w:p>
             <w:pPr>
               <w:pStyle w:val="Compact"/>
@@ -1357,12 +1285,14 @@
                 <w:b/>
                 <w:bCs/>
               </w:rPr>
-              <w:t xml:space="preserve">0.103</w:t>
-            </w:r>
-          </w:p>
-        </w:tc>
-        <w:tc>
-          <w:tcPr/>
+              <w:t>0.103</w:t>
+            </w:r>
+          </w:p>
+        </w:tc>
+        <w:tc>
+          <w:tcPr>
+            <w:tcW w:w="0" w:type="auto"/>
+          </w:tcPr>
           <w:p>
             <w:pPr>
               <w:pStyle w:val="Compact"/>
@@ -1372,23 +1302,27 @@
                 <w:b/>
                 <w:bCs/>
               </w:rPr>
-              <w:t xml:space="preserve">0.054</w:t>
-            </w:r>
-          </w:p>
-        </w:tc>
-        <w:tc>
-          <w:tcPr/>
-          <w:p>
-            <w:pPr>
-              <w:pStyle w:val="Compact"/>
-            </w:pPr>
-            <w:r>
-              <w:t xml:space="preserve">0.272</w:t>
-            </w:r>
-          </w:p>
-        </w:tc>
-        <w:tc>
-          <w:tcPr/>
+              <w:t>0.054</w:t>
+            </w:r>
+          </w:p>
+        </w:tc>
+        <w:tc>
+          <w:tcPr>
+            <w:tcW w:w="0" w:type="auto"/>
+          </w:tcPr>
+          <w:p>
+            <w:pPr>
+              <w:pStyle w:val="Compact"/>
+            </w:pPr>
+            <w:r>
+              <w:t>0.272</w:t>
+            </w:r>
+          </w:p>
+        </w:tc>
+        <w:tc>
+          <w:tcPr>
+            <w:tcW w:w="0" w:type="auto"/>
+          </w:tcPr>
           <w:p>
             <w:pPr>
               <w:pStyle w:val="Compact"/>
@@ -1398,25 +1332,29 @@
                 <w:b/>
                 <w:bCs/>
               </w:rPr>
-              <w:t xml:space="preserve">0.082</w:t>
+              <w:t>0.082</w:t>
             </w:r>
           </w:p>
         </w:tc>
       </w:tr>
       <w:tr>
         <w:tc>
-          <w:tcPr/>
-          <w:p>
-            <w:pPr>
-              <w:pStyle w:val="Compact"/>
-            </w:pPr>
-            <w:r>
-              <w:t xml:space="preserve">Glaciers</w:t>
-            </w:r>
-          </w:p>
-        </w:tc>
-        <w:tc>
-          <w:tcPr/>
+          <w:tcPr>
+            <w:tcW w:w="0" w:type="auto"/>
+          </w:tcPr>
+          <w:p>
+            <w:pPr>
+              <w:pStyle w:val="Compact"/>
+            </w:pPr>
+            <w:r>
+              <w:t>Glaciers</w:t>
+            </w:r>
+          </w:p>
+        </w:tc>
+        <w:tc>
+          <w:tcPr>
+            <w:tcW w:w="0" w:type="auto"/>
+          </w:tcPr>
           <w:p>
             <w:pPr>
               <w:pStyle w:val="Compact"/>
@@ -1426,23 +1364,27 @@
                 <w:b/>
                 <w:bCs/>
               </w:rPr>
-              <w:t xml:space="preserve">0.361</w:t>
-            </w:r>
-          </w:p>
-        </w:tc>
-        <w:tc>
-          <w:tcPr/>
-          <w:p>
-            <w:pPr>
-              <w:pStyle w:val="Compact"/>
-            </w:pPr>
-            <w:r>
-              <w:t xml:space="preserve">1.027</w:t>
-            </w:r>
-          </w:p>
-        </w:tc>
-        <w:tc>
-          <w:tcPr/>
+              <w:t>0.361</w:t>
+            </w:r>
+          </w:p>
+        </w:tc>
+        <w:tc>
+          <w:tcPr>
+            <w:tcW w:w="0" w:type="auto"/>
+          </w:tcPr>
+          <w:p>
+            <w:pPr>
+              <w:pStyle w:val="Compact"/>
+            </w:pPr>
+            <w:r>
+              <w:t>1.027</w:t>
+            </w:r>
+          </w:p>
+        </w:tc>
+        <w:tc>
+          <w:tcPr>
+            <w:tcW w:w="0" w:type="auto"/>
+          </w:tcPr>
           <w:p>
             <w:pPr>
               <w:pStyle w:val="Compact"/>
@@ -1452,12 +1394,14 @@
                 <w:b/>
                 <w:bCs/>
               </w:rPr>
-              <w:t xml:space="preserve">0.355</w:t>
-            </w:r>
-          </w:p>
-        </w:tc>
-        <w:tc>
-          <w:tcPr/>
+              <w:t>0.355</w:t>
+            </w:r>
+          </w:p>
+        </w:tc>
+        <w:tc>
+          <w:tcPr>
+            <w:tcW w:w="0" w:type="auto"/>
+          </w:tcPr>
           <w:p>
             <w:pPr>
               <w:pStyle w:val="Compact"/>
@@ -1467,71 +1411,83 @@
                 <w:b/>
                 <w:bCs/>
               </w:rPr>
-              <w:t xml:space="preserve">0.372</w:t>
+              <w:t>0.372</w:t>
             </w:r>
           </w:p>
         </w:tc>
       </w:tr>
       <w:tr>
         <w:tc>
-          <w:tcPr/>
-          <w:p>
-            <w:pPr>
-              <w:pStyle w:val="Compact"/>
-            </w:pPr>
-            <w:r>
-              <w:t xml:space="preserve">Thermal expansion</w:t>
-            </w:r>
-          </w:p>
-        </w:tc>
-        <w:tc>
-          <w:tcPr/>
-          <w:p>
-            <w:pPr>
-              <w:pStyle w:val="Compact"/>
-            </w:pPr>
-            <w:r>
-              <w:t xml:space="preserve">1.150</w:t>
-            </w:r>
-          </w:p>
-        </w:tc>
-        <w:tc>
-          <w:tcPr/>
-          <w:p>
-            <w:pPr>
-              <w:pStyle w:val="Compact"/>
-            </w:pPr>
-            <w:r>
-              <w:t xml:space="preserve">1.137</w:t>
-            </w:r>
-          </w:p>
-        </w:tc>
-        <w:tc>
-          <w:tcPr/>
-          <w:p>
-            <w:pPr>
-              <w:pStyle w:val="Compact"/>
-            </w:pPr>
-            <w:r>
-              <w:t xml:space="preserve">1.462</w:t>
-            </w:r>
-          </w:p>
-        </w:tc>
-        <w:tc>
-          <w:tcPr/>
-          <w:p>
-            <w:pPr>
-              <w:pStyle w:val="Compact"/>
-            </w:pPr>
-            <w:r>
-              <w:t xml:space="preserve">1.236</w:t>
+          <w:tcPr>
+            <w:tcW w:w="0" w:type="auto"/>
+          </w:tcPr>
+          <w:p>
+            <w:pPr>
+              <w:pStyle w:val="Compact"/>
+            </w:pPr>
+            <w:r>
+              <w:t>Thermal expansion</w:t>
+            </w:r>
+          </w:p>
+        </w:tc>
+        <w:tc>
+          <w:tcPr>
+            <w:tcW w:w="0" w:type="auto"/>
+          </w:tcPr>
+          <w:p>
+            <w:pPr>
+              <w:pStyle w:val="Compact"/>
+            </w:pPr>
+            <w:r>
+              <w:t>1.150</w:t>
+            </w:r>
+          </w:p>
+        </w:tc>
+        <w:tc>
+          <w:tcPr>
+            <w:tcW w:w="0" w:type="auto"/>
+          </w:tcPr>
+          <w:p>
+            <w:pPr>
+              <w:pStyle w:val="Compact"/>
+            </w:pPr>
+            <w:r>
+              <w:t>1.137</w:t>
+            </w:r>
+          </w:p>
+        </w:tc>
+        <w:tc>
+          <w:tcPr>
+            <w:tcW w:w="0" w:type="auto"/>
+          </w:tcPr>
+          <w:p>
+            <w:pPr>
+              <w:pStyle w:val="Compact"/>
+            </w:pPr>
+            <w:r>
+              <w:t>1.462</w:t>
+            </w:r>
+          </w:p>
+        </w:tc>
+        <w:tc>
+          <w:tcPr>
+            <w:tcW w:w="0" w:type="auto"/>
+          </w:tcPr>
+          <w:p>
+            <w:pPr>
+              <w:pStyle w:val="Compact"/>
+            </w:pPr>
+            <w:r>
+              <w:t>1.236</w:t>
             </w:r>
           </w:p>
         </w:tc>
       </w:tr>
       <w:tr>
         <w:tc>
-          <w:tcPr/>
+          <w:tcPr>
+            <w:tcW w:w="0" w:type="auto"/>
+          </w:tcPr>
           <w:p>
             <w:pPr>
               <w:pStyle w:val="Compact"/>
@@ -1541,12 +1497,14 @@
                 <w:b/>
                 <w:bCs/>
               </w:rPr>
-              <w:t xml:space="preserve">Total</w:t>
-            </w:r>
-          </w:p>
-        </w:tc>
-        <w:tc>
-          <w:tcPr/>
+              <w:t>Total</w:t>
+            </w:r>
+          </w:p>
+        </w:tc>
+        <w:tc>
+          <w:tcPr>
+            <w:tcW w:w="0" w:type="auto"/>
+          </w:tcPr>
           <w:p>
             <w:pPr>
               <w:pStyle w:val="Compact"/>
@@ -1556,12 +1514,14 @@
                 <w:b/>
                 <w:bCs/>
               </w:rPr>
-              <w:t xml:space="preserve">0.411</w:t>
-            </w:r>
-          </w:p>
-        </w:tc>
-        <w:tc>
-          <w:tcPr/>
+              <w:t>0.411</w:t>
+            </w:r>
+          </w:p>
+        </w:tc>
+        <w:tc>
+          <w:tcPr>
+            <w:tcW w:w="0" w:type="auto"/>
+          </w:tcPr>
           <w:p>
             <w:pPr>
               <w:pStyle w:val="Compact"/>
@@ -1571,23 +1531,27 @@
                 <w:b/>
                 <w:bCs/>
               </w:rPr>
-              <w:t xml:space="preserve">0.277</w:t>
-            </w:r>
-          </w:p>
-        </w:tc>
-        <w:tc>
-          <w:tcPr/>
-          <w:p>
-            <w:pPr>
-              <w:pStyle w:val="Compact"/>
-            </w:pPr>
-            <w:r>
-              <w:t xml:space="preserve">1.128</w:t>
-            </w:r>
-          </w:p>
-        </w:tc>
-        <w:tc>
-          <w:tcPr/>
+              <w:t>0.277</w:t>
+            </w:r>
+          </w:p>
+        </w:tc>
+        <w:tc>
+          <w:tcPr>
+            <w:tcW w:w="0" w:type="auto"/>
+          </w:tcPr>
+          <w:p>
+            <w:pPr>
+              <w:pStyle w:val="Compact"/>
+            </w:pPr>
+            <w:r>
+              <w:t>1.128</w:t>
+            </w:r>
+          </w:p>
+        </w:tc>
+        <w:tc>
+          <w:tcPr>
+            <w:tcW w:w="0" w:type="auto"/>
+          </w:tcPr>
           <w:p>
             <w:pPr>
               <w:pStyle w:val="Compact"/>
@@ -1597,7 +1561,7 @@
                 <w:b/>
                 <w:bCs/>
               </w:rPr>
-              <w:t xml:space="preserve">0.373</w:t>
+              <w:t>0.373</w:t>
             </w:r>
           </w:p>
         </w:tc>
@@ -1612,7 +1576,7 @@
           <w:i/>
           <w:iCs/>
         </w:rPr>
-        <w:t xml:space="preserve">Thermal expansion in both models is driven by FaIR's full-depth ocean heat against a 0–2000 m target, so this row measures Ladrillo's fit relative to BRICK 2.0, not absolute accuracy — see the depth-scope discussion below.</w:t>
+        <w:t>Thermal expansion in both models is driven by FaIR's full-depth ocean heat against a 0–2000 m target, so this row measures Ladrillo's fit relative to BRICK 2.0, not absolute accuracy — see the depth-scope discussion below.</w:t>
       </w:r>
     </w:p>
     <w:p>
@@ -1620,7 +1584,7 @@
         <w:pStyle w:val="BodyText"/>
       </w:pPr>
       <w:r>
-        <w:t xml:space="preserve">Ladrillo is closer to the observations than BRICK 2.0 on every ice component particularly in early eras. Cumulative total sea level rise, 1920–2024: observed +19.45 cm, Ladrillo +18.83, BRICK 2.0 +22.09 — Ladrillo undershoots by 0.6 cm, BRICK overshoots by 2.6. Over the shorter, more recent window — the level at 2024 relative to the 1995–2005 calibration baseline — both models run slightly high instead: observed +7.81 cm, Ladrillo +8.55 (+0.74), BRICK 2.0 +8.45 (+0.64), with IGCC's independent GMSL estimate at +8.33 cm in between.</w:t>
+        <w:t>Ladrillo is closer to the observations than BRICK 2.0 on every ice component particularly in early eras. Cumulative total sea level rise, 1920–2024: observed +19.45 cm, Ladrillo +18.83, BRICK 2.0 +22.09 — Ladrillo undershoots by 0.6 cm, BRICK overshoots by 2.6. Over the shorter, more recent window — the level at 2024 relative to the 1995–2005 calibration baseline — both models run slightly high instead: observed +7.81 cm, Ladrillo +8.55 (+0.74), BRICK 2.0 +8.45 (+0.64), with IGCC's independent GMSL estimate at +8.33 cm in between.</w:t>
       </w:r>
     </w:p>
     <w:p>
@@ -1632,39 +1596,31 @@
           <w:b/>
           <w:bCs/>
         </w:rPr>
-        <w:t xml:space="preserve">For thermal expansion Ladrillo overshoots, and the cause is FaIR.</w:t>
-      </w:r>
-      <w:r>
-        <w:t xml:space="preserve"> </w:t>
-      </w:r>
-      <w:r>
-        <w:t xml:space="preserve">In both Ladrillo and BRICK thermal expansion is</w:t>
-      </w:r>
-      <w:r>
-        <w:t xml:space="preserve"> </w:t>
+        <w:lastRenderedPageBreak/>
+        <w:t>For thermal expansion Ladrillo overshoots, and the cause is FaIR.</w:t>
+      </w:r>
+      <w:r>
+        <w:t xml:space="preserve"> In both Ladrillo and BRICK thermal expansion is </w:t>
       </w:r>
       <w:r>
         <w:rPr>
           <w:i/>
           <w:iCs/>
         </w:rPr>
-        <w:t xml:space="preserve">exactly</w:t>
-      </w:r>
-      <w:r>
-        <w:t xml:space="preserve"> </w:t>
-      </w:r>
-      <w:r>
-        <w:t xml:space="preserve">proportional to the ocean heat they are given. When given the FaIR driver, both models overestimate recent thermal expansion (BRICK 2.0 misses the 1993-2026 thermal expansion rate by 1.17× compared to Ladrillo's 1.27×). However, when using observed OHC Ladrillo reproduces steric changes within 4% at every era. Roughly half the apparent miss is depth scope: FaIR's ocean heat is full-depth while the steric target is 0–2000 m, and correcting on IGCC's own &gt;2000 m layer narrows the 1993–2026 rate ratio from 1.27× to as little as 1.15× — an upper bound on the correction, not a point estimate, since deep water expands less per joule than the heat ratio implies, and the cell is still a FAIL even at that bound. A depth-resolved coefficient was tested and failed, though that may reflect observational uncertainty — Cheng and IGCC disagree by ~50% on 1950–1993 ocean heat gain.</w:t>
-      </w:r>
-    </w:p>
-    <w:bookmarkEnd w:id="17"/>
-    <w:bookmarkStart w:id="45" w:name="ladrillo-projection-comparison"/>
+        <w:t>exactly</w:t>
+      </w:r>
+      <w:r>
+        <w:t xml:space="preserve"> proportional to the ocean heat they are given. When given the FaIR driver, both models overestimate recent thermal expansion (BRICK 2.0 misses the 1993-2026 thermal expansion rate by 1.17× compared to Ladrillo's 1.27×). However, when using observed OHC Ladrillo reproduces steric changes within 4% at every era. Roughly half the apparent miss is depth scope: FaIR's ocean heat is full-depth while the steric target is 0–2000 m, and correcting on IGCC's own &gt;2000 m layer narrows the 1993–2026 rate ratio from 1.27× to as little as 1.15× — an upper bound on the correction, not a point estimate, since deep water expands less per joule than the heat ratio implies, and the cell is still a FAIL even at that bound. A depth-resolved coefficient was tested and failed, though that may reflect observational uncertainty — Cheng and IGCC disagree by ~50% on 1950–1993 ocean heat gain.</w:t>
+      </w:r>
+    </w:p>
     <w:p>
       <w:pPr>
         <w:pStyle w:val="Heading2"/>
       </w:pPr>
-      <w:r>
-        <w:t xml:space="preserve">Ladrillo Projection Comparison</w:t>
+      <w:bookmarkStart w:id="7" w:name="ladrillo-projection-comparison"/>
+      <w:bookmarkEnd w:id="6"/>
+      <w:r>
+        <w:t>Ladrillo Projection Comparison</w:t>
       </w:r>
     </w:p>
     <w:p>
@@ -1672,39 +1628,27 @@
         <w:pStyle w:val="FirstParagraph"/>
       </w:pPr>
       <w:r>
-        <w:t xml:space="preserve">The van Vuuren markers are the</w:t>
-      </w:r>
-      <w:r>
-        <w:t xml:space="preserve"> </w:t>
-      </w:r>
-      <w:r>
-        <w:rPr>
-          <w:b/>
-          <w:bCs/>
-        </w:rPr>
-        <w:t xml:space="preserve">primary</w:t>
-      </w:r>
-      <w:r>
-        <w:t xml:space="preserve"> </w:t>
-      </w:r>
-      <w:r>
-        <w:t xml:space="preserve">comparison; the SSPs are a secondary set and the control, being the only scenarios with a prior result to check the pipeline against. All Ladrillo bands are the</w:t>
-      </w:r>
-      <w:r>
-        <w:t xml:space="preserve"> </w:t>
-      </w:r>
-      <w:r>
-        <w:rPr>
-          <w:b/>
-          <w:bCs/>
-        </w:rPr>
-        <w:t xml:space="preserve">joint</w:t>
-      </w:r>
-      <w:r>
-        <w:t xml:space="preserve"> </w:t>
-      </w:r>
-      <w:r>
-        <w:t xml:space="preserve">(posterior × FaIR-forcing) arm, width-comparable to MAGICC and FACTS; BRICK 2.0's joint band uses the same cubes, splice pivot and pair seed.</w:t>
+        <w:t xml:space="preserve">The van Vuuren markers are the </w:t>
+      </w:r>
+      <w:r>
+        <w:rPr>
+          <w:b/>
+          <w:bCs/>
+        </w:rPr>
+        <w:t>primary</w:t>
+      </w:r>
+      <w:r>
+        <w:t xml:space="preserve"> comparison; the SSPs are a secondary set and the control, being the only scenarios with a prior result to check the pipeline against. All Ladrillo bands are the </w:t>
+      </w:r>
+      <w:r>
+        <w:rPr>
+          <w:b/>
+          <w:bCs/>
+        </w:rPr>
+        <w:t>joint</w:t>
+      </w:r>
+      <w:r>
+        <w:t xml:space="preserve"> (posterior × FaIR-forcing) arm, width-comparable to MAGICC and FACTS; BRICK 2.0's joint band uses the same cubes, splice pivot and pair seed.</w:t>
       </w:r>
     </w:p>
     <w:p>
@@ -1712,22 +1656,26 @@
         <w:pStyle w:val="BodyText"/>
       </w:pPr>
       <w:r>
+        <w:rPr>
+          <w:noProof/>
+        </w:rPr>
         <w:drawing>
-          <wp:inline>
+          <wp:inline distT="0" distB="0" distL="0" distR="0" wp14:anchorId="104285A5" wp14:editId="630DCD7A">
             <wp:extent cx="5334000" cy="2607733"/>
-            <wp:effectExtent b="0" l="0" r="0" t="0"/>
-            <wp:docPr descr="van Vuuren markers by component, 2100" title="" id="19" name="Picture"/>
-            <a:graphic>
+            <wp:effectExtent l="0" t="0" r="0" b="0"/>
+            <wp:docPr id="19" name="Picture" descr="van Vuuren markers by component, 2100"/>
+            <wp:cNvGraphicFramePr/>
+            <a:graphic xmlns:a="http://schemas.openxmlformats.org/drawingml/2006/main">
               <a:graphicData uri="http://schemas.openxmlformats.org/drawingml/2006/picture">
-                <pic:pic>
+                <pic:pic xmlns:pic="http://schemas.openxmlformats.org/drawingml/2006/picture">
                   <pic:nvPicPr>
-                    <pic:cNvPr descr="figures/model_comparison_components_vv_L24_2100.png" id="20" name="Picture"/>
+                    <pic:cNvPr id="20" name="Picture" descr="figures/model_comparison_components_vv_L24_2100.png"/>
                     <pic:cNvPicPr>
-                      <a:picLocks noChangeArrowheads="1" noChangeAspect="1"/>
+                      <a:picLocks noChangeAspect="1" noChangeArrowheads="1"/>
                     </pic:cNvPicPr>
                   </pic:nvPicPr>
                   <pic:blipFill>
-                    <a:blip r:embed="rId18"/>
+                    <a:blip r:embed="rId6"/>
                     <a:stretch>
                       <a:fillRect/>
                     </a:stretch>
@@ -1763,26 +1711,20 @@
           <w:b/>
           <w:bCs/>
         </w:rPr>
-        <w:t xml:space="preserve">FIG 2.</w:t>
-      </w:r>
-      <w:r>
-        <w:t xml:space="preserve"> </w:t>
-      </w:r>
-      <w:r>
-        <w:t xml:space="preserve">Ladrillo L24 compared against BRICK 2.0, FACTS and MAGICC-SLR across the seven van Vuuren markers at</w:t>
-      </w:r>
-      <w:r>
-        <w:t xml:space="preserve"> </w:t>
-      </w:r>
-      <w:r>
-        <w:rPr>
-          <w:b/>
-          <w:bCs/>
-        </w:rPr>
-        <w:t xml:space="preserve">2100</w:t>
-      </w:r>
-      <w:r>
-        <w:t xml:space="preserve">, by component.</w:t>
+        <w:t>FIG 2.</w:t>
+      </w:r>
+      <w:r>
+        <w:t xml:space="preserve"> Ladrillo L24 compared against BRICK 2.0, FACTS and MAGICC-SLR across the seven van Vuuren markers at </w:t>
+      </w:r>
+      <w:r>
+        <w:rPr>
+          <w:b/>
+          <w:bCs/>
+        </w:rPr>
+        <w:t>2100</w:t>
+      </w:r>
+      <w:r>
+        <w:t>, by component.</w:t>
       </w:r>
     </w:p>
     <w:p>
@@ -1790,22 +1732,27 @@
         <w:pStyle w:val="BodyText"/>
       </w:pPr>
       <w:r>
+        <w:rPr>
+          <w:noProof/>
+        </w:rPr>
+        <w:lastRenderedPageBreak/>
         <w:drawing>
-          <wp:inline>
+          <wp:inline distT="0" distB="0" distL="0" distR="0" wp14:anchorId="2390A68D" wp14:editId="7F5231E8">
             <wp:extent cx="5334000" cy="2607733"/>
-            <wp:effectExtent b="0" l="0" r="0" t="0"/>
-            <wp:docPr descr="van Vuuren markers by component, 2150" title="" id="22" name="Picture"/>
-            <a:graphic>
+            <wp:effectExtent l="0" t="0" r="0" b="0"/>
+            <wp:docPr id="22" name="Picture" descr="van Vuuren markers by component, 2150"/>
+            <wp:cNvGraphicFramePr/>
+            <a:graphic xmlns:a="http://schemas.openxmlformats.org/drawingml/2006/main">
               <a:graphicData uri="http://schemas.openxmlformats.org/drawingml/2006/picture">
-                <pic:pic>
+                <pic:pic xmlns:pic="http://schemas.openxmlformats.org/drawingml/2006/picture">
                   <pic:nvPicPr>
-                    <pic:cNvPr descr="figures/model_comparison_components_vv_L24_2150.png" id="23" name="Picture"/>
+                    <pic:cNvPr id="23" name="Picture" descr="figures/model_comparison_components_vv_L24_2150.png"/>
                     <pic:cNvPicPr>
-                      <a:picLocks noChangeArrowheads="1" noChangeAspect="1"/>
+                      <a:picLocks noChangeAspect="1" noChangeArrowheads="1"/>
                     </pic:cNvPicPr>
                   </pic:nvPicPr>
                   <pic:blipFill>
-                    <a:blip r:embed="rId21"/>
+                    <a:blip r:embed="rId7"/>
                     <a:stretch>
                       <a:fillRect/>
                     </a:stretch>
@@ -1841,26 +1788,20 @@
           <w:b/>
           <w:bCs/>
         </w:rPr>
-        <w:t xml:space="preserve">FIG 3.</w:t>
-      </w:r>
-      <w:r>
-        <w:t xml:space="preserve"> </w:t>
-      </w:r>
-      <w:r>
-        <w:t xml:space="preserve">The same comparison at</w:t>
-      </w:r>
-      <w:r>
-        <w:t xml:space="preserve"> </w:t>
-      </w:r>
-      <w:r>
-        <w:rPr>
-          <w:b/>
-          <w:bCs/>
-        </w:rPr>
-        <w:t xml:space="preserve">2150</w:t>
-      </w:r>
-      <w:r>
-        <w:t xml:space="preserve">.</w:t>
+        <w:t>FIG 3.</w:t>
+      </w:r>
+      <w:r>
+        <w:t xml:space="preserve"> The same comparison at </w:t>
+      </w:r>
+      <w:r>
+        <w:rPr>
+          <w:b/>
+          <w:bCs/>
+        </w:rPr>
+        <w:t>2150</w:t>
+      </w:r>
+      <w:r>
+        <w:t>.</w:t>
       </w:r>
     </w:p>
     <w:p>
@@ -1868,22 +1809,26 @@
         <w:pStyle w:val="BodyText"/>
       </w:pPr>
       <w:r>
+        <w:rPr>
+          <w:noProof/>
+        </w:rPr>
         <w:drawing>
-          <wp:inline>
+          <wp:inline distT="0" distB="0" distL="0" distR="0" wp14:anchorId="0F518473" wp14:editId="4552EA4C">
             <wp:extent cx="5334000" cy="2607733"/>
-            <wp:effectExtent b="0" l="0" r="0" t="0"/>
-            <wp:docPr descr="van Vuuren markers by component, 2300" title="" id="25" name="Picture"/>
-            <a:graphic>
+            <wp:effectExtent l="0" t="0" r="0" b="0"/>
+            <wp:docPr id="25" name="Picture" descr="van Vuuren markers by component, 2300"/>
+            <wp:cNvGraphicFramePr/>
+            <a:graphic xmlns:a="http://schemas.openxmlformats.org/drawingml/2006/main">
               <a:graphicData uri="http://schemas.openxmlformats.org/drawingml/2006/picture">
-                <pic:pic>
+                <pic:pic xmlns:pic="http://schemas.openxmlformats.org/drawingml/2006/picture">
                   <pic:nvPicPr>
-                    <pic:cNvPr descr="figures/model_comparison_components_vv_L24_2300.png" id="26" name="Picture"/>
+                    <pic:cNvPr id="26" name="Picture" descr="figures/model_comparison_components_vv_L24_2300.png"/>
                     <pic:cNvPicPr>
-                      <a:picLocks noChangeArrowheads="1" noChangeAspect="1"/>
+                      <a:picLocks noChangeAspect="1" noChangeArrowheads="1"/>
                     </pic:cNvPicPr>
                   </pic:nvPicPr>
                   <pic:blipFill>
-                    <a:blip r:embed="rId24"/>
+                    <a:blip r:embed="rId8"/>
                     <a:stretch>
                       <a:fillRect/>
                     </a:stretch>
@@ -1919,26 +1864,20 @@
           <w:b/>
           <w:bCs/>
         </w:rPr>
-        <w:t xml:space="preserve">FIG 4.</w:t>
-      </w:r>
-      <w:r>
-        <w:t xml:space="preserve"> </w:t>
-      </w:r>
-      <w:r>
-        <w:t xml:space="preserve">The same comparison at</w:t>
-      </w:r>
-      <w:r>
-        <w:t xml:space="preserve"> </w:t>
-      </w:r>
-      <w:r>
-        <w:rPr>
-          <w:b/>
-          <w:bCs/>
-        </w:rPr>
-        <w:t xml:space="preserve">2300</w:t>
-      </w:r>
-      <w:r>
-        <w:t xml:space="preserve">.</w:t>
+        <w:t>FIG 4.</w:t>
+      </w:r>
+      <w:r>
+        <w:t xml:space="preserve"> The same comparison at </w:t>
+      </w:r>
+      <w:r>
+        <w:rPr>
+          <w:b/>
+          <w:bCs/>
+        </w:rPr>
+        <w:t>2300</w:t>
+      </w:r>
+      <w:r>
+        <w:t>.</w:t>
       </w:r>
     </w:p>
     <w:p>
@@ -1946,22 +1885,27 @@
         <w:pStyle w:val="BodyText"/>
       </w:pPr>
       <w:r>
+        <w:rPr>
+          <w:noProof/>
+        </w:rPr>
+        <w:lastRenderedPageBreak/>
         <w:drawing>
-          <wp:inline>
+          <wp:inline distT="0" distB="0" distL="0" distR="0" wp14:anchorId="18F33A22" wp14:editId="4609D9A2">
             <wp:extent cx="5334000" cy="2959509"/>
-            <wp:effectExtent b="0" l="0" r="0" t="0"/>
-            <wp:docPr descr="van Vuuren component trajectories" title="" id="28" name="Picture"/>
-            <a:graphic>
+            <wp:effectExtent l="0" t="0" r="0" b="0"/>
+            <wp:docPr id="28" name="Picture" descr="van Vuuren component trajectories"/>
+            <wp:cNvGraphicFramePr/>
+            <a:graphic xmlns:a="http://schemas.openxmlformats.org/drawingml/2006/main">
               <a:graphicData uri="http://schemas.openxmlformats.org/drawingml/2006/picture">
-                <pic:pic>
+                <pic:pic xmlns:pic="http://schemas.openxmlformats.org/drawingml/2006/picture">
                   <pic:nvPicPr>
-                    <pic:cNvPr descr="figures/future_components_vv_L24_joint.png" id="29" name="Picture"/>
+                    <pic:cNvPr id="29" name="Picture" descr="figures/future_components_vv_L24_joint.png"/>
                     <pic:cNvPicPr>
-                      <a:picLocks noChangeArrowheads="1" noChangeAspect="1"/>
+                      <a:picLocks noChangeAspect="1" noChangeArrowheads="1"/>
                     </pic:cNvPicPr>
                   </pic:nvPicPr>
                   <pic:blipFill>
-                    <a:blip r:embed="rId27"/>
+                    <a:blip r:embed="rId9"/>
                     <a:stretch>
                       <a:fillRect/>
                     </a:stretch>
@@ -1997,13 +1941,10 @@
           <w:b/>
           <w:bCs/>
         </w:rPr>
-        <w:t xml:space="preserve">FIG 5.</w:t>
-      </w:r>
-      <w:r>
-        <w:t xml:space="preserve"> </w:t>
-      </w:r>
-      <w:r>
-        <w:t xml:space="preserve">Component trajectories across the van Vuuren markers, joint band.</w:t>
+        <w:t>FIG 5.</w:t>
+      </w:r>
+      <w:r>
+        <w:t xml:space="preserve"> Component trajectories across the van Vuuren markers, joint band.</w:t>
       </w:r>
     </w:p>
     <w:p>
@@ -2011,22 +1952,27 @@
         <w:pStyle w:val="BodyText"/>
       </w:pPr>
       <w:r>
+        <w:rPr>
+          <w:noProof/>
+        </w:rPr>
+        <w:lastRenderedPageBreak/>
         <w:drawing>
-          <wp:inline>
+          <wp:inline distT="0" distB="0" distL="0" distR="0" wp14:anchorId="02EEE6EF" wp14:editId="221E1274">
             <wp:extent cx="5334000" cy="5009269"/>
-            <wp:effectExtent b="0" l="0" r="0" t="0"/>
-            <wp:docPr descr="Glacier response on the declining markers" title="" id="31" name="Picture"/>
-            <a:graphic>
+            <wp:effectExtent l="0" t="0" r="0" b="0"/>
+            <wp:docPr id="31" name="Picture" descr="Glacier response on the declining markers"/>
+            <wp:cNvGraphicFramePr/>
+            <a:graphic xmlns:a="http://schemas.openxmlformats.org/drawingml/2006/main">
               <a:graphicData uri="http://schemas.openxmlformats.org/drawingml/2006/picture">
-                <pic:pic>
+                <pic:pic xmlns:pic="http://schemas.openxmlformats.org/drawingml/2006/picture">
                   <pic:nvPicPr>
-                    <pic:cNvPr descr="figures/vv_gsic_wr_vs_ladrillo_2300.png" id="32" name="Picture"/>
+                    <pic:cNvPr id="32" name="Picture" descr="figures/vv_gsic_wr_vs_ladrillo_2300.png"/>
                     <pic:cNvPicPr>
-                      <a:picLocks noChangeArrowheads="1" noChangeAspect="1"/>
+                      <a:picLocks noChangeAspect="1" noChangeArrowheads="1"/>
                     </pic:cNvPicPr>
                   </pic:nvPicPr>
                   <pic:blipFill>
-                    <a:blip r:embed="rId30"/>
+                    <a:blip r:embed="rId10"/>
                     <a:stretch>
                       <a:fillRect/>
                     </a:stretch>
@@ -2062,22 +2008,20 @@
           <w:b/>
           <w:bCs/>
         </w:rPr>
-        <w:t xml:space="preserve">FIG 6.</w:t>
-      </w:r>
-      <w:r>
-        <w:t xml:space="preserve"> </w:t>
-      </w:r>
-      <w:r>
-        <w:t xml:space="preserve">Glacier contribution over time, comparing Ladrillo to BRICK2.0. This is where glacier regrowth is visible in Ladrillo for overshoot scenarios, whereas the Wigley-Raper formulation continues melting.</w:t>
-      </w:r>
-    </w:p>
-    <w:bookmarkStart w:id="42" w:name="secondary-the-ssps"/>
+        <w:t>FIG 6.</w:t>
+      </w:r>
+      <w:r>
+        <w:t xml:space="preserve"> Glacier contribution over time, comparing Ladrillo to BRICK2.0. This is where glacier regrowth is visible in Ladrillo for overshoot scenarios, whereas the Wigley-Raper formulation continues melting.</w:t>
+      </w:r>
+    </w:p>
     <w:p>
       <w:pPr>
         <w:pStyle w:val="Heading3"/>
       </w:pPr>
-      <w:r>
-        <w:t xml:space="preserve">Secondary: the SSPs</w:t>
+      <w:bookmarkStart w:id="8" w:name="secondary-the-ssps"/>
+      <w:r>
+        <w:lastRenderedPageBreak/>
+        <w:t>Secondary: the SSPs</w:t>
       </w:r>
     </w:p>
     <w:p>
@@ -2085,22 +2029,26 @@
         <w:pStyle w:val="FirstParagraph"/>
       </w:pPr>
       <w:r>
+        <w:rPr>
+          <w:noProof/>
+        </w:rPr>
         <w:drawing>
-          <wp:inline>
+          <wp:inline distT="0" distB="0" distL="0" distR="0" wp14:anchorId="76B6A563" wp14:editId="57F3AF1D">
             <wp:extent cx="5334000" cy="3090041"/>
-            <wp:effectExtent b="0" l="0" r="0" t="0"/>
-            <wp:docPr descr="Component comparison at 2100" title="" id="34" name="Picture"/>
-            <a:graphic>
+            <wp:effectExtent l="0" t="0" r="0" b="0"/>
+            <wp:docPr id="34" name="Picture" descr="Component comparison at 2100"/>
+            <wp:cNvGraphicFramePr/>
+            <a:graphic xmlns:a="http://schemas.openxmlformats.org/drawingml/2006/main">
               <a:graphicData uri="http://schemas.openxmlformats.org/drawingml/2006/picture">
-                <pic:pic>
+                <pic:pic xmlns:pic="http://schemas.openxmlformats.org/drawingml/2006/picture">
                   <pic:nvPicPr>
-                    <pic:cNvPr descr="figures/model_comparison_components_L24_2100.png" id="35" name="Picture"/>
+                    <pic:cNvPr id="35" name="Picture" descr="figures/model_comparison_components_L24_2100.png"/>
                     <pic:cNvPicPr>
-                      <a:picLocks noChangeArrowheads="1" noChangeAspect="1"/>
+                      <a:picLocks noChangeAspect="1" noChangeArrowheads="1"/>
                     </pic:cNvPicPr>
                   </pic:nvPicPr>
                   <pic:blipFill>
-                    <a:blip r:embed="rId33"/>
+                    <a:blip r:embed="rId11"/>
                     <a:stretch>
                       <a:fillRect/>
                     </a:stretch>
@@ -2136,26 +2084,20 @@
           <w:b/>
           <w:bCs/>
         </w:rPr>
-        <w:t xml:space="preserve">FIG 7.</w:t>
-      </w:r>
-      <w:r>
-        <w:t xml:space="preserve"> </w:t>
-      </w:r>
-      <w:r>
-        <w:t xml:space="preserve">The SSP comparison at</w:t>
-      </w:r>
-      <w:r>
-        <w:t xml:space="preserve"> </w:t>
-      </w:r>
-      <w:r>
-        <w:rPr>
-          <w:b/>
-          <w:bCs/>
-        </w:rPr>
-        <w:t xml:space="preserve">2100</w:t>
-      </w:r>
-      <w:r>
-        <w:t xml:space="preserve">.</w:t>
+        <w:t>FIG 7.</w:t>
+      </w:r>
+      <w:r>
+        <w:t xml:space="preserve"> The SSP comparison at </w:t>
+      </w:r>
+      <w:r>
+        <w:rPr>
+          <w:b/>
+          <w:bCs/>
+        </w:rPr>
+        <w:t>2100</w:t>
+      </w:r>
+      <w:r>
+        <w:t>.</w:t>
       </w:r>
     </w:p>
     <w:p>
@@ -2163,22 +2105,26 @@
         <w:pStyle w:val="BodyText"/>
       </w:pPr>
       <w:r>
+        <w:rPr>
+          <w:noProof/>
+        </w:rPr>
         <w:drawing>
-          <wp:inline>
+          <wp:inline distT="0" distB="0" distL="0" distR="0" wp14:anchorId="3A91D7CF" wp14:editId="0810E5BD">
             <wp:extent cx="5334000" cy="3090041"/>
-            <wp:effectExtent b="0" l="0" r="0" t="0"/>
-            <wp:docPr descr="Component comparison at 2300" title="" id="37" name="Picture"/>
-            <a:graphic>
+            <wp:effectExtent l="0" t="0" r="0" b="0"/>
+            <wp:docPr id="37" name="Picture" descr="Component comparison at 2300"/>
+            <wp:cNvGraphicFramePr/>
+            <a:graphic xmlns:a="http://schemas.openxmlformats.org/drawingml/2006/main">
               <a:graphicData uri="http://schemas.openxmlformats.org/drawingml/2006/picture">
-                <pic:pic>
+                <pic:pic xmlns:pic="http://schemas.openxmlformats.org/drawingml/2006/picture">
                   <pic:nvPicPr>
-                    <pic:cNvPr descr="figures/model_comparison_components_L24_2300.png" id="38" name="Picture"/>
+                    <pic:cNvPr id="38" name="Picture" descr="figures/model_comparison_components_L24_2300.png"/>
                     <pic:cNvPicPr>
-                      <a:picLocks noChangeArrowheads="1" noChangeAspect="1"/>
+                      <a:picLocks noChangeAspect="1" noChangeArrowheads="1"/>
                     </pic:cNvPicPr>
                   </pic:nvPicPr>
                   <pic:blipFill>
-                    <a:blip r:embed="rId36"/>
+                    <a:blip r:embed="rId12"/>
                     <a:stretch>
                       <a:fillRect/>
                     </a:stretch>
@@ -2214,26 +2160,20 @@
           <w:b/>
           <w:bCs/>
         </w:rPr>
-        <w:t xml:space="preserve">FIG 8.</w:t>
-      </w:r>
-      <w:r>
-        <w:t xml:space="preserve"> </w:t>
-      </w:r>
-      <w:r>
-        <w:t xml:space="preserve">The SSP comparison at</w:t>
-      </w:r>
-      <w:r>
-        <w:t xml:space="preserve"> </w:t>
-      </w:r>
-      <w:r>
-        <w:rPr>
-          <w:b/>
-          <w:bCs/>
-        </w:rPr>
-        <w:t xml:space="preserve">2300</w:t>
-      </w:r>
-      <w:r>
-        <w:t xml:space="preserve">, where only MAGICC-SLR and BRICK 2.0 extend.</w:t>
+        <w:t>FIG 8.</w:t>
+      </w:r>
+      <w:r>
+        <w:t xml:space="preserve"> The SSP comparison at </w:t>
+      </w:r>
+      <w:r>
+        <w:rPr>
+          <w:b/>
+          <w:bCs/>
+        </w:rPr>
+        <w:t>2300</w:t>
+      </w:r>
+      <w:r>
+        <w:t>, where only MAGICC-SLR and BRICK 2.0 extend.</w:t>
       </w:r>
     </w:p>
     <w:p>
@@ -2241,22 +2181,27 @@
         <w:pStyle w:val="BodyText"/>
       </w:pPr>
       <w:r>
+        <w:rPr>
+          <w:noProof/>
+        </w:rPr>
+        <w:lastRenderedPageBreak/>
         <w:drawing>
-          <wp:inline>
+          <wp:inline distT="0" distB="0" distL="0" distR="0" wp14:anchorId="0B4A265B" wp14:editId="36AE285B">
             <wp:extent cx="5334000" cy="2133600"/>
-            <wp:effectExtent b="0" l="0" r="0" t="0"/>
-            <wp:docPr descr="Total sea level by SSP" title="" id="40" name="Picture"/>
-            <a:graphic>
+            <wp:effectExtent l="0" t="0" r="0" b="0"/>
+            <wp:docPr id="40" name="Picture" descr="Total sea level by SSP"/>
+            <wp:cNvGraphicFramePr/>
+            <a:graphic xmlns:a="http://schemas.openxmlformats.org/drawingml/2006/main">
               <a:graphicData uri="http://schemas.openxmlformats.org/drawingml/2006/picture">
-                <pic:pic>
+                <pic:pic xmlns:pic="http://schemas.openxmlformats.org/drawingml/2006/picture">
                   <pic:nvPicPr>
-                    <pic:cNvPr descr="figures/ladrillo_L24_fig2_ssp_total.png" id="41" name="Picture"/>
+                    <pic:cNvPr id="41" name="Picture" descr="figures/ladrillo_L24_fig2_ssp_total.png"/>
                     <pic:cNvPicPr>
-                      <a:picLocks noChangeArrowheads="1" noChangeAspect="1"/>
+                      <a:picLocks noChangeAspect="1" noChangeArrowheads="1"/>
                     </pic:cNvPicPr>
                   </pic:nvPicPr>
                   <pic:blipFill>
-                    <a:blip r:embed="rId39"/>
+                    <a:blip r:embed="rId13"/>
                     <a:stretch>
                       <a:fillRect/>
                     </a:stretch>
@@ -2292,231 +2237,293 @@
           <w:b/>
           <w:bCs/>
         </w:rPr>
-        <w:t xml:space="preserve">FIG 9.</w:t>
-      </w:r>
-      <w:r>
+        <w:t>FIG 9.</w:t>
+      </w:r>
+      <w:r>
+        <w:t xml:space="preserve"> Total sea level by SSP, Ladrillo L24 joint band. Totals at 2300: </w:t>
+      </w:r>
+      <w:r>
+        <w:rPr>
+          <w:b/>
+          <w:bCs/>
+        </w:rPr>
+        <w:t>72.6 cm</w:t>
+      </w:r>
+      <w:r>
+        <w:t xml:space="preserve"> (SSP1-2.6), </w:t>
+      </w:r>
+      <w:r>
+        <w:rPr>
+          <w:b/>
+          <w:bCs/>
+        </w:rPr>
+        <w:t>249.2 cm</w:t>
+      </w:r>
+      <w:r>
+        <w:t xml:space="preserve"> (SSP2-4.5), </w:t>
+      </w:r>
+      <w:r>
+        <w:rPr>
+          <w:b/>
+          <w:bCs/>
+        </w:rPr>
+        <w:t>516.7 cm</w:t>
+      </w:r>
+      <w:r>
+        <w:t xml:space="preserve"> (SSP5-8.5).</w:t>
+      </w:r>
+    </w:p>
+    <w:p>
+      <w:pPr>
+        <w:pStyle w:val="Heading3"/>
+      </w:pPr>
+      <w:bookmarkStart w:id="9" w:name="Xce0668475c0b0274c977dd37ba90259edcfba33"/>
+      <w:bookmarkEnd w:id="8"/>
+      <w:r>
+        <w:t>Ladrillo compared to MAGICC on MAGICC's own climate</w:t>
+      </w:r>
+    </w:p>
+    <w:p>
+      <w:pPr>
+        <w:pStyle w:val="FirstParagraph"/>
+      </w:pPr>
+      <w:r>
+        <w:t>Comparing two sea-level models on different climate drivers confounds the module with the forcing. Ladrillo was therefore re-run on MAGICC's climate to test which differences were due to sea level module versus climate module.</w:t>
+      </w:r>
+    </w:p>
+    <w:p>
+      <w:pPr>
+        <w:pStyle w:val="Heading3"/>
+      </w:pPr>
+      <w:bookmarkStart w:id="10" w:name="X24c92579f6713723bf9ed7066aed63ccd1e3f3f"/>
+      <w:bookmarkEnd w:id="9"/>
+      <w:r>
+        <w:t>Physical intuition — how Ladrillo behaves by scenario class</w:t>
+      </w:r>
+    </w:p>
+    <w:p>
+      <w:pPr>
+        <w:pStyle w:val="FirstParagraph"/>
+      </w:pPr>
+      <w:r>
+        <w:rPr>
+          <w:b/>
+          <w:bCs/>
+        </w:rPr>
+        <w:t>High scenarios.</w:t>
+      </w:r>
+      <w:r>
+        <w:t xml:space="preserve"> Ladrillo is comparable to the other models at 2100. By 2300 it separates upward from BRICK 2.0 (due largely to Antarctic threshold behavior) but stays below MAGICC-SLR's steeper rise (439 cm vs. 570 cm, median). Its 2300 spread is dominated by the prior for </w:t>
+      </w:r>
+      <w:r>
+        <w:rPr>
+          <w:rStyle w:val="VerbatimChar"/>
+        </w:rPr>
+        <w:t>antarctic_lambda</w:t>
+      </w:r>
+      <w:r>
+        <w:t>.</w:t>
+      </w:r>
+    </w:p>
+    <w:p>
+      <w:pPr>
+        <w:pStyle w:val="BodyText"/>
+      </w:pPr>
+      <w:r>
+        <w:rPr>
+          <w:b/>
+          <w:bCs/>
+        </w:rPr>
+        <w:t>Low scenarios.</w:t>
+      </w:r>
+      <w:r>
+        <w:t xml:space="preserve"> Ladrillo sits at the low end of the comparison set on level — at vvVL its 2300 total median is 58 cm, above only MAGICC-SLR's 46 cm and below BRICK 2.0's 81 and FACTS's 148. On spread it is narrower than both BRICK 2.0 and FACTS on every component; MAGICC-SLR is the narrow outlier throughout (2300 total 5–95% width 67 cm against Ladrillo's 163, BRICK 2.0's 182 and FACTS's 259), and it is only against MAGICC-SLR that Ladrillo's Antarctic and thermal-expansion bands are the wider ones.</w:t>
+      </w:r>
+    </w:p>
+    <w:p>
+      <w:pPr>
+        <w:pStyle w:val="BodyText"/>
+      </w:pPr>
+      <w:r>
+        <w:rPr>
+          <w:b/>
+          <w:bCs/>
+        </w:rPr>
+        <w:t>Peak-and-decline scenarios.</w:t>
+      </w:r>
+      <w:r>
+        <w:t xml:space="preserve"> The glacier change is evident here because it allows regrowth, though on Ladrillo's own FaIR climate that regrowth is very small: measured from each marker's peak to 2300, it reaches only 0.18 cm at vvLN and 0.13 cm at vvML, and is essentially nil on the other markers. The capacity is larger than the realised amount — driven instead by MAGICC's colder climate, the same module regrows 2.2 cm at vvLN — so what limits regrowth here is how far the scenario cools, not the module's willingness to regrow.</w:t>
+      </w:r>
+    </w:p>
+    <w:p>
+      <w:pPr>
+        <w:pStyle w:val="BodyText"/>
+      </w:pPr>
+      <w:r>
+        <w:rPr>
+          <w:b/>
+          <w:bCs/>
+        </w:rPr>
+        <w:t xml:space="preserve">MAGICC regrows substantially more than </w:t>
+      </w:r>
+      <w:proofErr w:type="spellStart"/>
+      <w:r>
+        <w:rPr>
+          <w:b/>
+          <w:bCs/>
+        </w:rPr>
+        <w:t>Ladrillo</w:t>
+      </w:r>
+      <w:proofErr w:type="spellEnd"/>
+      <w:r>
+        <w:rPr>
+          <w:b/>
+          <w:bCs/>
+        </w:rPr>
+        <w:t>.</w:t>
+      </w:r>
+      <w:r>
+        <w:rPr>
+          <w:b/>
+          <w:bCs/>
+        </w:rPr>
         <w:t xml:space="preserve"> </w:t>
       </w:r>
       <w:r>
-        <w:t xml:space="preserve">Total sea level by SSP, Ladrillo L24 joint band. Totals at 2300:</w:t>
-      </w:r>
+        <w:t>A</w:t>
+      </w:r>
+      <w:r>
+        <w:t xml:space="preserve">bout ¾ of </w:t>
+      </w:r>
+      <w:r>
+        <w:t>the regrowth difference</w:t>
+      </w:r>
+      <w:r>
+        <w:t xml:space="preserve"> is model structure and ¼ the climate module</w:t>
+      </w:r>
+      <w:r>
+        <w:rPr>
+          <w:b/>
+          <w:bCs/>
+        </w:rPr>
+        <w:t>.</w:t>
+      </w:r>
+      <w:r>
+        <w:t xml:space="preserve"> Measured on realised regrowth (peak-to-2300) at vvLN, the </w:t>
+      </w:r>
+      <w:r>
+        <w:t>scenario</w:t>
+      </w:r>
+      <w:r>
+        <w:t xml:space="preserve"> where regrowth is largest: MAGICC regrows 8.59 cm against Ladrillo's </w:t>
+      </w:r>
+      <w:r>
+        <w:lastRenderedPageBreak/>
+        <w:t xml:space="preserve">0.18 cm, and driving Ladrillo's module with MAGICC's own climate </w:t>
+      </w:r>
+      <w:r>
+        <w:t>decreases the gap by</w:t>
+      </w:r>
+      <w:r>
+        <w:t xml:space="preserve"> 2.20 cm. </w:t>
+      </w:r>
+      <w:r>
+        <w:t xml:space="preserve">When driving the two models with MAGICC’s own temperature, </w:t>
+      </w:r>
+      <w:proofErr w:type="spellStart"/>
+      <w:r>
+        <w:t>Ladrillo’s</w:t>
+      </w:r>
+      <w:proofErr w:type="spellEnd"/>
+      <w:r>
+        <w:t xml:space="preserve"> committed equilibrium regrowth is also somewhat less than MAGICC’s, but MAGICC reaches its regrowth limits in the two coldest van Vuuren scenarios. </w:t>
+      </w:r>
+      <w:proofErr w:type="gramStart"/>
+      <w:r>
+        <w:t>So</w:t>
+      </w:r>
+      <w:proofErr w:type="gramEnd"/>
       <w:r>
         <w:t xml:space="preserve"> </w:t>
       </w:r>
       <w:r>
-        <w:rPr>
-          <w:b/>
-          <w:bCs/>
-        </w:rPr>
-        <w:t xml:space="preserve">72.6 cm</w:t>
-      </w:r>
+        <w:t xml:space="preserve">while </w:t>
+      </w:r>
+      <w:r>
+        <w:t xml:space="preserve">the gap </w:t>
+      </w:r>
+      <w:r>
+        <w:t>with</w:t>
+      </w:r>
+      <w:r>
+        <w:t xml:space="preserve"> MAGICC is </w:t>
+      </w:r>
+      <w:r>
+        <w:t>mainly</w:t>
+      </w:r>
+      <w:r>
+        <w:t xml:space="preserve"> a rate effect </w:t>
+      </w:r>
+      <w:r>
+        <w:t>(</w:t>
+      </w:r>
+      <w:r>
+        <w:t>the SLOWP and R19 regions</w:t>
+      </w:r>
+      <w:r>
+        <w:t xml:space="preserve"> have </w:t>
+      </w:r>
+      <w:r>
+        <w:t xml:space="preserve">long </w:t>
+      </w:r>
+      <w:proofErr w:type="gramStart"/>
+      <w:r>
+        <w:t xml:space="preserve">timescales </w:t>
+      </w:r>
+      <w:r>
+        <w:t xml:space="preserve"> of</w:t>
+      </w:r>
+      <w:proofErr w:type="gramEnd"/>
       <w:r>
         <w:t xml:space="preserve"> </w:t>
       </w:r>
       <w:r>
-        <w:t xml:space="preserve">(SSP1-2.6),</w:t>
-      </w:r>
-      <w:r>
-        <w:t xml:space="preserve"> </w:t>
-      </w:r>
-      <w:r>
-        <w:rPr>
-          <w:b/>
-          <w:bCs/>
-        </w:rPr>
-        <w:t xml:space="preserve">249.2 cm</w:t>
-      </w:r>
-      <w:r>
-        <w:t xml:space="preserve"> </w:t>
-      </w:r>
-      <w:r>
-        <w:t xml:space="preserve">(SSP2-4.5),</w:t>
-      </w:r>
-      <w:r>
-        <w:t xml:space="preserve"> </w:t>
-      </w:r>
-      <w:r>
-        <w:rPr>
-          <w:b/>
-          <w:bCs/>
-        </w:rPr>
-        <w:t xml:space="preserve">516.7 cm</w:t>
-      </w:r>
-      <w:r>
-        <w:t xml:space="preserve"> </w:t>
-      </w:r>
-      <w:r>
-        <w:t xml:space="preserve">(SSP5-8.5).</w:t>
-      </w:r>
-    </w:p>
-    <w:bookmarkEnd w:id="42"/>
-    <w:bookmarkStart w:id="43" w:name="Xce0668475c0b0274c977dd37ba90259edcfba33"/>
-    <w:p>
-      <w:pPr>
-        <w:pStyle w:val="Heading3"/>
-      </w:pPr>
-      <w:r>
-        <w:t xml:space="preserve">Ladrillo compared to MAGICC on MAGICC's own climate</w:t>
-      </w:r>
-    </w:p>
-    <w:p>
-      <w:pPr>
-        <w:pStyle w:val="FirstParagraph"/>
-      </w:pPr>
-      <w:r>
-        <w:t xml:space="preserve">Comparing two sea-level models on different climate drivers confounds the module with the forcing. Ladrillo was therefore re-run on MAGICC's climate to test which differences were due to sea level module versus climate module.</w:t>
-      </w:r>
-    </w:p>
-    <w:bookmarkEnd w:id="43"/>
-    <w:bookmarkStart w:id="44" w:name="X24c92579f6713723bf9ed7066aed63ccd1e3f3f"/>
-    <w:p>
-      <w:pPr>
-        <w:pStyle w:val="Heading3"/>
-      </w:pPr>
-      <w:r>
-        <w:t xml:space="preserve">Physical intuition — how Ladrillo behaves by scenario class</w:t>
-      </w:r>
-    </w:p>
-    <w:p>
-      <w:pPr>
-        <w:pStyle w:val="FirstParagraph"/>
-      </w:pPr>
-      <w:r>
-        <w:rPr>
-          <w:b/>
-          <w:bCs/>
-        </w:rPr>
-        <w:t xml:space="preserve">High scenarios.</w:t>
-      </w:r>
-      <w:r>
-        <w:t xml:space="preserve"> </w:t>
-      </w:r>
-      <w:r>
-        <w:t xml:space="preserve">Ladrillo is comparable to the other models at 2100. By 2300 it separates upward from BRICK 2.0 (due largely to Antarctic threshold behavior) but stays below MAGICC-SLR's steeper rise (439 cm vs. 570 cm, median). Its 2300 spread is dominated by the prior for</w:t>
-      </w:r>
-      <w:r>
-        <w:t xml:space="preserve"> </w:t>
-      </w:r>
-      <w:r>
-        <w:rPr>
-          <w:rStyle w:val="VerbatimChar"/>
-        </w:rPr>
-        <w:t xml:space="preserve">antarctic_lambda</w:t>
-      </w:r>
-      <w:r>
-        <w:t xml:space="preserve">.</w:t>
-      </w:r>
-    </w:p>
-    <w:p>
-      <w:pPr>
-        <w:pStyle w:val="BodyText"/>
-      </w:pPr>
-      <w:r>
-        <w:rPr>
-          <w:b/>
-          <w:bCs/>
-        </w:rPr>
-        <w:t xml:space="preserve">Low scenarios.</w:t>
-      </w:r>
-      <w:r>
-        <w:t xml:space="preserve"> </w:t>
-      </w:r>
-      <w:r>
-        <w:t xml:space="preserve">Ladrillo sits at the low end of the comparison set on level — at vvVL its 2300 total median is 58 cm, above only MAGICC-SLR's 46 cm and below BRICK 2.0's 81 and FACTS's 148. On spread it is narrower than both BRICK 2.0 and FACTS on every component; MAGICC-SLR is the narrow outlier throughout (2300 total 5–95% width 67 cm against Ladrillo's 163, BRICK 2.0's 182 and FACTS's 259), and it is only against MAGICC-SLR that Ladrillo's Antarctic and thermal-expansion bands are the wider ones.</w:t>
-      </w:r>
-    </w:p>
-    <w:p>
-      <w:pPr>
-        <w:pStyle w:val="BodyText"/>
-      </w:pPr>
-      <w:r>
-        <w:rPr>
-          <w:b/>
-          <w:bCs/>
-        </w:rPr>
-        <w:t xml:space="preserve">Peak-and-decline scenarios.</w:t>
-      </w:r>
-      <w:r>
-        <w:t xml:space="preserve"> </w:t>
-      </w:r>
-      <w:r>
-        <w:t xml:space="preserve">The glacier change is evident here because it allows regrowth, though on Ladrillo's own FaIR climate that regrowth is very small: measured from each marker's peak to 2300, it reaches only 0.18 cm at vvLN and 0.13 cm at vvML, and is essentially nil on the other markers. The capacity is larger than the realised amount — driven instead by MAGICC's colder climate, the same module regrows 2.2 cm at vvLN — so what limits regrowth here is how far the scenario cools, not the module's willingness to regrow.</w:t>
-      </w:r>
-    </w:p>
-    <w:p>
-      <w:pPr>
-        <w:pStyle w:val="BodyText"/>
-      </w:pPr>
-      <w:r>
-        <w:rPr>
-          <w:b/>
-          <w:bCs/>
-        </w:rPr>
-        <w:t xml:space="preserve">MAGICC regrows substantially more than Ladrillo, and about ¾ of that is model structure and ¼ the climate module.</w:t>
-      </w:r>
-      <w:r>
-        <w:t xml:space="preserve"> </w:t>
-      </w:r>
-      <w:r>
-        <w:t xml:space="preserve">Measured on realised regrowth (peak-to-2300) at vvLN, the marker where regrowth is largest: MAGICC regrows 8.59 cm against Ladrillo's 0.18 cm, and driving Ladrillo's unchanged module with MAGICC's own climate recovers 2.20 cm of that gap — leaving 76% to structure and 24% to the climate driver. Pooled across the five markers with a real gap the structure share is higher still, 87%. Comparing instead the two models’ equilibrium laws directly — both evaluated at MAGICC’s own temperature, so climate differences are removed — Ladrillo’s committed equilibrium regrowth is somewhat</w:t>
-      </w:r>
-      <w:r>
-        <w:t xml:space="preserve"> </w:t>
-      </w:r>
-      <w:r>
-        <w:rPr>
-          <w:i/>
-          <w:iCs/>
-        </w:rPr>
-        <w:t xml:space="preserve">less</w:t>
-      </w:r>
-      <w:r>
-        <w:t xml:space="preserve"> </w:t>
-      </w:r>
-      <w:r>
-        <w:t xml:space="preserve">than MAGICC’s on every marker where the comparison is possible (ratio 0.06–0.86 across three markers). At the two coldest markers no comparison can be made at all: MAGICC’s own tabulated equilibrium curve is undefined below the pre-industrial state, and both markers cool past that floor by 2300. So the gap to MAGICC is not purely a rate effect; the SLOWP and R19 regions’ long timescales (~275 yr, ~465 yr) compound a somewhat smaller equilibrium target, not offset it.</w:t>
-      </w:r>
-    </w:p>
-    <w:bookmarkEnd w:id="44"/>
-    <w:bookmarkEnd w:id="45"/>
-    <w:bookmarkEnd w:id="46"/>
+        <w:t>~275 yr</w:t>
+      </w:r>
+      <w:r>
+        <w:t xml:space="preserve"> and </w:t>
+      </w:r>
+      <w:r>
+        <w:t xml:space="preserve">~465 yr) </w:t>
+      </w:r>
+      <w:r>
+        <w:t>this rate effect is compounded by an equilibrium effect</w:t>
+      </w:r>
+      <w:r>
+        <w:t>.</w:t>
+      </w:r>
+      <w:bookmarkEnd w:id="0"/>
+      <w:bookmarkEnd w:id="7"/>
+      <w:bookmarkEnd w:id="10"/>
+    </w:p>
     <w:sectPr>
       <w:footnotePr>
         <w:numRestart w:val="eachSect"/>
       </w:footnotePr>
+      <w:pgSz w:w="12240" w:h="15840"/>
+      <w:pgMar w:top="1440" w:right="1440" w:bottom="1440" w:left="1440" w:header="720" w:footer="720" w:gutter="0"/>
+      <w:cols w:space="720"/>
     </w:sectPr>
   </w:body>
 </w:document>
 </file>
 
-<file path=word/comments.xml><?xml version="1.0" encoding="utf-8"?>
-<w:comments xmlns:w="http://schemas.openxmlformats.org/wordprocessingml/2006/main" xmlns:m="http://schemas.openxmlformats.org/officeDocument/2006/math" xmlns:r="http://schemas.openxmlformats.org/officeDocument/2006/relationships" xmlns:o="urn:schemas-microsoft-com:office:office" xmlns:v="urn:schemas-microsoft-com:vml" xmlns:w10="urn:schemas-microsoft-com:office:word" xmlns:a="http://schemas.openxmlformats.org/drawingml/2006/main" xmlns:pic="http://schemas.openxmlformats.org/drawingml/2006/picture" xmlns:wp="http://schemas.openxmlformats.org/drawingml/2006/wordprocessingDrawing"/>
-</file>
-
-<file path=word/footnotes.xml><?xml version="1.0" encoding="utf-8"?>
-<w:footnotes xmlns:w="http://schemas.openxmlformats.org/wordprocessingml/2006/main" xmlns:m="http://schemas.openxmlformats.org/officeDocument/2006/math" xmlns:r="http://schemas.openxmlformats.org/officeDocument/2006/relationships" xmlns:o="urn:schemas-microsoft-com:office:office" xmlns:v="urn:schemas-microsoft-com:vml" xmlns:w10="urn:schemas-microsoft-com:office:word" xmlns:a="http://schemas.openxmlformats.org/drawingml/2006/main" xmlns:pic="http://schemas.openxmlformats.org/drawingml/2006/picture" xmlns:wp="http://schemas.openxmlformats.org/drawingml/2006/wordprocessingDrawing">
-  <w:footnote w:type="continuationSeparator" w:id="0">
-    <w:p>
-      <w:r>
-        <w:continuationSeparator/>
-      </w:r>
-    </w:p>
-  </w:footnote>
-  <w:footnote w:type="separator" w:id="-1">
-    <w:p>
-      <w:r>
-        <w:separator/>
-      </w:r>
-    </w:p>
-  </w:footnote>
-</w:footnotes>
-</file>
-
 <file path=word/numbering.xml><?xml version="1.0" encoding="utf-8"?>
-<w:numbering xmlns:w="http://schemas.openxmlformats.org/wordprocessingml/2006/main">
-  <w:abstractNum w:abstractNumId="990">
+<w:numbering xmlns:wpc="http://schemas.microsoft.com/office/word/2010/wordprocessingCanvas" xmlns:cx="http://schemas.microsoft.com/office/drawing/2014/chartex" xmlns:cx1="http://schemas.microsoft.com/office/drawing/2015/9/8/chartex" xmlns:cx2="http://schemas.microsoft.com/office/drawing/2015/10/21/chartex" xmlns:cx3="http://schemas.microsoft.com/office/drawing/2016/5/9/chartex" xmlns:cx4="http://schemas.microsoft.com/office/drawing/2016/5/10/chartex" xmlns:cx5="http://schemas.microsoft.com/office/drawing/2016/5/11/chartex" xmlns:cx6="http://schemas.microsoft.com/office/drawing/2016/5/12/chartex" xmlns:cx7="http://schemas.microsoft.com/office/drawing/2016/5/13/chartex" xmlns:cx8="http://schemas.microsoft.com/office/drawing/2016/5/14/chartex" xmlns:mc="http://schemas.openxmlformats.org/markup-compatibility/2006" xmlns:m="http://schemas.openxmlformats.org/officeDocument/2006/math" xmlns:aink="http://schemas.microsoft.com/office/drawing/2016/ink" xmlns:am3d="http://schemas.microsoft.com/office/drawing/2017/model3d" xmlns:oel="http://schemas.microsoft.com/office/2019/extlst" xmlns:r="http://schemas.openxmlformats.org/officeDocument/2006/relationships" xmlns:wp14="http://schemas.microsoft.com/office/word/2010/wordprocessingDrawing" xmlns:wp="http://schemas.openxmlformats.org/drawingml/2006/wordprocessingDrawing" xmlns:wpg="http://schemas.microsoft.com/office/word/2010/wordprocessingGroup" xmlns:wpi="http://schemas.microsoft.com/office/word/2010/wordprocessingInk" xmlns:wps="http://schemas.microsoft.com/office/word/2010/wordprocessingShape" xmlns:o="urn:schemas-microsoft-com:office:office" xmlns:v="urn:schemas-microsoft-com:vml" xmlns:w10="urn:schemas-microsoft-com:office:word" xmlns:w="http://schemas.openxmlformats.org/wordprocessingml/2006/main" xmlns:w14="http://schemas.microsoft.com/office/word/2010/wordml" xmlns:w15="http://schemas.microsoft.com/office/word/2012/wordml" xmlns:w16cex="http://schemas.microsoft.com/office/word/2018/wordml/cex" xmlns:w16cid="http://schemas.microsoft.com/office/word/2016/wordml/cid" xmlns:w16="http://schemas.microsoft.com/office/word/2018/wordml" xmlns:w16sdtdh="http://schemas.microsoft.com/office/word/2020/wordml/sdtdatahash" xmlns:w16sdtfl="http://schemas.microsoft.com/office/word/2024/wordml/sdtformatlock" xmlns:w16se="http://schemas.microsoft.com/office/word/2015/wordml/symex" xmlns:w16du="http://schemas.microsoft.com/office/word/2023/wordml/word16du" xmlns:wne="http://schemas.microsoft.com/office/word/2006/wordml" mc:Ignorable="w14 w15 w16se w16cid w16 w16cex w16sdtdh w16sdtfl w16du wp14">
+  <w:abstractNum w:abstractNumId="0" w15:restartNumberingAfterBreak="0">
     <w:nsid w:val="0000A990"/>
     <w:multiLevelType w:val="multilevel"/>
+    <w:tmpl w:val="7E7855E2"/>
     <w:lvl w:ilvl="0">
       <w:numFmt w:val="bullet"/>
       <w:lvlText w:val=" "/>
@@ -2590,21 +2597,21 @@
       </w:pPr>
     </w:lvl>
   </w:abstractNum>
-  <w:num w:numId="1000">
-    <w:abstractNumId w:val="990"/>
+  <w:num w:numId="1" w16cid:durableId="2072845796">
+    <w:abstractNumId w:val="0"/>
   </w:num>
 </w:numbering>
 </file>
 
 <file path=word/styles.xml><?xml version="1.0" encoding="utf-8"?>
-<w:styles xmlns:r="http://schemas.openxmlformats.org/officeDocument/2006/relationships" xmlns:w="http://schemas.openxmlformats.org/wordprocessingml/2006/main">
+<w:styles xmlns:mc="http://schemas.openxmlformats.org/markup-compatibility/2006" xmlns:r="http://schemas.openxmlformats.org/officeDocument/2006/relationships" xmlns:w="http://schemas.openxmlformats.org/wordprocessingml/2006/main" xmlns:w14="http://schemas.microsoft.com/office/word/2010/wordml" xmlns:w15="http://schemas.microsoft.com/office/word/2012/wordml" xmlns:w16cex="http://schemas.microsoft.com/office/word/2018/wordml/cex" xmlns:w16cid="http://schemas.microsoft.com/office/word/2016/wordml/cid" xmlns:w16="http://schemas.microsoft.com/office/word/2018/wordml" xmlns:w16sdtdh="http://schemas.microsoft.com/office/word/2020/wordml/sdtdatahash" xmlns:w16sdtfl="http://schemas.microsoft.com/office/word/2024/wordml/sdtformatlock" xmlns:w16se="http://schemas.microsoft.com/office/word/2015/wordml/symex" xmlns:w16du="http://schemas.microsoft.com/office/word/2023/wordml/word16du" mc:Ignorable="w14 w15 w16se w16cid w16 w16cex w16sdtdh w16sdtfl w16du">
   <w:docDefaults>
     <w:rPrDefault>
       <w:rPr>
-        <w:rFonts w:asciiTheme="minorHAnsi" w:cstheme="minorBidi" w:eastAsiaTheme="minorEastAsia" w:hAnsiTheme="minorHAnsi"/>
+        <w:rFonts w:asciiTheme="minorHAnsi" w:eastAsiaTheme="minorEastAsia" w:hAnsiTheme="minorHAnsi" w:cstheme="minorBidi"/>
         <w:sz w:val="24"/>
         <w:szCs w:val="24"/>
-        <w:lang w:bidi="ar-SA" w:eastAsia="zh-CN" w:val="en-US"/>
+        <w:lang w:val="en-US" w:eastAsia="zh-CN" w:bidi="ar-SA"/>
       </w:rPr>
     </w:rPrDefault>
     <w:pPrDefault>
@@ -2613,168 +2620,255 @@
       </w:pPr>
     </w:pPrDefault>
   </w:docDefaults>
-  <w:latentStyles w:count="276" w:defLockedState="0" w:defQFormat="0" w:defSemiHidden="0" w:defUIPriority="0" w:defUnhideWhenUsed="0"/>
-  <w:style w:default="1" w:styleId="Normal" w:type="paragraph">
+  <w:latentStyles w:defLockedState="0" w:defUIPriority="0" w:defSemiHidden="0" w:defUnhideWhenUsed="0" w:defQFormat="0" w:count="376">
+    <w:lsdException w:name="Normal Table" w:semiHidden="1" w:unhideWhenUsed="1"/>
+    <w:lsdException w:name="Table Simple 1" w:semiHidden="1" w:unhideWhenUsed="1"/>
+    <w:lsdException w:name="Table Simple 2" w:semiHidden="1" w:unhideWhenUsed="1"/>
+    <w:lsdException w:name="Table Simple 3" w:semiHidden="1" w:unhideWhenUsed="1"/>
+    <w:lsdException w:name="Table Classic 1" w:semiHidden="1" w:unhideWhenUsed="1"/>
+    <w:lsdException w:name="Table Classic 2" w:semiHidden="1" w:unhideWhenUsed="1"/>
+    <w:lsdException w:name="Table Classic 3" w:semiHidden="1" w:unhideWhenUsed="1"/>
+    <w:lsdException w:name="Table Classic 4" w:semiHidden="1" w:unhideWhenUsed="1"/>
+    <w:lsdException w:name="Table Colorful 1" w:semiHidden="1" w:unhideWhenUsed="1"/>
+    <w:lsdException w:name="Table Colorful 2" w:semiHidden="1" w:unhideWhenUsed="1"/>
+    <w:lsdException w:name="Table Colorful 3" w:semiHidden="1" w:unhideWhenUsed="1"/>
+    <w:lsdException w:name="Table Columns 1" w:semiHidden="1" w:unhideWhenUsed="1"/>
+    <w:lsdException w:name="Table Columns 2" w:semiHidden="1" w:unhideWhenUsed="1"/>
+    <w:lsdException w:name="Table Columns 3" w:semiHidden="1" w:unhideWhenUsed="1"/>
+    <w:lsdException w:name="Table Columns 4" w:semiHidden="1" w:unhideWhenUsed="1"/>
+    <w:lsdException w:name="Table Columns 5" w:semiHidden="1" w:unhideWhenUsed="1"/>
+    <w:lsdException w:name="Table Grid 1" w:semiHidden="1" w:unhideWhenUsed="1"/>
+    <w:lsdException w:name="Table Grid 2" w:semiHidden="1" w:unhideWhenUsed="1"/>
+    <w:lsdException w:name="Table Grid 3" w:semiHidden="1" w:unhideWhenUsed="1"/>
+    <w:lsdException w:name="Table Grid 4" w:semiHidden="1" w:unhideWhenUsed="1"/>
+    <w:lsdException w:name="Table Grid 5" w:semiHidden="1" w:unhideWhenUsed="1"/>
+    <w:lsdException w:name="Table Grid 6" w:semiHidden="1" w:unhideWhenUsed="1"/>
+    <w:lsdException w:name="Table Grid 7" w:semiHidden="1" w:unhideWhenUsed="1"/>
+    <w:lsdException w:name="Table Grid 8" w:semiHidden="1" w:unhideWhenUsed="1"/>
+    <w:lsdException w:name="Table List 1" w:semiHidden="1" w:unhideWhenUsed="1"/>
+    <w:lsdException w:name="Table List 2" w:semiHidden="1" w:unhideWhenUsed="1"/>
+    <w:lsdException w:name="Table List 3" w:semiHidden="1" w:unhideWhenUsed="1"/>
+    <w:lsdException w:name="Table List 4" w:semiHidden="1" w:unhideWhenUsed="1"/>
+    <w:lsdException w:name="Table List 5" w:semiHidden="1" w:unhideWhenUsed="1"/>
+    <w:lsdException w:name="Table List 6" w:semiHidden="1" w:unhideWhenUsed="1"/>
+    <w:lsdException w:name="Table List 7" w:semiHidden="1" w:unhideWhenUsed="1"/>
+    <w:lsdException w:name="Table List 8" w:semiHidden="1" w:unhideWhenUsed="1"/>
+    <w:lsdException w:name="Table 3D effects 1" w:semiHidden="1" w:unhideWhenUsed="1"/>
+    <w:lsdException w:name="Table 3D effects 2" w:semiHidden="1" w:unhideWhenUsed="1"/>
+    <w:lsdException w:name="Table 3D effects 3" w:semiHidden="1" w:unhideWhenUsed="1"/>
+    <w:lsdException w:name="Table Contemporary" w:semiHidden="1" w:unhideWhenUsed="1"/>
+    <w:lsdException w:name="Table Elegant" w:semiHidden="1" w:unhideWhenUsed="1"/>
+    <w:lsdException w:name="Table Professional" w:semiHidden="1" w:unhideWhenUsed="1"/>
+    <w:lsdException w:name="Table Subtle 1" w:semiHidden="1" w:unhideWhenUsed="1"/>
+    <w:lsdException w:name="Table Subtle 2" w:semiHidden="1" w:unhideWhenUsed="1"/>
+    <w:lsdException w:name="Table Web 1" w:semiHidden="1" w:unhideWhenUsed="1"/>
+    <w:lsdException w:name="Table Web 2" w:semiHidden="1" w:unhideWhenUsed="1"/>
+    <w:lsdException w:name="Table Web 3" w:semiHidden="1" w:unhideWhenUsed="1"/>
+    <w:lsdException w:name="Table Theme" w:semiHidden="1" w:unhideWhenUsed="1"/>
+    <w:lsdException w:name="Light Shading"/>
+    <w:lsdException w:name="Light List"/>
+    <w:lsdException w:name="Light Grid"/>
+    <w:lsdException w:name="Medium Shading 1"/>
+    <w:lsdException w:name="Medium Shading 2"/>
+    <w:lsdException w:name="Medium List 1"/>
+    <w:lsdException w:name="Medium List 2"/>
+    <w:lsdException w:name="Medium Grid 1"/>
+    <w:lsdException w:name="Medium Grid 2"/>
+    <w:lsdException w:name="Medium Grid 3"/>
+    <w:lsdException w:name="Dark List"/>
+    <w:lsdException w:name="Colorful Shading"/>
+    <w:lsdException w:name="Colorful List"/>
+    <w:lsdException w:name="Colorful Grid"/>
+    <w:lsdException w:name="Light Shading Accent 1"/>
+    <w:lsdException w:name="Light List Accent 1"/>
+    <w:lsdException w:name="Light Grid Accent 1"/>
+    <w:lsdException w:name="Medium Shading 1 Accent 1"/>
+    <w:lsdException w:name="Medium Shading 2 Accent 1"/>
+    <w:lsdException w:name="Medium List 1 Accent 1"/>
+    <w:lsdException w:name="Medium List 2 Accent 1"/>
+    <w:lsdException w:name="Medium Grid 1 Accent 1"/>
+    <w:lsdException w:name="Medium Grid 2 Accent 1"/>
+    <w:lsdException w:name="Medium Grid 3 Accent 1"/>
+    <w:lsdException w:name="Dark List Accent 1"/>
+    <w:lsdException w:name="Colorful Shading Accent 1"/>
+    <w:lsdException w:name="Colorful List Accent 1"/>
+    <w:lsdException w:name="Colorful Grid Accent 1"/>
+    <w:lsdException w:name="Light Shading Accent 2"/>
+    <w:lsdException w:name="Light List Accent 2"/>
+    <w:lsdException w:name="Light Grid Accent 2"/>
+    <w:lsdException w:name="Medium Shading 1 Accent 2"/>
+    <w:lsdException w:name="Medium Shading 2 Accent 2"/>
+    <w:lsdException w:name="Medium List 1 Accent 2"/>
+    <w:lsdException w:name="Medium List 2 Accent 2"/>
+    <w:lsdException w:name="Medium Grid 1 Accent 2"/>
+    <w:lsdException w:name="Medium Grid 2 Accent 2"/>
+    <w:lsdException w:name="Medium Grid 3 Accent 2"/>
+    <w:lsdException w:name="Dark List Accent 2"/>
+    <w:lsdException w:name="Colorful Shading Accent 2"/>
+    <w:lsdException w:name="Colorful List Accent 2"/>
+    <w:lsdException w:name="Colorful Grid Accent 2"/>
+    <w:lsdException w:name="Light Shading Accent 3"/>
+    <w:lsdException w:name="Light List Accent 3"/>
+    <w:lsdException w:name="Light Grid Accent 3"/>
+    <w:lsdException w:name="Medium Shading 1 Accent 3"/>
+    <w:lsdException w:name="Medium Shading 2 Accent 3"/>
+    <w:lsdException w:name="Medium List 1 Accent 3"/>
+    <w:lsdException w:name="Medium List 2 Accent 3"/>
+    <w:lsdException w:name="Medium Grid 1 Accent 3"/>
+    <w:lsdException w:name="Medium Grid 2 Accent 3"/>
+    <w:lsdException w:name="Medium Grid 3 Accent 3"/>
+    <w:lsdException w:name="Dark List Accent 3"/>
+    <w:lsdException w:name="Colorful Shading Accent 3"/>
+    <w:lsdException w:name="Colorful List Accent 3"/>
+    <w:lsdException w:name="Colorful Grid Accent 3"/>
+    <w:lsdException w:name="Light Shading Accent 4"/>
+    <w:lsdException w:name="Light List Accent 4"/>
+    <w:lsdException w:name="Light Grid Accent 4"/>
+    <w:lsdException w:name="Medium Shading 1 Accent 4"/>
+    <w:lsdException w:name="Medium Shading 2 Accent 4"/>
+    <w:lsdException w:name="Medium List 1 Accent 4"/>
+    <w:lsdException w:name="Medium List 2 Accent 4"/>
+    <w:lsdException w:name="Medium Grid 1 Accent 4"/>
+    <w:lsdException w:name="Medium Grid 2 Accent 4"/>
+    <w:lsdException w:name="Medium Grid 3 Accent 4"/>
+    <w:lsdException w:name="Dark List Accent 4"/>
+    <w:lsdException w:name="Colorful Shading Accent 4"/>
+    <w:lsdException w:name="Colorful List Accent 4"/>
+    <w:lsdException w:name="Colorful Grid Accent 4"/>
+    <w:lsdException w:name="Light Shading Accent 5"/>
+    <w:lsdException w:name="Light List Accent 5"/>
+    <w:lsdException w:name="Light Grid Accent 5"/>
+    <w:lsdException w:name="Medium Shading 1 Accent 5"/>
+    <w:lsdException w:name="Medium Shading 2 Accent 5"/>
+    <w:lsdException w:name="Medium List 1 Accent 5"/>
+    <w:lsdException w:name="Medium List 2 Accent 5"/>
+    <w:lsdException w:name="Medium Grid 1 Accent 5"/>
+    <w:lsdException w:name="Medium Grid 2 Accent 5"/>
+    <w:lsdException w:name="Medium Grid 3 Accent 5"/>
+    <w:lsdException w:name="Dark List Accent 5"/>
+    <w:lsdException w:name="Colorful Shading Accent 5"/>
+    <w:lsdException w:name="Colorful List Accent 5"/>
+    <w:lsdException w:name="Colorful Grid Accent 5"/>
+    <w:lsdException w:name="Light Shading Accent 6"/>
+    <w:lsdException w:name="Light List Accent 6"/>
+    <w:lsdException w:name="Light Grid Accent 6"/>
+    <w:lsdException w:name="Medium Shading 1 Accent 6"/>
+    <w:lsdException w:name="Medium Shading 2 Accent 6"/>
+    <w:lsdException w:name="Medium List 1 Accent 6"/>
+    <w:lsdException w:name="Medium List 2 Accent 6"/>
+    <w:lsdException w:name="Medium Grid 1 Accent 6"/>
+    <w:lsdException w:name="Medium Grid 2 Accent 6"/>
+    <w:lsdException w:name="Medium Grid 3 Accent 6"/>
+    <w:lsdException w:name="Dark List Accent 6"/>
+    <w:lsdException w:name="Colorful Shading Accent 6"/>
+    <w:lsdException w:name="Colorful List Accent 6"/>
+    <w:lsdException w:name="Colorful Grid Accent 6"/>
+    <w:lsdException w:name="Grid Table 4" w:uiPriority="49"/>
+    <w:lsdException w:name="Grid Table 5 Dark" w:uiPriority="50"/>
+    <w:lsdException w:name="Grid Table 6 Colorful" w:uiPriority="51"/>
+    <w:lsdException w:name="Grid Table 7 Colorful" w:uiPriority="52"/>
+    <w:lsdException w:name="Grid Table 1 Light Accent 1" w:uiPriority="46"/>
+    <w:lsdException w:name="Grid Table 2 Accent 1" w:uiPriority="47"/>
+    <w:lsdException w:name="Grid Table 3 Accent 1" w:uiPriority="48"/>
+    <w:lsdException w:name="Grid Table 4 Accent 1" w:uiPriority="49"/>
+    <w:lsdException w:name="Grid Table 5 Dark Accent 1" w:uiPriority="50"/>
+    <w:lsdException w:name="Grid Table 6 Colorful Accent 1" w:uiPriority="51"/>
+    <w:lsdException w:name="Grid Table 7 Colorful Accent 1" w:uiPriority="52"/>
+    <w:lsdException w:name="Grid Table 1 Light Accent 2" w:uiPriority="46"/>
+    <w:lsdException w:name="Grid Table 2 Accent 2" w:uiPriority="47"/>
+    <w:lsdException w:name="Grid Table 3 Accent 2" w:uiPriority="48"/>
+    <w:lsdException w:name="Grid Table 4 Accent 2" w:uiPriority="49"/>
+    <w:lsdException w:name="Grid Table 5 Dark Accent 2" w:uiPriority="50"/>
+    <w:lsdException w:name="Grid Table 6 Colorful Accent 2" w:uiPriority="51"/>
+    <w:lsdException w:name="Grid Table 7 Colorful Accent 2" w:uiPriority="52"/>
+    <w:lsdException w:name="Grid Table 1 Light Accent 3" w:uiPriority="46"/>
+    <w:lsdException w:name="Grid Table 2 Accent 3" w:uiPriority="47"/>
+    <w:lsdException w:name="Grid Table 3 Accent 3" w:uiPriority="48"/>
+    <w:lsdException w:name="Grid Table 4 Accent 3" w:uiPriority="49"/>
+    <w:lsdException w:name="Grid Table 5 Dark Accent 3" w:uiPriority="50"/>
+    <w:lsdException w:name="Grid Table 6 Colorful Accent 3" w:uiPriority="51"/>
+    <w:lsdException w:name="Grid Table 7 Colorful Accent 3" w:uiPriority="52"/>
+    <w:lsdException w:name="Grid Table 1 Light Accent 4" w:uiPriority="46"/>
+    <w:lsdException w:name="Grid Table 2 Accent 4" w:uiPriority="47"/>
+    <w:lsdException w:name="Grid Table 3 Accent 4" w:uiPriority="48"/>
+    <w:lsdException w:name="Grid Table 4 Accent 4" w:uiPriority="49"/>
+    <w:lsdException w:name="Grid Table 5 Dark Accent 4" w:uiPriority="50"/>
+    <w:lsdException w:name="Grid Table 6 Colorful Accent 4" w:uiPriority="51"/>
+    <w:lsdException w:name="Grid Table 7 Colorful Accent 4" w:uiPriority="52"/>
+    <w:lsdException w:name="Grid Table 1 Light Accent 5" w:uiPriority="46"/>
+    <w:lsdException w:name="Grid Table 2 Accent 5" w:uiPriority="47"/>
+    <w:lsdException w:name="Grid Table 3 Accent 5" w:uiPriority="48"/>
+    <w:lsdException w:name="Grid Table 4 Accent 5" w:uiPriority="49"/>
+    <w:lsdException w:name="Grid Table 5 Dark Accent 5" w:uiPriority="50"/>
+    <w:lsdException w:name="Grid Table 6 Colorful Accent 5" w:uiPriority="51"/>
+    <w:lsdException w:name="Grid Table 7 Colorful Accent 5" w:uiPriority="52"/>
+    <w:lsdException w:name="Grid Table 1 Light Accent 6" w:uiPriority="46"/>
+    <w:lsdException w:name="Grid Table 2 Accent 6" w:uiPriority="47"/>
+    <w:lsdException w:name="Grid Table 3 Accent 6" w:uiPriority="48"/>
+    <w:lsdException w:name="Grid Table 4 Accent 6" w:uiPriority="49"/>
+    <w:lsdException w:name="Grid Table 5 Dark Accent 6" w:uiPriority="50"/>
+    <w:lsdException w:name="Grid Table 6 Colorful Accent 6" w:uiPriority="51"/>
+    <w:lsdException w:name="Grid Table 7 Colorful Accent 6" w:uiPriority="52"/>
+    <w:lsdException w:name="List Table 1 Light" w:uiPriority="46"/>
+    <w:lsdException w:name="List Table 2" w:uiPriority="47"/>
+    <w:lsdException w:name="List Table 3" w:uiPriority="48"/>
+    <w:lsdException w:name="List Table 4" w:uiPriority="49"/>
+    <w:lsdException w:name="List Table 5 Dark" w:uiPriority="50"/>
+    <w:lsdException w:name="List Table 6 Colorful" w:uiPriority="51"/>
+    <w:lsdException w:name="List Table 7 Colorful" w:uiPriority="52"/>
+    <w:lsdException w:name="List Table 1 Light Accent 1" w:uiPriority="46"/>
+    <w:lsdException w:name="List Table 2 Accent 1" w:uiPriority="47"/>
+    <w:lsdException w:name="List Table 3 Accent 1" w:uiPriority="48"/>
+    <w:lsdException w:name="List Table 4 Accent 1" w:uiPriority="49"/>
+    <w:lsdException w:name="List Table 5 Dark Accent 1" w:uiPriority="50"/>
+    <w:lsdException w:name="List Table 6 Colorful Accent 1" w:uiPriority="51"/>
+    <w:lsdException w:name="List Table 7 Colorful Accent 1" w:uiPriority="52"/>
+    <w:lsdException w:name="List Table 1 Light Accent 2" w:uiPriority="46"/>
+    <w:lsdException w:name="List Table 2 Accent 2" w:uiPriority="47"/>
+    <w:lsdException w:name="List Table 3 Accent 2" w:uiPriority="48"/>
+    <w:lsdException w:name="List Table 4 Accent 2" w:uiPriority="49"/>
+    <w:lsdException w:name="List Table 5 Dark Accent 2" w:uiPriority="50"/>
+    <w:lsdException w:name="List Table 6 Colorful Accent 2" w:uiPriority="51"/>
+    <w:lsdException w:name="List Table 7 Colorful Accent 2" w:uiPriority="52"/>
+    <w:lsdException w:name="List Table 1 Light Accent 3" w:uiPriority="46"/>
+    <w:lsdException w:name="List Table 2 Accent 3" w:uiPriority="47"/>
+    <w:lsdException w:name="List Table 3 Accent 3" w:uiPriority="48"/>
+    <w:lsdException w:name="List Table 4 Accent 3" w:uiPriority="49"/>
+    <w:lsdException w:name="List Table 5 Dark Accent 3" w:uiPriority="50"/>
+    <w:lsdException w:name="List Table 6 Colorful Accent 3" w:uiPriority="51"/>
+    <w:lsdException w:name="List Table 7 Colorful Accent 3" w:uiPriority="52"/>
+    <w:lsdException w:name="List Table 1 Light Accent 4" w:uiPriority="46"/>
+    <w:lsdException w:name="List Table 2 Accent 4" w:uiPriority="47"/>
+    <w:lsdException w:name="List Table 3 Accent 4" w:uiPriority="48"/>
+    <w:lsdException w:name="List Table 4 Accent 4" w:uiPriority="49"/>
+    <w:lsdException w:name="List Table 5 Dark Accent 4" w:uiPriority="50"/>
+    <w:lsdException w:name="List Table 6 Colorful Accent 4" w:uiPriority="51"/>
+    <w:lsdException w:name="List Table 7 Colorful Accent 4" w:uiPriority="52"/>
+    <w:lsdException w:name="List Table 1 Light Accent 5" w:uiPriority="46"/>
+    <w:lsdException w:name="List Table 2 Accent 5" w:uiPriority="47"/>
+    <w:lsdException w:name="List Table 3 Accent 5" w:uiPriority="48"/>
+    <w:lsdException w:name="List Table 4 Accent 5" w:uiPriority="49"/>
+    <w:lsdException w:name="List Table 5 Dark Accent 5" w:uiPriority="50"/>
+    <w:lsdException w:name="List Table 6 Colorful Accent 5" w:uiPriority="51"/>
+    <w:lsdException w:name="List Table 7 Colorful Accent 5" w:uiPriority="52"/>
+    <w:lsdException w:name="List Table 1 Light Accent 6" w:uiPriority="46"/>
+    <w:lsdException w:name="List Table 2 Accent 6" w:uiPriority="47"/>
+    <w:lsdException w:name="List Table 3 Accent 6" w:uiPriority="48"/>
+    <w:lsdException w:name="List Table 4 Accent 6" w:uiPriority="49"/>
+    <w:lsdException w:name="List Table 5 Dark Accent 6" w:uiPriority="50"/>
+    <w:lsdException w:name="List Table 6 Colorful Accent 6" w:uiPriority="51"/>
+    <w:lsdException w:name="List Table 7 Colorful Accent 6" w:uiPriority="52"/>
+    <w:lsdException w:name="Mention" w:semiHidden="1" w:uiPriority="99" w:unhideWhenUsed="1"/>
+    <w:lsdException w:name="Smart Hyperlink" w:semiHidden="1" w:uiPriority="99" w:unhideWhenUsed="1"/>
+    <w:lsdException w:name="Hashtag" w:semiHidden="1" w:uiPriority="99" w:unhideWhenUsed="1"/>
+    <w:lsdException w:name="Unresolved Mention" w:semiHidden="1" w:uiPriority="99" w:unhideWhenUsed="1"/>
+    <w:lsdException w:name="Smart Link" w:semiHidden="1" w:uiPriority="99" w:unhideWhenUsed="1"/>
+  </w:latentStyles>
+  <w:style w:type="paragraph" w:default="1" w:styleId="Normal">
     <w:name w:val="Normal"/>
     <w:qFormat/>
   </w:style>
-  <w:style w:styleId="BodyText" w:type="paragraph">
-    <w:name w:val="Body Text"/>
-    <w:basedOn w:val="Normal"/>
-    <w:link w:val="BodyTextChar"/>
-    <w:qFormat/>
-    <w:pPr>
-      <w:spacing w:after="180" w:before="180"/>
-    </w:pPr>
-  </w:style>
-  <w:style w:customStyle="1" w:styleId="FirstParagraph" w:type="paragraph">
-    <w:name w:val="First Paragraph"/>
-    <w:basedOn w:val="BodyText"/>
-    <w:next w:val="BodyText"/>
-    <w:qFormat/>
-  </w:style>
-  <w:style w:customStyle="1" w:styleId="Compact" w:type="paragraph">
-    <w:name w:val="Compact"/>
-    <w:basedOn w:val="BodyText"/>
-    <w:qFormat/>
-    <w:pPr>
-      <w:spacing w:after="36" w:before="36"/>
-    </w:pPr>
-  </w:style>
-  <w:style w:styleId="Title" w:type="paragraph">
-    <w:name w:val="Title"/>
-    <w:basedOn w:val="Normal"/>
-    <w:next w:val="BodyText"/>
-    <w:link w:val="TitleChar"/>
-    <w:uiPriority w:val="10"/>
-    <w:qFormat/>
-    <w:rsid w:val="00A10FD9"/>
-    <w:pPr>
-      <w:spacing w:after="80" w:line="240" w:lineRule="auto"/>
-      <w:contextualSpacing/>
-      <w:jc w:val="center"/>
-    </w:pPr>
-    <w:rPr>
-      <w:rFonts w:asciiTheme="majorHAnsi" w:cstheme="majorBidi" w:eastAsiaTheme="majorEastAsia" w:hAnsiTheme="majorHAnsi"/>
-      <w:sz w:val="56"/>
-      <w:szCs w:val="56"/>
-    </w:rPr>
-  </w:style>
-  <w:style w:customStyle="1" w:styleId="TitleChar" w:type="character">
-    <w:name w:val="Title Char"/>
-    <w:basedOn w:val="DefaultParagraphFont"/>
-    <w:link w:val="Title"/>
-    <w:uiPriority w:val="10"/>
-    <w:rsid w:val="00A10FD9"/>
-    <w:rPr>
-      <w:rFonts w:asciiTheme="majorHAnsi" w:cstheme="majorBidi" w:eastAsiaTheme="majorEastAsia" w:hAnsiTheme="majorHAnsi"/>
-      <w:sz w:val="56"/>
-      <w:szCs w:val="56"/>
-    </w:rPr>
-  </w:style>
-  <w:style w:styleId="Subtitle" w:type="paragraph">
-    <w:name w:val="Subtitle"/>
-    <w:basedOn w:val="Title"/>
-    <w:next w:val="BodyText"/>
-    <w:link w:val="SubtitleChar"/>
-    <w:uiPriority w:val="11"/>
-    <w:qFormat/>
-    <w:rsid w:val="00A10FD9"/>
-    <w:pPr>
-      <w:numPr>
-        <w:ilvl w:val="1"/>
-      </w:numPr>
-    </w:pPr>
-    <w:rPr>
-      <w:rFonts w:cstheme="majorBidi" w:eastAsiaTheme="majorEastAsia"/>
-      <w:spacing w:val="15"/>
-      <w:sz w:val="28"/>
-      <w:szCs w:val="28"/>
-    </w:rPr>
-  </w:style>
-  <w:style w:customStyle="1" w:styleId="SubtitleChar" w:type="character">
-    <w:name w:val="Subtitle Char"/>
-    <w:basedOn w:val="DefaultParagraphFont"/>
-    <w:link w:val="Subtitle"/>
-    <w:uiPriority w:val="11"/>
-    <w:rsid w:val="00A10FD9"/>
-    <w:rPr>
-      <w:rFonts w:cstheme="majorBidi" w:eastAsiaTheme="majorEastAsia"/>
-      <w:color w:themeColor="text1" w:themeTint="A6" w:val="595959"/>
-      <w:spacing w:val="15"/>
-      <w:sz w:val="28"/>
-      <w:szCs w:val="28"/>
-    </w:rPr>
-  </w:style>
-  <w:style w:customStyle="1" w:styleId="Author" w:type="paragraph">
-    <w:name w:val="Author"/>
-    <w:basedOn w:val="Title"/>
-    <w:next w:val="BodyText"/>
-    <w:qFormat/>
-    <w:pPr>
-      <w:keepNext/>
-      <w:keepLines/>
-    </w:pPr>
-    <w:rPr>
-      <w:sz w:val="24"/>
-      <w:szCs w:val="24"/>
-    </w:rPr>
-  </w:style>
-  <w:style w:styleId="Date" w:type="paragraph">
-    <w:name w:val="Date"/>
-    <w:basedOn w:val="Title"/>
-    <w:next w:val="BodyText"/>
-    <w:qFormat/>
-    <w:pPr>
-      <w:keepNext/>
-      <w:keepLines/>
-    </w:pPr>
-    <w:rPr>
-      <w:sz w:val="24"/>
-      <w:szCs w:val="24"/>
-    </w:rPr>
-  </w:style>
-  <w:style w:customStyle="1" w:styleId="AbstractTitle" w:type="paragraph">
-    <w:name w:val="Abstract Title"/>
-    <w:basedOn w:val="Normal"/>
-    <w:next w:val="Abstract"/>
-    <w:qFormat/>
-    <w:pPr>
-      <w:keepNext/>
-      <w:keepLines/>
-      <w:spacing w:after="0" w:before="300"/>
-      <w:jc w:val="center"/>
-    </w:pPr>
-    <w:rPr>
-      <w:b/>
-      <w:sz w:val="20"/>
-      <w:szCs w:val="20"/>
-    </w:rPr>
-  </w:style>
-  <w:style w:customStyle="1" w:styleId="Abstract" w:type="paragraph">
-    <w:name w:val="Abstract"/>
-    <w:basedOn w:val="Normal"/>
-    <w:next w:val="BodyText"/>
-    <w:qFormat/>
-    <w:pPr>
-      <w:keepNext/>
-      <w:keepLines/>
-      <w:spacing w:after="300" w:before="100"/>
-    </w:pPr>
-    <w:rPr>
-      <w:sz w:val="20"/>
-      <w:szCs w:val="20"/>
-    </w:rPr>
-  </w:style>
-  <w:style w:styleId="Bibliography" w:type="paragraph">
-    <w:name w:val="Bibliography"/>
-    <w:basedOn w:val="Normal"/>
-    <w:next w:val="Bibliography"/>
-    <w:qFormat/>
-    <w:pPr/>
-    <w:rPr/>
-  </w:style>
-  <w:style w:styleId="Heading1" w:type="paragraph">
+  <w:style w:type="paragraph" w:styleId="Heading1">
     <w:name w:val="heading 1"/>
     <w:basedOn w:val="Normal"/>
     <w:next w:val="BodyText"/>
@@ -2785,17 +2879,17 @@
     <w:pPr>
       <w:keepNext/>
       <w:keepLines/>
-      <w:spacing w:after="80" w:before="360"/>
+      <w:spacing w:before="360" w:after="80"/>
       <w:outlineLvl w:val="0"/>
     </w:pPr>
     <w:rPr>
-      <w:rFonts w:asciiTheme="majorHAnsi" w:cstheme="majorBidi" w:eastAsiaTheme="majorEastAsia" w:hAnsiTheme="majorHAnsi"/>
-      <w:color w:themeColor="accent1" w:themeShade="BF" w:val="0F4761"/>
+      <w:rFonts w:asciiTheme="majorHAnsi" w:eastAsiaTheme="majorEastAsia" w:hAnsiTheme="majorHAnsi" w:cstheme="majorBidi"/>
+      <w:color w:val="0F4761" w:themeColor="accent1" w:themeShade="BF"/>
       <w:sz w:val="40"/>
       <w:szCs w:val="40"/>
     </w:rPr>
   </w:style>
-  <w:style w:styleId="Heading2" w:type="paragraph">
+  <w:style w:type="paragraph" w:styleId="Heading2">
     <w:name w:val="heading 2"/>
     <w:basedOn w:val="Normal"/>
     <w:next w:val="BodyText"/>
@@ -2808,17 +2902,17 @@
     <w:pPr>
       <w:keepNext/>
       <w:keepLines/>
-      <w:spacing w:after="80" w:before="160"/>
+      <w:spacing w:before="160" w:after="80"/>
       <w:outlineLvl w:val="1"/>
     </w:pPr>
     <w:rPr>
-      <w:rFonts w:asciiTheme="majorHAnsi" w:cstheme="majorBidi" w:eastAsiaTheme="majorEastAsia" w:hAnsiTheme="majorHAnsi"/>
-      <w:color w:themeColor="accent1" w:themeShade="BF" w:val="0F4761"/>
+      <w:rFonts w:asciiTheme="majorHAnsi" w:eastAsiaTheme="majorEastAsia" w:hAnsiTheme="majorHAnsi" w:cstheme="majorBidi"/>
+      <w:color w:val="0F4761" w:themeColor="accent1" w:themeShade="BF"/>
       <w:sz w:val="32"/>
       <w:szCs w:val="32"/>
     </w:rPr>
   </w:style>
-  <w:style w:styleId="Heading3" w:type="paragraph">
+  <w:style w:type="paragraph" w:styleId="Heading3">
     <w:name w:val="heading 3"/>
     <w:basedOn w:val="Normal"/>
     <w:next w:val="BodyText"/>
@@ -2831,17 +2925,17 @@
     <w:pPr>
       <w:keepNext/>
       <w:keepLines/>
-      <w:spacing w:after="80" w:before="160"/>
+      <w:spacing w:before="160" w:after="80"/>
       <w:outlineLvl w:val="2"/>
     </w:pPr>
     <w:rPr>
-      <w:rFonts w:cstheme="majorBidi" w:eastAsiaTheme="majorEastAsia"/>
-      <w:color w:themeColor="accent1" w:themeShade="BF" w:val="0F4761"/>
+      <w:rFonts w:eastAsiaTheme="majorEastAsia" w:cstheme="majorBidi"/>
+      <w:color w:val="0F4761" w:themeColor="accent1" w:themeShade="BF"/>
       <w:sz w:val="28"/>
       <w:szCs w:val="28"/>
     </w:rPr>
   </w:style>
-  <w:style w:styleId="Heading4" w:type="paragraph">
+  <w:style w:type="paragraph" w:styleId="Heading4">
     <w:name w:val="heading 4"/>
     <w:basedOn w:val="Normal"/>
     <w:next w:val="BodyText"/>
@@ -2854,17 +2948,17 @@
     <w:pPr>
       <w:keepNext/>
       <w:keepLines/>
-      <w:spacing w:after="40" w:before="80"/>
+      <w:spacing w:before="80" w:after="40"/>
       <w:outlineLvl w:val="3"/>
     </w:pPr>
     <w:rPr>
-      <w:rFonts w:cstheme="majorBidi" w:eastAsiaTheme="majorEastAsia"/>
+      <w:rFonts w:eastAsiaTheme="majorEastAsia" w:cstheme="majorBidi"/>
       <w:i/>
       <w:iCs/>
-      <w:color w:themeColor="accent1" w:themeShade="BF" w:val="0F4761"/>
-    </w:rPr>
-  </w:style>
-  <w:style w:styleId="Heading5" w:type="paragraph">
+      <w:color w:val="0F4761" w:themeColor="accent1" w:themeShade="BF"/>
+    </w:rPr>
+  </w:style>
+  <w:style w:type="paragraph" w:styleId="Heading5">
     <w:name w:val="heading 5"/>
     <w:basedOn w:val="Normal"/>
     <w:next w:val="BodyText"/>
@@ -2877,15 +2971,15 @@
     <w:pPr>
       <w:keepNext/>
       <w:keepLines/>
-      <w:spacing w:after="40" w:before="80"/>
+      <w:spacing w:before="80" w:after="40"/>
       <w:outlineLvl w:val="4"/>
     </w:pPr>
     <w:rPr>
-      <w:rFonts w:cstheme="majorBidi" w:eastAsiaTheme="majorEastAsia"/>
-      <w:color w:themeColor="accent1" w:themeShade="BF" w:val="0F4761"/>
-    </w:rPr>
-  </w:style>
-  <w:style w:styleId="Heading6" w:type="paragraph">
+      <w:rFonts w:eastAsiaTheme="majorEastAsia" w:cstheme="majorBidi"/>
+      <w:color w:val="0F4761" w:themeColor="accent1" w:themeShade="BF"/>
+    </w:rPr>
+  </w:style>
+  <w:style w:type="paragraph" w:styleId="Heading6">
     <w:name w:val="heading 6"/>
     <w:basedOn w:val="Normal"/>
     <w:next w:val="BodyText"/>
@@ -2898,17 +2992,17 @@
     <w:pPr>
       <w:keepNext/>
       <w:keepLines/>
-      <w:spacing w:after="0" w:before="40"/>
+      <w:spacing w:before="40" w:after="0"/>
       <w:outlineLvl w:val="5"/>
     </w:pPr>
     <w:rPr>
-      <w:rFonts w:cstheme="majorBidi" w:eastAsiaTheme="majorEastAsia"/>
+      <w:rFonts w:eastAsiaTheme="majorEastAsia" w:cstheme="majorBidi"/>
       <w:i/>
       <w:iCs/>
-      <w:color w:themeColor="text1" w:themeTint="A6" w:val="595959"/>
-    </w:rPr>
-  </w:style>
-  <w:style w:styleId="Heading7" w:type="paragraph">
+      <w:color w:val="595959" w:themeColor="text1" w:themeTint="A6"/>
+    </w:rPr>
+  </w:style>
+  <w:style w:type="paragraph" w:styleId="Heading7">
     <w:name w:val="heading 7"/>
     <w:basedOn w:val="Normal"/>
     <w:next w:val="BodyText"/>
@@ -2921,15 +3015,15 @@
     <w:pPr>
       <w:keepNext/>
       <w:keepLines/>
-      <w:spacing w:after="0" w:before="40"/>
+      <w:spacing w:before="40" w:after="0"/>
       <w:outlineLvl w:val="6"/>
     </w:pPr>
     <w:rPr>
-      <w:rFonts w:cstheme="majorBidi" w:eastAsiaTheme="majorEastAsia"/>
-      <w:color w:themeColor="text1" w:themeTint="A6" w:val="595959"/>
-    </w:rPr>
-  </w:style>
-  <w:style w:styleId="Heading8" w:type="paragraph">
+      <w:rFonts w:eastAsiaTheme="majorEastAsia" w:cstheme="majorBidi"/>
+      <w:color w:val="595959" w:themeColor="text1" w:themeTint="A6"/>
+    </w:rPr>
+  </w:style>
+  <w:style w:type="paragraph" w:styleId="Heading8">
     <w:name w:val="heading 8"/>
     <w:basedOn w:val="Normal"/>
     <w:next w:val="BodyText"/>
@@ -2946,13 +3040,13 @@
       <w:outlineLvl w:val="7"/>
     </w:pPr>
     <w:rPr>
-      <w:rFonts w:cstheme="majorBidi" w:eastAsiaTheme="majorEastAsia"/>
+      <w:rFonts w:eastAsiaTheme="majorEastAsia" w:cstheme="majorBidi"/>
       <w:i/>
       <w:iCs/>
-      <w:color w:themeColor="text1" w:themeTint="D8" w:val="272727"/>
-    </w:rPr>
-  </w:style>
-  <w:style w:styleId="Heading9" w:type="paragraph">
+      <w:color w:val="272727" w:themeColor="text1" w:themeTint="D8"/>
+    </w:rPr>
+  </w:style>
+  <w:style w:type="paragraph" w:styleId="Heading9">
     <w:name w:val="heading 9"/>
     <w:basedOn w:val="Normal"/>
     <w:next w:val="BodyText"/>
@@ -2969,24 +3063,202 @@
       <w:outlineLvl w:val="8"/>
     </w:pPr>
     <w:rPr>
-      <w:rFonts w:cstheme="majorBidi" w:eastAsiaTheme="majorEastAsia"/>
-      <w:color w:themeColor="text1" w:themeTint="D8" w:val="272727"/>
-    </w:rPr>
-  </w:style>
-  <w:style w:customStyle="1" w:styleId="Heading1Char" w:type="character">
+      <w:rFonts w:eastAsiaTheme="majorEastAsia" w:cstheme="majorBidi"/>
+      <w:color w:val="272727" w:themeColor="text1" w:themeTint="D8"/>
+    </w:rPr>
+  </w:style>
+  <w:style w:type="character" w:default="1" w:styleId="DefaultParagraphFont">
+    <w:name w:val="Default Paragraph Font"/>
+    <w:uiPriority w:val="1"/>
+    <w:semiHidden/>
+    <w:unhideWhenUsed/>
+  </w:style>
+  <w:style w:type="table" w:default="1" w:styleId="TableNormal">
+    <w:name w:val="Normal Table"/>
+    <w:uiPriority w:val="99"/>
+    <w:semiHidden/>
+    <w:unhideWhenUsed/>
+    <w:tblPr>
+      <w:tblInd w:w="0" w:type="dxa"/>
+      <w:tblCellMar>
+        <w:top w:w="0" w:type="dxa"/>
+        <w:left w:w="108" w:type="dxa"/>
+        <w:bottom w:w="0" w:type="dxa"/>
+        <w:right w:w="108" w:type="dxa"/>
+      </w:tblCellMar>
+    </w:tblPr>
+  </w:style>
+  <w:style w:type="numbering" w:default="1" w:styleId="NoList">
+    <w:name w:val="No List"/>
+    <w:uiPriority w:val="99"/>
+    <w:semiHidden/>
+    <w:unhideWhenUsed/>
+  </w:style>
+  <w:style w:type="paragraph" w:styleId="BodyText">
+    <w:name w:val="Body Text"/>
+    <w:basedOn w:val="Normal"/>
+    <w:qFormat/>
+    <w:pPr>
+      <w:spacing w:before="180" w:after="180"/>
+    </w:pPr>
+  </w:style>
+  <w:style w:type="paragraph" w:customStyle="1" w:styleId="FirstParagraph">
+    <w:name w:val="First Paragraph"/>
+    <w:basedOn w:val="BodyText"/>
+    <w:next w:val="BodyText"/>
+    <w:qFormat/>
+  </w:style>
+  <w:style w:type="paragraph" w:customStyle="1" w:styleId="Compact">
+    <w:name w:val="Compact"/>
+    <w:basedOn w:val="BodyText"/>
+    <w:qFormat/>
+    <w:pPr>
+      <w:spacing w:before="36" w:after="36"/>
+    </w:pPr>
+  </w:style>
+  <w:style w:type="paragraph" w:styleId="Title">
+    <w:name w:val="Title"/>
+    <w:basedOn w:val="Normal"/>
+    <w:next w:val="BodyText"/>
+    <w:link w:val="TitleChar"/>
+    <w:uiPriority w:val="10"/>
+    <w:qFormat/>
+    <w:rsid w:val="00A10FD9"/>
+    <w:pPr>
+      <w:spacing w:after="80"/>
+      <w:contextualSpacing/>
+      <w:jc w:val="center"/>
+    </w:pPr>
+    <w:rPr>
+      <w:rFonts w:asciiTheme="majorHAnsi" w:eastAsiaTheme="majorEastAsia" w:hAnsiTheme="majorHAnsi" w:cstheme="majorBidi"/>
+      <w:sz w:val="56"/>
+      <w:szCs w:val="56"/>
+    </w:rPr>
+  </w:style>
+  <w:style w:type="character" w:customStyle="1" w:styleId="TitleChar">
+    <w:name w:val="Title Char"/>
+    <w:basedOn w:val="DefaultParagraphFont"/>
+    <w:link w:val="Title"/>
+    <w:uiPriority w:val="10"/>
+    <w:rsid w:val="00A10FD9"/>
+    <w:rPr>
+      <w:rFonts w:asciiTheme="majorHAnsi" w:eastAsiaTheme="majorEastAsia" w:hAnsiTheme="majorHAnsi" w:cstheme="majorBidi"/>
+      <w:sz w:val="56"/>
+      <w:szCs w:val="56"/>
+    </w:rPr>
+  </w:style>
+  <w:style w:type="paragraph" w:styleId="Subtitle">
+    <w:name w:val="Subtitle"/>
+    <w:basedOn w:val="Title"/>
+    <w:next w:val="BodyText"/>
+    <w:link w:val="SubtitleChar"/>
+    <w:uiPriority w:val="11"/>
+    <w:qFormat/>
+    <w:rsid w:val="00A10FD9"/>
+    <w:pPr>
+      <w:numPr>
+        <w:ilvl w:val="1"/>
+      </w:numPr>
+    </w:pPr>
+    <w:rPr>
+      <w:spacing w:val="15"/>
+      <w:sz w:val="28"/>
+      <w:szCs w:val="28"/>
+    </w:rPr>
+  </w:style>
+  <w:style w:type="character" w:customStyle="1" w:styleId="SubtitleChar">
+    <w:name w:val="Subtitle Char"/>
+    <w:basedOn w:val="DefaultParagraphFont"/>
+    <w:link w:val="Subtitle"/>
+    <w:uiPriority w:val="11"/>
+    <w:rsid w:val="00A10FD9"/>
+    <w:rPr>
+      <w:rFonts w:eastAsiaTheme="majorEastAsia" w:cstheme="majorBidi"/>
+      <w:color w:val="595959" w:themeColor="text1" w:themeTint="A6"/>
+      <w:spacing w:val="15"/>
+      <w:sz w:val="28"/>
+      <w:szCs w:val="28"/>
+    </w:rPr>
+  </w:style>
+  <w:style w:type="paragraph" w:customStyle="1" w:styleId="Author">
+    <w:name w:val="Author"/>
+    <w:basedOn w:val="Title"/>
+    <w:next w:val="BodyText"/>
+    <w:qFormat/>
+    <w:pPr>
+      <w:keepNext/>
+      <w:keepLines/>
+    </w:pPr>
+    <w:rPr>
+      <w:sz w:val="24"/>
+      <w:szCs w:val="24"/>
+    </w:rPr>
+  </w:style>
+  <w:style w:type="paragraph" w:styleId="Date">
+    <w:name w:val="Date"/>
+    <w:basedOn w:val="Title"/>
+    <w:next w:val="BodyText"/>
+    <w:qFormat/>
+    <w:pPr>
+      <w:keepNext/>
+      <w:keepLines/>
+    </w:pPr>
+    <w:rPr>
+      <w:sz w:val="24"/>
+      <w:szCs w:val="24"/>
+    </w:rPr>
+  </w:style>
+  <w:style w:type="paragraph" w:customStyle="1" w:styleId="AbstractTitle">
+    <w:name w:val="Abstract Title"/>
+    <w:basedOn w:val="Normal"/>
+    <w:next w:val="Abstract"/>
+    <w:qFormat/>
+    <w:pPr>
+      <w:keepNext/>
+      <w:keepLines/>
+      <w:spacing w:before="300" w:after="0"/>
+      <w:jc w:val="center"/>
+    </w:pPr>
+    <w:rPr>
+      <w:b/>
+      <w:sz w:val="20"/>
+      <w:szCs w:val="20"/>
+    </w:rPr>
+  </w:style>
+  <w:style w:type="paragraph" w:customStyle="1" w:styleId="Abstract">
+    <w:name w:val="Abstract"/>
+    <w:basedOn w:val="Normal"/>
+    <w:next w:val="BodyText"/>
+    <w:qFormat/>
+    <w:pPr>
+      <w:keepNext/>
+      <w:keepLines/>
+      <w:spacing w:before="100" w:after="300"/>
+    </w:pPr>
+    <w:rPr>
+      <w:sz w:val="20"/>
+      <w:szCs w:val="20"/>
+    </w:rPr>
+  </w:style>
+  <w:style w:type="paragraph" w:styleId="Bibliography">
+    <w:name w:val="Bibliography"/>
+    <w:basedOn w:val="Normal"/>
+    <w:qFormat/>
+  </w:style>
+  <w:style w:type="character" w:customStyle="1" w:styleId="Heading1Char">
     <w:name w:val="Heading 1 Char"/>
     <w:basedOn w:val="DefaultParagraphFont"/>
     <w:link w:val="Heading1"/>
     <w:uiPriority w:val="9"/>
     <w:rsid w:val="00A10FD9"/>
     <w:rPr>
-      <w:rFonts w:asciiTheme="majorHAnsi" w:cstheme="majorBidi" w:eastAsiaTheme="majorEastAsia" w:hAnsiTheme="majorHAnsi"/>
-      <w:color w:themeColor="accent1" w:themeShade="BF" w:val="0F4761"/>
+      <w:rFonts w:asciiTheme="majorHAnsi" w:eastAsiaTheme="majorEastAsia" w:hAnsiTheme="majorHAnsi" w:cstheme="majorBidi"/>
+      <w:color w:val="0F4761" w:themeColor="accent1" w:themeShade="BF"/>
       <w:sz w:val="40"/>
       <w:szCs w:val="40"/>
     </w:rPr>
   </w:style>
-  <w:style w:customStyle="1" w:styleId="Heading2Char" w:type="character">
+  <w:style w:type="character" w:customStyle="1" w:styleId="Heading2Char">
     <w:name w:val="Heading 2 Char"/>
     <w:basedOn w:val="DefaultParagraphFont"/>
     <w:link w:val="Heading2"/>
@@ -2994,13 +3266,13 @@
     <w:semiHidden/>
     <w:rsid w:val="00A10FD9"/>
     <w:rPr>
-      <w:rFonts w:asciiTheme="majorHAnsi" w:cstheme="majorBidi" w:eastAsiaTheme="majorEastAsia" w:hAnsiTheme="majorHAnsi"/>
-      <w:color w:themeColor="accent1" w:themeShade="BF" w:val="0F4761"/>
+      <w:rFonts w:asciiTheme="majorHAnsi" w:eastAsiaTheme="majorEastAsia" w:hAnsiTheme="majorHAnsi" w:cstheme="majorBidi"/>
+      <w:color w:val="0F4761" w:themeColor="accent1" w:themeShade="BF"/>
       <w:sz w:val="32"/>
       <w:szCs w:val="32"/>
     </w:rPr>
   </w:style>
-  <w:style w:customStyle="1" w:styleId="Heading3Char" w:type="character">
+  <w:style w:type="character" w:customStyle="1" w:styleId="Heading3Char">
     <w:name w:val="Heading 3 Char"/>
     <w:basedOn w:val="DefaultParagraphFont"/>
     <w:link w:val="Heading3"/>
@@ -3008,13 +3280,13 @@
     <w:semiHidden/>
     <w:rsid w:val="00A10FD9"/>
     <w:rPr>
-      <w:rFonts w:cstheme="majorBidi" w:eastAsiaTheme="majorEastAsia"/>
-      <w:color w:themeColor="accent1" w:themeShade="BF" w:val="0F4761"/>
+      <w:rFonts w:eastAsiaTheme="majorEastAsia" w:cstheme="majorBidi"/>
+      <w:color w:val="0F4761" w:themeColor="accent1" w:themeShade="BF"/>
       <w:sz w:val="28"/>
       <w:szCs w:val="28"/>
     </w:rPr>
   </w:style>
-  <w:style w:customStyle="1" w:styleId="Heading4Char" w:type="character">
+  <w:style w:type="character" w:customStyle="1" w:styleId="Heading4Char">
     <w:name w:val="Heading 4 Char"/>
     <w:basedOn w:val="DefaultParagraphFont"/>
     <w:link w:val="Heading4"/>
@@ -3022,13 +3294,13 @@
     <w:semiHidden/>
     <w:rsid w:val="00A10FD9"/>
     <w:rPr>
-      <w:rFonts w:cstheme="majorBidi" w:eastAsiaTheme="majorEastAsia"/>
+      <w:rFonts w:eastAsiaTheme="majorEastAsia" w:cstheme="majorBidi"/>
       <w:i/>
       <w:iCs/>
-      <w:color w:themeColor="accent1" w:themeShade="BF" w:val="0F4761"/>
-    </w:rPr>
-  </w:style>
-  <w:style w:customStyle="1" w:styleId="Heading5Char" w:type="character">
+      <w:color w:val="0F4761" w:themeColor="accent1" w:themeShade="BF"/>
+    </w:rPr>
+  </w:style>
+  <w:style w:type="character" w:customStyle="1" w:styleId="Heading5Char">
     <w:name w:val="Heading 5 Char"/>
     <w:basedOn w:val="DefaultParagraphFont"/>
     <w:link w:val="Heading5"/>
@@ -3036,11 +3308,11 @@
     <w:semiHidden/>
     <w:rsid w:val="00A10FD9"/>
     <w:rPr>
-      <w:rFonts w:cstheme="majorBidi" w:eastAsiaTheme="majorEastAsia"/>
-      <w:color w:themeColor="accent1" w:themeShade="BF" w:val="0F4761"/>
-    </w:rPr>
-  </w:style>
-  <w:style w:customStyle="1" w:styleId="Heading6Char" w:type="character">
+      <w:rFonts w:eastAsiaTheme="majorEastAsia" w:cstheme="majorBidi"/>
+      <w:color w:val="0F4761" w:themeColor="accent1" w:themeShade="BF"/>
+    </w:rPr>
+  </w:style>
+  <w:style w:type="character" w:customStyle="1" w:styleId="Heading6Char">
     <w:name w:val="Heading 6 Char"/>
     <w:basedOn w:val="DefaultParagraphFont"/>
     <w:link w:val="Heading6"/>
@@ -3048,13 +3320,13 @@
     <w:semiHidden/>
     <w:rsid w:val="00A10FD9"/>
     <w:rPr>
-      <w:rFonts w:cstheme="majorBidi" w:eastAsiaTheme="majorEastAsia"/>
+      <w:rFonts w:eastAsiaTheme="majorEastAsia" w:cstheme="majorBidi"/>
       <w:i/>
       <w:iCs/>
-      <w:color w:themeColor="text1" w:themeTint="A6" w:val="595959"/>
-    </w:rPr>
-  </w:style>
-  <w:style w:customStyle="1" w:styleId="Heading7Char" w:type="character">
+      <w:color w:val="595959" w:themeColor="text1" w:themeTint="A6"/>
+    </w:rPr>
+  </w:style>
+  <w:style w:type="character" w:customStyle="1" w:styleId="Heading7Char">
     <w:name w:val="Heading 7 Char"/>
     <w:basedOn w:val="DefaultParagraphFont"/>
     <w:link w:val="Heading7"/>
@@ -3062,11 +3334,11 @@
     <w:semiHidden/>
     <w:rsid w:val="00A10FD9"/>
     <w:rPr>
-      <w:rFonts w:cstheme="majorBidi" w:eastAsiaTheme="majorEastAsia"/>
-      <w:color w:themeColor="text1" w:themeTint="A6" w:val="595959"/>
-    </w:rPr>
-  </w:style>
-  <w:style w:customStyle="1" w:styleId="Heading8Char" w:type="character">
+      <w:rFonts w:eastAsiaTheme="majorEastAsia" w:cstheme="majorBidi"/>
+      <w:color w:val="595959" w:themeColor="text1" w:themeTint="A6"/>
+    </w:rPr>
+  </w:style>
+  <w:style w:type="character" w:customStyle="1" w:styleId="Heading8Char">
     <w:name w:val="Heading 8 Char"/>
     <w:basedOn w:val="DefaultParagraphFont"/>
     <w:link w:val="Heading8"/>
@@ -3074,13 +3346,13 @@
     <w:semiHidden/>
     <w:rsid w:val="00A10FD9"/>
     <w:rPr>
-      <w:rFonts w:cstheme="majorBidi" w:eastAsiaTheme="majorEastAsia"/>
+      <w:rFonts w:eastAsiaTheme="majorEastAsia" w:cstheme="majorBidi"/>
       <w:i/>
       <w:iCs/>
-      <w:color w:themeColor="text1" w:themeTint="D8" w:val="272727"/>
-    </w:rPr>
-  </w:style>
-  <w:style w:customStyle="1" w:styleId="Heading9Char" w:type="character">
+      <w:color w:val="272727" w:themeColor="text1" w:themeTint="D8"/>
+    </w:rPr>
+  </w:style>
+  <w:style w:type="character" w:customStyle="1" w:styleId="Heading9Char">
     <w:name w:val="Heading 9 Char"/>
     <w:basedOn w:val="DefaultParagraphFont"/>
     <w:link w:val="Heading9"/>
@@ -3088,11 +3360,11 @@
     <w:semiHidden/>
     <w:rsid w:val="00A10FD9"/>
     <w:rPr>
-      <w:rFonts w:cstheme="majorBidi" w:eastAsiaTheme="majorEastAsia"/>
-      <w:color w:themeColor="text1" w:themeTint="D8" w:val="272727"/>
-    </w:rPr>
-  </w:style>
-  <w:style w:styleId="BlockText" w:type="paragraph">
+      <w:rFonts w:eastAsiaTheme="majorEastAsia" w:cstheme="majorBidi"/>
+      <w:color w:val="272727" w:themeColor="text1" w:themeTint="D8"/>
+    </w:rPr>
+  </w:style>
+  <w:style w:type="paragraph" w:styleId="BlockText">
     <w:name w:val="Block Text"/>
     <w:basedOn w:val="BodyText"/>
     <w:next w:val="BodyText"/>
@@ -3100,19 +3372,18 @@
     <w:unhideWhenUsed/>
     <w:qFormat/>
     <w:pPr>
-      <w:spacing w:after="100" w:before="100"/>
-      <w:ind w:firstLine="0" w:left="480" w:right="480"/>
+      <w:spacing w:before="100" w:after="100"/>
+      <w:ind w:left="480" w:right="480"/>
     </w:pPr>
   </w:style>
-  <w:style w:styleId="FootnoteText" w:type="paragraph">
-    <w:name w:val="Footnote Text"/>
+  <w:style w:type="paragraph" w:styleId="FootnoteText">
+    <w:name w:val="footnote text"/>
     <w:basedOn w:val="Normal"/>
-    <w:next w:val="FootnoteText"/>
     <w:uiPriority w:val="9"/>
     <w:unhideWhenUsed/>
     <w:qFormat/>
   </w:style>
-  <w:style w:styleId="FootnoteBlockText" w:type="paragraph">
+  <w:style w:type="paragraph" w:customStyle="1" w:styleId="FootnoteBlockText">
     <w:name w:val="Footnote Block Text"/>
     <w:basedOn w:val="FootnoteText"/>
     <w:next w:val="FootnoteText"/>
@@ -3120,40 +3391,35 @@
     <w:unhideWhenUsed/>
     <w:qFormat/>
     <w:pPr>
-      <w:spacing w:after="100" w:before="100"/>
-      <w:ind w:firstLine="0" w:left="480" w:right="480"/>
+      <w:spacing w:before="100" w:after="100"/>
+      <w:ind w:left="480" w:right="480"/>
     </w:pPr>
   </w:style>
-  <w:style w:default="1" w:styleId="DefaultParagraphFont" w:type="character">
-    <w:name w:val="Default Paragraph Font"/>
-    <w:semiHidden/>
-    <w:unhideWhenUsed/>
-  </w:style>
-  <w:style w:default="1" w:styleId="Table" w:type="table">
+  <w:style w:type="table" w:customStyle="1" w:styleId="Table">
     <w:name w:val="Table"/>
-    <w:basedOn w:val="TableNormal"/>
     <w:semiHidden/>
     <w:unhideWhenUsed/>
     <w:qFormat/>
     <w:tblPr>
-      <w:tblInd w:type="dxa" w:w="0"/>
+      <w:tblInd w:w="0" w:type="dxa"/>
       <w:tblCellMar>
-        <w:top w:type="dxa" w:w="0"/>
-        <w:left w:type="dxa" w:w="108"/>
-        <w:bottom w:type="dxa" w:w="0"/>
-        <w:right w:type="dxa" w:w="108"/>
+        <w:top w:w="0" w:type="dxa"/>
+        <w:left w:w="108" w:type="dxa"/>
+        <w:bottom w:w="0" w:type="dxa"/>
+        <w:right w:w="108" w:type="dxa"/>
       </w:tblCellMar>
     </w:tblPr>
     <w:tblStylePr w:type="firstRow">
+      <w:tblPr/>
       <w:tcPr>
         <w:tcBorders>
-          <w:bottom w:val="single"/>
+          <w:bottom w:val="single" w:sz="0" w:space="0" w:color="auto"/>
         </w:tcBorders>
         <w:vAlign w:val="bottom"/>
       </w:tcPr>
     </w:tblStylePr>
   </w:style>
-  <w:style w:customStyle="1" w:styleId="DefinitionTerm" w:type="paragraph">
+  <w:style w:type="paragraph" w:customStyle="1" w:styleId="DefinitionTerm">
     <w:name w:val="Definition Term"/>
     <w:basedOn w:val="Normal"/>
     <w:next w:val="Definition"/>
@@ -3166,75 +3432,76 @@
       <w:b/>
     </w:rPr>
   </w:style>
-  <w:style w:customStyle="1" w:styleId="Definition" w:type="paragraph">
+  <w:style w:type="paragraph" w:customStyle="1" w:styleId="Definition">
     <w:name w:val="Definition"/>
     <w:basedOn w:val="Normal"/>
   </w:style>
-  <w:style w:styleId="Caption" w:type="paragraph">
-    <w:name w:val="Caption"/>
+  <w:style w:type="paragraph" w:styleId="Caption">
+    <w:name w:val="caption"/>
     <w:basedOn w:val="Normal"/>
-    <w:link w:val="BodyTextChar"/>
+    <w:link w:val="CaptionChar"/>
     <w:pPr>
-      <w:spacing w:after="120" w:before="0"/>
+      <w:spacing w:after="120"/>
     </w:pPr>
     <w:rPr>
       <w:i/>
     </w:rPr>
   </w:style>
-  <w:style w:customStyle="1" w:styleId="TableCaption" w:type="paragraph">
+  <w:style w:type="paragraph" w:customStyle="1" w:styleId="TableCaption">
     <w:name w:val="Table Caption"/>
     <w:basedOn w:val="Caption"/>
     <w:pPr>
       <w:keepNext/>
     </w:pPr>
   </w:style>
-  <w:style w:customStyle="1" w:styleId="ImageCaption" w:type="paragraph">
+  <w:style w:type="paragraph" w:customStyle="1" w:styleId="ImageCaption">
     <w:name w:val="Image Caption"/>
     <w:basedOn w:val="Caption"/>
   </w:style>
-  <w:style w:customStyle="1" w:styleId="Figure" w:type="paragraph">
+  <w:style w:type="paragraph" w:customStyle="1" w:styleId="Figure">
     <w:name w:val="Figure"/>
     <w:basedOn w:val="Normal"/>
   </w:style>
-  <w:style w:customStyle="1" w:styleId="CaptionedFigure" w:type="paragraph">
+  <w:style w:type="paragraph" w:customStyle="1" w:styleId="CaptionedFigure">
     <w:name w:val="Captioned Figure"/>
     <w:basedOn w:val="Figure"/>
     <w:pPr>
       <w:keepNext/>
     </w:pPr>
   </w:style>
-  <w:style w:customStyle="1" w:styleId="BodyTextChar" w:type="character">
-    <w:name w:val="Body Text Char"/>
+  <w:style w:type="character" w:customStyle="1" w:styleId="CaptionChar">
+    <w:name w:val="Caption Char"/>
     <w:basedOn w:val="DefaultParagraphFont"/>
-    <w:link w:val="BodyText"/>
-  </w:style>
-  <w:style w:customStyle="1" w:styleId="VerbatimChar" w:type="character">
+    <w:link w:val="Caption"/>
+  </w:style>
+  <w:style w:type="character" w:customStyle="1" w:styleId="VerbatimChar">
     <w:name w:val="Verbatim Char"/>
-    <w:basedOn w:val="BodyTextChar"/>
+    <w:basedOn w:val="CaptionChar"/>
+    <w:link w:val="SourceCode"/>
     <w:rPr>
       <w:rFonts w:ascii="Consolas" w:hAnsi="Consolas"/>
       <w:sz w:val="22"/>
     </w:rPr>
   </w:style>
-  <w:style w:customStyle="1" w:styleId="SectionNumber" w:type="character">
+  <w:style w:type="character" w:customStyle="1" w:styleId="SectionNumber">
     <w:name w:val="Section Number"/>
-    <w:basedOn w:val="BodyTextChar"/>
-  </w:style>
-  <w:style w:styleId="FootnoteReference" w:type="character">
-    <w:name w:val="Footnote Reference"/>
-    <w:basedOn w:val="BodyTextChar"/>
+    <w:basedOn w:val="CaptionChar"/>
+  </w:style>
+  <w:style w:type="character" w:styleId="FootnoteReference">
+    <w:name w:val="footnote reference"/>
+    <w:basedOn w:val="CaptionChar"/>
     <w:rPr>
       <w:vertAlign w:val="superscript"/>
     </w:rPr>
   </w:style>
-  <w:style w:styleId="Hyperlink" w:type="character">
+  <w:style w:type="character" w:styleId="Hyperlink">
     <w:name w:val="Hyperlink"/>
-    <w:basedOn w:val="BodyTextChar"/>
-    <w:rPr>
-      <w:color w:themeColor="accent1" w:val="4F81BD"/>
-    </w:rPr>
-  </w:style>
-  <w:style w:styleId="TOCHeading" w:type="paragraph">
+    <w:basedOn w:val="CaptionChar"/>
+    <w:rPr>
+      <w:color w:val="156082" w:themeColor="accent1"/>
+    </w:rPr>
+  </w:style>
+  <w:style w:type="paragraph" w:styleId="TOCHeading">
     <w:name w:val="TOC Heading"/>
     <w:basedOn w:val="Heading1"/>
     <w:next w:val="BodyText"/>
@@ -3245,246 +3512,305 @@
       <w:spacing w:before="240" w:line="259" w:lineRule="auto"/>
       <w:outlineLvl w:val="9"/>
     </w:pPr>
-    <w:rPr>
-      <w:rFonts w:asciiTheme="majorHAnsi" w:cstheme="majorBidi" w:eastAsiaTheme="majorEastAsia" w:hAnsiTheme="majorHAnsi"/>
-      <w:b w:val="0"/>
-      <w:bCs w:val="0"/>
-      <w:color w:themeColor="accent1" w:themeShade="BF" w:val="365F91"/>
-    </w:rPr>
   </w:style>
   <w:style w:type="paragraph" w:customStyle="1" w:styleId="SourceCode">
     <w:name w:val="Source Code"/>
     <w:basedOn w:val="Normal"/>
     <w:link w:val="VerbatimChar"/>
     <w:pPr>
-      <w:wordWrap w:val="off"/>
+      <w:wordWrap w:val="0"/>
     </w:pPr>
   </w:style>
   <w:style w:type="character" w:customStyle="1" w:styleId="KeywordTok">
     <w:name w:val="KeywordTok"/>
     <w:basedOn w:val="VerbatimChar"/>
     <w:rPr>
+      <w:rFonts w:ascii="Consolas" w:hAnsi="Consolas"/>
       <w:b/>
       <w:color w:val="007020"/>
+      <w:sz w:val="22"/>
     </w:rPr>
   </w:style>
   <w:style w:type="character" w:customStyle="1" w:styleId="DataTypeTok">
     <w:name w:val="DataTypeTok"/>
     <w:basedOn w:val="VerbatimChar"/>
     <w:rPr>
+      <w:rFonts w:ascii="Consolas" w:hAnsi="Consolas"/>
       <w:color w:val="902000"/>
+      <w:sz w:val="22"/>
     </w:rPr>
   </w:style>
   <w:style w:type="character" w:customStyle="1" w:styleId="DecValTok">
     <w:name w:val="DecValTok"/>
     <w:basedOn w:val="VerbatimChar"/>
     <w:rPr>
-      <w:color w:val="40a070"/>
+      <w:rFonts w:ascii="Consolas" w:hAnsi="Consolas"/>
+      <w:color w:val="40A070"/>
+      <w:sz w:val="22"/>
     </w:rPr>
   </w:style>
   <w:style w:type="character" w:customStyle="1" w:styleId="BaseNTok">
     <w:name w:val="BaseNTok"/>
     <w:basedOn w:val="VerbatimChar"/>
     <w:rPr>
-      <w:color w:val="40a070"/>
+      <w:rFonts w:ascii="Consolas" w:hAnsi="Consolas"/>
+      <w:color w:val="40A070"/>
+      <w:sz w:val="22"/>
     </w:rPr>
   </w:style>
   <w:style w:type="character" w:customStyle="1" w:styleId="FloatTok">
     <w:name w:val="FloatTok"/>
     <w:basedOn w:val="VerbatimChar"/>
     <w:rPr>
-      <w:color w:val="40a070"/>
+      <w:rFonts w:ascii="Consolas" w:hAnsi="Consolas"/>
+      <w:color w:val="40A070"/>
+      <w:sz w:val="22"/>
     </w:rPr>
   </w:style>
   <w:style w:type="character" w:customStyle="1" w:styleId="ConstantTok">
     <w:name w:val="ConstantTok"/>
     <w:basedOn w:val="VerbatimChar"/>
     <w:rPr>
+      <w:rFonts w:ascii="Consolas" w:hAnsi="Consolas"/>
       <w:color w:val="880000"/>
+      <w:sz w:val="22"/>
     </w:rPr>
   </w:style>
   <w:style w:type="character" w:customStyle="1" w:styleId="CharTok">
     <w:name w:val="CharTok"/>
     <w:basedOn w:val="VerbatimChar"/>
     <w:rPr>
-      <w:color w:val="4070a0"/>
+      <w:rFonts w:ascii="Consolas" w:hAnsi="Consolas"/>
+      <w:color w:val="4070A0"/>
+      <w:sz w:val="22"/>
     </w:rPr>
   </w:style>
   <w:style w:type="character" w:customStyle="1" w:styleId="SpecialCharTok">
     <w:name w:val="SpecialCharTok"/>
     <w:basedOn w:val="VerbatimChar"/>
     <w:rPr>
-      <w:color w:val="4070a0"/>
+      <w:rFonts w:ascii="Consolas" w:hAnsi="Consolas"/>
+      <w:color w:val="4070A0"/>
+      <w:sz w:val="22"/>
     </w:rPr>
   </w:style>
   <w:style w:type="character" w:customStyle="1" w:styleId="StringTok">
     <w:name w:val="StringTok"/>
     <w:basedOn w:val="VerbatimChar"/>
     <w:rPr>
-      <w:color w:val="4070a0"/>
+      <w:rFonts w:ascii="Consolas" w:hAnsi="Consolas"/>
+      <w:color w:val="4070A0"/>
+      <w:sz w:val="22"/>
     </w:rPr>
   </w:style>
   <w:style w:type="character" w:customStyle="1" w:styleId="VerbatimStringTok">
     <w:name w:val="VerbatimStringTok"/>
     <w:basedOn w:val="VerbatimChar"/>
     <w:rPr>
-      <w:color w:val="4070a0"/>
+      <w:rFonts w:ascii="Consolas" w:hAnsi="Consolas"/>
+      <w:color w:val="4070A0"/>
+      <w:sz w:val="22"/>
     </w:rPr>
   </w:style>
   <w:style w:type="character" w:customStyle="1" w:styleId="SpecialStringTok">
     <w:name w:val="SpecialStringTok"/>
     <w:basedOn w:val="VerbatimChar"/>
     <w:rPr>
-      <w:color w:val="bb6688"/>
+      <w:rFonts w:ascii="Consolas" w:hAnsi="Consolas"/>
+      <w:color w:val="BB6688"/>
+      <w:sz w:val="22"/>
     </w:rPr>
   </w:style>
   <w:style w:type="character" w:customStyle="1" w:styleId="ImportTok">
     <w:name w:val="ImportTok"/>
     <w:basedOn w:val="VerbatimChar"/>
     <w:rPr>
+      <w:rFonts w:ascii="Consolas" w:hAnsi="Consolas"/>
       <w:b/>
       <w:color w:val="008000"/>
+      <w:sz w:val="22"/>
     </w:rPr>
   </w:style>
   <w:style w:type="character" w:customStyle="1" w:styleId="CommentTok">
     <w:name w:val="CommentTok"/>
     <w:basedOn w:val="VerbatimChar"/>
     <w:rPr>
+      <w:rFonts w:ascii="Consolas" w:hAnsi="Consolas"/>
       <w:i/>
-      <w:color w:val="60a0b0"/>
+      <w:color w:val="60A0B0"/>
+      <w:sz w:val="22"/>
     </w:rPr>
   </w:style>
   <w:style w:type="character" w:customStyle="1" w:styleId="DocumentationTok">
     <w:name w:val="DocumentationTok"/>
     <w:basedOn w:val="VerbatimChar"/>
     <w:rPr>
+      <w:rFonts w:ascii="Consolas" w:hAnsi="Consolas"/>
       <w:i/>
-      <w:color w:val="ba2121"/>
+      <w:color w:val="BA2121"/>
+      <w:sz w:val="22"/>
     </w:rPr>
   </w:style>
   <w:style w:type="character" w:customStyle="1" w:styleId="AnnotationTok">
     <w:name w:val="AnnotationTok"/>
     <w:basedOn w:val="VerbatimChar"/>
     <w:rPr>
+      <w:rFonts w:ascii="Consolas" w:hAnsi="Consolas"/>
       <w:b/>
       <w:i/>
-      <w:color w:val="60a0b0"/>
+      <w:color w:val="60A0B0"/>
+      <w:sz w:val="22"/>
     </w:rPr>
   </w:style>
   <w:style w:type="character" w:customStyle="1" w:styleId="CommentVarTok">
     <w:name w:val="CommentVarTok"/>
     <w:basedOn w:val="VerbatimChar"/>
     <w:rPr>
+      <w:rFonts w:ascii="Consolas" w:hAnsi="Consolas"/>
       <w:b/>
       <w:i/>
-      <w:color w:val="60a0b0"/>
+      <w:color w:val="60A0B0"/>
+      <w:sz w:val="22"/>
     </w:rPr>
   </w:style>
   <w:style w:type="character" w:customStyle="1" w:styleId="OtherTok">
     <w:name w:val="OtherTok"/>
     <w:basedOn w:val="VerbatimChar"/>
     <w:rPr>
+      <w:rFonts w:ascii="Consolas" w:hAnsi="Consolas"/>
       <w:color w:val="007020"/>
+      <w:sz w:val="22"/>
     </w:rPr>
   </w:style>
   <w:style w:type="character" w:customStyle="1" w:styleId="FunctionTok">
     <w:name w:val="FunctionTok"/>
     <w:basedOn w:val="VerbatimChar"/>
     <w:rPr>
-      <w:color w:val="06287e"/>
+      <w:rFonts w:ascii="Consolas" w:hAnsi="Consolas"/>
+      <w:color w:val="06287E"/>
+      <w:sz w:val="22"/>
     </w:rPr>
   </w:style>
   <w:style w:type="character" w:customStyle="1" w:styleId="VariableTok">
     <w:name w:val="VariableTok"/>
     <w:basedOn w:val="VerbatimChar"/>
     <w:rPr>
-      <w:color w:val="19177c"/>
+      <w:rFonts w:ascii="Consolas" w:hAnsi="Consolas"/>
+      <w:color w:val="19177C"/>
+      <w:sz w:val="22"/>
     </w:rPr>
   </w:style>
   <w:style w:type="character" w:customStyle="1" w:styleId="ControlFlowTok">
     <w:name w:val="ControlFlowTok"/>
     <w:basedOn w:val="VerbatimChar"/>
     <w:rPr>
+      <w:rFonts w:ascii="Consolas" w:hAnsi="Consolas"/>
       <w:b/>
       <w:color w:val="007020"/>
+      <w:sz w:val="22"/>
     </w:rPr>
   </w:style>
   <w:style w:type="character" w:customStyle="1" w:styleId="OperatorTok">
     <w:name w:val="OperatorTok"/>
     <w:basedOn w:val="VerbatimChar"/>
     <w:rPr>
+      <w:rFonts w:ascii="Consolas" w:hAnsi="Consolas"/>
       <w:color w:val="666666"/>
+      <w:sz w:val="22"/>
     </w:rPr>
   </w:style>
   <w:style w:type="character" w:customStyle="1" w:styleId="BuiltInTok">
     <w:name w:val="BuiltInTok"/>
     <w:basedOn w:val="VerbatimChar"/>
     <w:rPr>
+      <w:rFonts w:ascii="Consolas" w:hAnsi="Consolas"/>
       <w:color w:val="008000"/>
+      <w:sz w:val="22"/>
     </w:rPr>
   </w:style>
   <w:style w:type="character" w:customStyle="1" w:styleId="ExtensionTok">
     <w:name w:val="ExtensionTok"/>
     <w:basedOn w:val="VerbatimChar"/>
-    <w:rPr/>
+    <w:rPr>
+      <w:rFonts w:ascii="Consolas" w:hAnsi="Consolas"/>
+      <w:sz w:val="22"/>
+    </w:rPr>
   </w:style>
   <w:style w:type="character" w:customStyle="1" w:styleId="PreprocessorTok">
     <w:name w:val="PreprocessorTok"/>
     <w:basedOn w:val="VerbatimChar"/>
     <w:rPr>
-      <w:color w:val="bc7a00"/>
+      <w:rFonts w:ascii="Consolas" w:hAnsi="Consolas"/>
+      <w:color w:val="BC7A00"/>
+      <w:sz w:val="22"/>
     </w:rPr>
   </w:style>
   <w:style w:type="character" w:customStyle="1" w:styleId="AttributeTok">
     <w:name w:val="AttributeTok"/>
     <w:basedOn w:val="VerbatimChar"/>
     <w:rPr>
-      <w:color w:val="7d9029"/>
+      <w:rFonts w:ascii="Consolas" w:hAnsi="Consolas"/>
+      <w:color w:val="7D9029"/>
+      <w:sz w:val="22"/>
     </w:rPr>
   </w:style>
   <w:style w:type="character" w:customStyle="1" w:styleId="RegionMarkerTok">
     <w:name w:val="RegionMarkerTok"/>
     <w:basedOn w:val="VerbatimChar"/>
-    <w:rPr/>
+    <w:rPr>
+      <w:rFonts w:ascii="Consolas" w:hAnsi="Consolas"/>
+      <w:sz w:val="22"/>
+    </w:rPr>
   </w:style>
   <w:style w:type="character" w:customStyle="1" w:styleId="InformationTok">
     <w:name w:val="InformationTok"/>
     <w:basedOn w:val="VerbatimChar"/>
     <w:rPr>
+      <w:rFonts w:ascii="Consolas" w:hAnsi="Consolas"/>
       <w:b/>
       <w:i/>
-      <w:color w:val="60a0b0"/>
+      <w:color w:val="60A0B0"/>
+      <w:sz w:val="22"/>
     </w:rPr>
   </w:style>
   <w:style w:type="character" w:customStyle="1" w:styleId="WarningTok">
     <w:name w:val="WarningTok"/>
     <w:basedOn w:val="VerbatimChar"/>
     <w:rPr>
+      <w:rFonts w:ascii="Consolas" w:hAnsi="Consolas"/>
       <w:b/>
       <w:i/>
-      <w:color w:val="60a0b0"/>
+      <w:color w:val="60A0B0"/>
+      <w:sz w:val="22"/>
     </w:rPr>
   </w:style>
   <w:style w:type="character" w:customStyle="1" w:styleId="AlertTok">
     <w:name w:val="AlertTok"/>
     <w:basedOn w:val="VerbatimChar"/>
     <w:rPr>
+      <w:rFonts w:ascii="Consolas" w:hAnsi="Consolas"/>
       <w:b/>
-      <w:color w:val="ff0000"/>
+      <w:color w:val="FF0000"/>
+      <w:sz w:val="22"/>
     </w:rPr>
   </w:style>
   <w:style w:type="character" w:customStyle="1" w:styleId="ErrorTok">
     <w:name w:val="ErrorTok"/>
     <w:basedOn w:val="VerbatimChar"/>
     <w:rPr>
+      <w:rFonts w:ascii="Consolas" w:hAnsi="Consolas"/>
       <w:b/>
-      <w:color w:val="ff0000"/>
+      <w:color w:val="FF0000"/>
+      <w:sz w:val="22"/>
     </w:rPr>
   </w:style>
   <w:style w:type="character" w:customStyle="1" w:styleId="NormalTok">
     <w:name w:val="NormalTok"/>
     <w:basedOn w:val="VerbatimChar"/>
-    <w:rPr/>
+    <w:rPr>
+      <w:rFonts w:ascii="Consolas" w:hAnsi="Consolas"/>
+      <w:sz w:val="22"/>
+    </w:rPr>
   </w:style>
 </w:styles>
 </file>
